--- a/Decision_Log.docx
+++ b/Decision_Log.docx
@@ -6,12 +6,12 @@
       <w:tblPr>
         <w:tblW w:w="9340" w:type="dxa"/>
         <w:tblBorders>
-          <w:top w:val="single" w:sz="4" w:space="0" w:color="auto"/>
-          <w:left w:val="single" w:sz="4" w:space="0" w:color="auto"/>
-          <w:bottom w:val="single" w:sz="4" w:space="0" w:color="auto"/>
-          <w:right w:val="single" w:sz="4" w:space="0" w:color="auto"/>
-          <w:insideH w:val="single" w:sz="4" w:space="0" w:color="auto"/>
-          <w:insideV w:val="single" w:sz="4" w:space="0" w:color="auto"/>
+          <w:top w:val="single" w:color="auto" w:sz="4" w:space="0"/>
+          <w:left w:val="single" w:color="auto" w:sz="4" w:space="0"/>
+          <w:bottom w:val="single" w:color="auto" w:sz="4" w:space="0"/>
+          <w:right w:val="single" w:color="auto" w:sz="4" w:space="0"/>
+          <w:insideH w:val="single" w:color="auto" w:sz="4" w:space="0"/>
+          <w:insideV w:val="single" w:color="auto" w:sz="4" w:space="0"/>
         </w:tblBorders>
         <w:tblCellMar>
           <w:left w:w="10" w:type="dxa"/>
@@ -35,10 +35,10 @@
           <w:tcPr>
             <w:tcW w:w="640" w:type="dxa"/>
             <w:tcBorders>
-              <w:top w:val="single" w:sz="8" w:space="0" w:color="70AD47" w:themeColor="accent6"/>
-              <w:left w:val="single" w:sz="8" w:space="0" w:color="70AD47" w:themeColor="accent6"/>
-              <w:bottom w:val="single" w:sz="12" w:space="0" w:color="70AD47" w:themeColor="accent6"/>
-              <w:right w:val="single" w:sz="8" w:space="0" w:color="70AD47" w:themeColor="accent6"/>
+              <w:top w:val="single" w:color="70AD47" w:themeColor="accent6" w:sz="8" w:space="0"/>
+              <w:left w:val="single" w:color="70AD47" w:themeColor="accent6" w:sz="8" w:space="0"/>
+              <w:bottom w:val="single" w:color="70AD47" w:themeColor="accent6" w:sz="12" w:space="0"/>
+              <w:right w:val="single" w:color="70AD47" w:themeColor="accent6" w:sz="8" w:space="0"/>
             </w:tcBorders>
             <w:shd w:val="clear" w:color="auto" w:fill="E6E6E6"/>
             <w:tcMar>
@@ -55,7 +55,7 @@
             </w:pPr>
             <w:r>
               <w:rPr>
-                <w:rFonts w:ascii="Arial" w:eastAsia="Arial" w:hAnsi="Arial" w:cs="Arial"/>
+                <w:rFonts w:ascii="Arial" w:hAnsi="Arial" w:eastAsia="Arial" w:cs="Arial"/>
                 <w:b/>
                 <w:bCs/>
                 <w:color w:val="000000"/>
@@ -70,10 +70,10 @@
           <w:tcPr>
             <w:tcW w:w="1700" w:type="dxa"/>
             <w:tcBorders>
-              <w:top w:val="single" w:sz="8" w:space="0" w:color="70AD47" w:themeColor="accent6"/>
-              <w:left w:val="single" w:sz="8" w:space="0" w:color="70AD47" w:themeColor="accent6"/>
-              <w:bottom w:val="single" w:sz="12" w:space="0" w:color="70AD47" w:themeColor="accent6"/>
-              <w:right w:val="single" w:sz="8" w:space="0" w:color="70AD47" w:themeColor="accent6"/>
+              <w:top w:val="single" w:color="70AD47" w:themeColor="accent6" w:sz="8" w:space="0"/>
+              <w:left w:val="single" w:color="70AD47" w:themeColor="accent6" w:sz="8" w:space="0"/>
+              <w:bottom w:val="single" w:color="70AD47" w:themeColor="accent6" w:sz="12" w:space="0"/>
+              <w:right w:val="single" w:color="70AD47" w:themeColor="accent6" w:sz="8" w:space="0"/>
             </w:tcBorders>
             <w:shd w:val="clear" w:color="auto" w:fill="E6E6E6"/>
             <w:tcMar>
@@ -90,7 +90,7 @@
             </w:pPr>
             <w:r>
               <w:rPr>
-                <w:rFonts w:ascii="Arial" w:eastAsia="Arial" w:hAnsi="Arial" w:cs="Arial"/>
+                <w:rFonts w:ascii="Arial" w:hAnsi="Arial" w:eastAsia="Arial" w:cs="Arial"/>
                 <w:b/>
                 <w:bCs/>
                 <w:color w:val="000000"/>
@@ -105,10 +105,10 @@
           <w:tcPr>
             <w:tcW w:w="2450" w:type="dxa"/>
             <w:tcBorders>
-              <w:top w:val="single" w:sz="8" w:space="0" w:color="70AD47" w:themeColor="accent6"/>
-              <w:left w:val="single" w:sz="8" w:space="0" w:color="70AD47" w:themeColor="accent6"/>
-              <w:bottom w:val="single" w:sz="12" w:space="0" w:color="70AD47" w:themeColor="accent6"/>
-              <w:right w:val="single" w:sz="8" w:space="0" w:color="70AD47" w:themeColor="accent6"/>
+              <w:top w:val="single" w:color="70AD47" w:themeColor="accent6" w:sz="8" w:space="0"/>
+              <w:left w:val="single" w:color="70AD47" w:themeColor="accent6" w:sz="8" w:space="0"/>
+              <w:bottom w:val="single" w:color="70AD47" w:themeColor="accent6" w:sz="12" w:space="0"/>
+              <w:right w:val="single" w:color="70AD47" w:themeColor="accent6" w:sz="8" w:space="0"/>
             </w:tcBorders>
             <w:shd w:val="clear" w:color="auto" w:fill="E6E6E6"/>
             <w:tcMar>
@@ -125,7 +125,7 @@
             </w:pPr>
             <w:r>
               <w:rPr>
-                <w:rFonts w:ascii="Arial" w:eastAsia="Arial" w:hAnsi="Arial" w:cs="Arial"/>
+                <w:rFonts w:ascii="Arial" w:hAnsi="Arial" w:eastAsia="Arial" w:cs="Arial"/>
                 <w:b/>
                 <w:bCs/>
                 <w:color w:val="000000"/>
@@ -140,10 +140,10 @@
           <w:tcPr>
             <w:tcW w:w="3150" w:type="dxa"/>
             <w:tcBorders>
-              <w:top w:val="single" w:sz="8" w:space="0" w:color="70AD47" w:themeColor="accent6"/>
-              <w:left w:val="single" w:sz="8" w:space="0" w:color="70AD47" w:themeColor="accent6"/>
-              <w:bottom w:val="single" w:sz="12" w:space="0" w:color="70AD47" w:themeColor="accent6"/>
-              <w:right w:val="single" w:sz="8" w:space="0" w:color="70AD47" w:themeColor="accent6"/>
+              <w:top w:val="single" w:color="70AD47" w:themeColor="accent6" w:sz="8" w:space="0"/>
+              <w:left w:val="single" w:color="70AD47" w:themeColor="accent6" w:sz="8" w:space="0"/>
+              <w:bottom w:val="single" w:color="70AD47" w:themeColor="accent6" w:sz="12" w:space="0"/>
+              <w:right w:val="single" w:color="70AD47" w:themeColor="accent6" w:sz="8" w:space="0"/>
             </w:tcBorders>
             <w:shd w:val="clear" w:color="auto" w:fill="E6E6E6"/>
             <w:tcMar>
@@ -160,7 +160,7 @@
             </w:pPr>
             <w:r>
               <w:rPr>
-                <w:rFonts w:ascii="Arial" w:eastAsia="Arial" w:hAnsi="Arial" w:cs="Arial"/>
+                <w:rFonts w:ascii="Arial" w:hAnsi="Arial" w:eastAsia="Arial" w:cs="Arial"/>
                 <w:b/>
                 <w:bCs/>
                 <w:color w:val="000000"/>
@@ -175,10 +175,10 @@
           <w:tcPr>
             <w:tcW w:w="1400" w:type="dxa"/>
             <w:tcBorders>
-              <w:top w:val="single" w:sz="8" w:space="0" w:color="70AD47" w:themeColor="accent6"/>
-              <w:left w:val="single" w:sz="8" w:space="0" w:color="70AD47" w:themeColor="accent6"/>
-              <w:bottom w:val="single" w:sz="12" w:space="0" w:color="70AD47" w:themeColor="accent6"/>
-              <w:right w:val="single" w:sz="8" w:space="0" w:color="70AD47" w:themeColor="accent6"/>
+              <w:top w:val="single" w:color="70AD47" w:themeColor="accent6" w:sz="8" w:space="0"/>
+              <w:left w:val="single" w:color="70AD47" w:themeColor="accent6" w:sz="8" w:space="0"/>
+              <w:bottom w:val="single" w:color="70AD47" w:themeColor="accent6" w:sz="12" w:space="0"/>
+              <w:right w:val="single" w:color="70AD47" w:themeColor="accent6" w:sz="8" w:space="0"/>
             </w:tcBorders>
             <w:shd w:val="clear" w:color="auto" w:fill="E6E6E6"/>
             <w:tcMar>
@@ -195,7 +195,7 @@
             </w:pPr>
             <w:r>
               <w:rPr>
-                <w:rFonts w:ascii="Arial" w:eastAsia="Arial" w:hAnsi="Arial" w:cs="Arial"/>
+                <w:rFonts w:ascii="Arial" w:hAnsi="Arial" w:eastAsia="Arial" w:cs="Arial"/>
                 <w:b/>
                 <w:bCs/>
                 <w:color w:val="000000"/>
@@ -215,22 +215,22 @@
           <w:tcPr>
             <w:tcW w:w="640" w:type="dxa"/>
             <w:tcBorders>
-              <w:top w:val="single" w:sz="12" w:space="0" w:color="70AD47" w:themeColor="accent6"/>
-              <w:left w:val="single" w:sz="8" w:space="0" w:color="70AD47" w:themeColor="accent6"/>
-              <w:bottom w:val="single" w:sz="8" w:space="0" w:color="70AD47" w:themeColor="accent6"/>
-              <w:right w:val="single" w:sz="8" w:space="0" w:color="70AD47" w:themeColor="accent6"/>
-            </w:tcBorders>
-            <w:tcMar>
-              <w:top w:w="100" w:type="dxa"/>
-              <w:left w:w="100" w:type="dxa"/>
-              <w:bottom w:w="100" w:type="dxa"/>
-              <w:right w:w="100" w:type="dxa"/>
-            </w:tcMar>
-          </w:tcPr>
-          <w:p>
-            <w:r>
-              <w:rPr>
-                <w:rFonts w:ascii="Arial" w:eastAsia="Arial" w:hAnsi="Arial" w:cs="Arial"/>
+              <w:top w:val="single" w:color="70AD47" w:themeColor="accent6" w:sz="12" w:space="0"/>
+              <w:left w:val="single" w:color="70AD47" w:themeColor="accent6" w:sz="8" w:space="0"/>
+              <w:bottom w:val="single" w:color="70AD47" w:themeColor="accent6" w:sz="8" w:space="0"/>
+              <w:right w:val="single" w:color="70AD47" w:themeColor="accent6" w:sz="8" w:space="0"/>
+            </w:tcBorders>
+            <w:tcMar>
+              <w:top w:w="100" w:type="dxa"/>
+              <w:left w:w="100" w:type="dxa"/>
+              <w:bottom w:w="100" w:type="dxa"/>
+              <w:right w:w="100" w:type="dxa"/>
+            </w:tcMar>
+          </w:tcPr>
+          <w:p>
+            <w:r>
+              <w:rPr>
+                <w:rFonts w:ascii="Arial" w:hAnsi="Arial" w:eastAsia="Arial" w:cs="Arial"/>
                 <w:color w:val="000000"/>
                 <w:sz w:val="22"/>
                 <w:szCs w:val="22"/>
@@ -243,32 +243,32 @@
           <w:tcPr>
             <w:tcW w:w="1700" w:type="dxa"/>
             <w:tcBorders>
-              <w:top w:val="single" w:sz="12" w:space="0" w:color="70AD47" w:themeColor="accent6"/>
-              <w:left w:val="single" w:sz="8" w:space="0" w:color="70AD47" w:themeColor="accent6"/>
-              <w:bottom w:val="single" w:sz="8" w:space="0" w:color="70AD47" w:themeColor="accent6"/>
-              <w:right w:val="single" w:sz="8" w:space="0" w:color="70AD47" w:themeColor="accent6"/>
-            </w:tcBorders>
-            <w:tcMar>
-              <w:top w:w="100" w:type="dxa"/>
-              <w:left w:w="100" w:type="dxa"/>
-              <w:bottom w:w="100" w:type="dxa"/>
-              <w:right w:w="100" w:type="dxa"/>
-            </w:tcMar>
-          </w:tcPr>
-          <w:p>
-            <w:r>
-              <w:rPr>
-                <w:rFonts w:ascii="Arial" w:eastAsia="Arial" w:hAnsi="Arial" w:cs="Arial"/>
+              <w:top w:val="single" w:color="70AD47" w:themeColor="accent6" w:sz="12" w:space="0"/>
+              <w:left w:val="single" w:color="70AD47" w:themeColor="accent6" w:sz="8" w:space="0"/>
+              <w:bottom w:val="single" w:color="70AD47" w:themeColor="accent6" w:sz="8" w:space="0"/>
+              <w:right w:val="single" w:color="70AD47" w:themeColor="accent6" w:sz="8" w:space="0"/>
+            </w:tcBorders>
+            <w:tcMar>
+              <w:top w:w="100" w:type="dxa"/>
+              <w:left w:w="100" w:type="dxa"/>
+              <w:bottom w:w="100" w:type="dxa"/>
+              <w:right w:w="100" w:type="dxa"/>
+            </w:tcMar>
+          </w:tcPr>
+          <w:p>
+            <w:r>
+              <w:rPr>
+                <w:rFonts w:ascii="Arial" w:hAnsi="Arial" w:eastAsia="Arial" w:cs="Arial"/>
                 <w:color w:val="000000"/>
                 <w:sz w:val="22"/>
                 <w:szCs w:val="22"/>
               </w:rPr>
               <w:t xml:space="preserve">Chuỗi "null" ở </w:t>
             </w:r>
-            <w:ins w:id="0" w:author="Claude" w:date="2026-10-19T00:00:00Z">
-              <w:r>
-                <w:rPr>
-                  <w:rFonts w:ascii="Arial" w:eastAsia="Arial" w:hAnsi="Arial" w:cs="Arial"/>
+            <w:ins w:author="Claude" w:date="2026-10-19T00:00:00Z" w:id="0">
+              <w:r>
+                <w:rPr>
+                  <w:rFonts w:ascii="Arial" w:hAnsi="Arial" w:eastAsia="Arial" w:cs="Arial"/>
                   <w:color w:val="000000"/>
                   <w:sz w:val="22"/>
                   <w:szCs w:val="22"/>
@@ -278,7 +278,7 @@
             </w:ins>
             <w:r>
               <w:rPr>
-                <w:rFonts w:ascii="Arial" w:eastAsia="Arial" w:hAnsi="Arial" w:cs="Arial"/>
+                <w:rFonts w:ascii="Arial" w:hAnsi="Arial" w:eastAsia="Arial" w:cs="Arial"/>
                 <w:color w:val="000000"/>
                 <w:sz w:val="22"/>
                 <w:szCs w:val="22"/>
@@ -291,32 +291,32 @@
           <w:tcPr>
             <w:tcW w:w="2450" w:type="dxa"/>
             <w:tcBorders>
-              <w:top w:val="single" w:sz="12" w:space="0" w:color="70AD47" w:themeColor="accent6"/>
-              <w:left w:val="single" w:sz="8" w:space="0" w:color="70AD47" w:themeColor="accent6"/>
-              <w:bottom w:val="single" w:sz="8" w:space="0" w:color="70AD47" w:themeColor="accent6"/>
-              <w:right w:val="single" w:sz="8" w:space="0" w:color="70AD47" w:themeColor="accent6"/>
-            </w:tcBorders>
-            <w:tcMar>
-              <w:top w:w="100" w:type="dxa"/>
-              <w:left w:w="100" w:type="dxa"/>
-              <w:bottom w:w="100" w:type="dxa"/>
-              <w:right w:w="100" w:type="dxa"/>
-            </w:tcMar>
-          </w:tcPr>
-          <w:p>
-            <w:r>
-              <w:rPr>
-                <w:rFonts w:ascii="Arial" w:eastAsia="Arial" w:hAnsi="Arial" w:cs="Arial"/>
+              <w:top w:val="single" w:color="70AD47" w:themeColor="accent6" w:sz="12" w:space="0"/>
+              <w:left w:val="single" w:color="70AD47" w:themeColor="accent6" w:sz="8" w:space="0"/>
+              <w:bottom w:val="single" w:color="70AD47" w:themeColor="accent6" w:sz="8" w:space="0"/>
+              <w:right w:val="single" w:color="70AD47" w:themeColor="accent6" w:sz="8" w:space="0"/>
+            </w:tcBorders>
+            <w:tcMar>
+              <w:top w:w="100" w:type="dxa"/>
+              <w:left w:w="100" w:type="dxa"/>
+              <w:bottom w:w="100" w:type="dxa"/>
+              <w:right w:w="100" w:type="dxa"/>
+            </w:tcMar>
+          </w:tcPr>
+          <w:p>
+            <w:r>
+              <w:rPr>
+                <w:rFonts w:ascii="Arial" w:hAnsi="Arial" w:eastAsia="Arial" w:cs="Arial"/>
                 <w:color w:val="000000"/>
                 <w:sz w:val="22"/>
                 <w:szCs w:val="22"/>
               </w:rPr>
               <w:t>Chuyển "null" thành null thật ở Power Query; KPI lý do chỉ tính dòng có lý do thật.</w:t>
             </w:r>
-            <w:ins w:id="1" w:author="Claude" w:date="2026-10-19T00:00:00Z">
-              <w:r>
-                <w:rPr>
-                  <w:rFonts w:ascii="Arial" w:eastAsia="Arial" w:hAnsi="Arial" w:cs="Arial"/>
+            <w:ins w:author="Claude" w:date="2026-10-19T00:00:00Z" w:id="1">
+              <w:r>
+                <w:rPr>
+                  <w:rFonts w:ascii="Arial" w:hAnsi="Arial" w:eastAsia="Arial" w:cs="Arial"/>
                   <w:color w:val="000000"/>
                   <w:sz w:val="22"/>
                   <w:szCs w:val="22"/>
@@ -330,32 +330,32 @@
           <w:tcPr>
             <w:tcW w:w="3150" w:type="dxa"/>
             <w:tcBorders>
-              <w:top w:val="single" w:sz="12" w:space="0" w:color="70AD47" w:themeColor="accent6"/>
-              <w:left w:val="single" w:sz="8" w:space="0" w:color="70AD47" w:themeColor="accent6"/>
-              <w:bottom w:val="single" w:sz="8" w:space="0" w:color="70AD47" w:themeColor="accent6"/>
-              <w:right w:val="single" w:sz="8" w:space="0" w:color="70AD47" w:themeColor="accent6"/>
-            </w:tcBorders>
-            <w:tcMar>
-              <w:top w:w="100" w:type="dxa"/>
-              <w:left w:w="100" w:type="dxa"/>
-              <w:bottom w:w="100" w:type="dxa"/>
-              <w:right w:w="100" w:type="dxa"/>
-            </w:tcMar>
-          </w:tcPr>
-          <w:p>
-            <w:r>
-              <w:rPr>
-                <w:rFonts w:ascii="Arial" w:eastAsia="Arial" w:hAnsi="Arial" w:cs="Arial"/>
+              <w:top w:val="single" w:color="70AD47" w:themeColor="accent6" w:sz="12" w:space="0"/>
+              <w:left w:val="single" w:color="70AD47" w:themeColor="accent6" w:sz="8" w:space="0"/>
+              <w:bottom w:val="single" w:color="70AD47" w:themeColor="accent6" w:sz="8" w:space="0"/>
+              <w:right w:val="single" w:color="70AD47" w:themeColor="accent6" w:sz="8" w:space="0"/>
+            </w:tcBorders>
+            <w:tcMar>
+              <w:top w:w="100" w:type="dxa"/>
+              <w:left w:w="100" w:type="dxa"/>
+              <w:bottom w:w="100" w:type="dxa"/>
+              <w:right w:w="100" w:type="dxa"/>
+            </w:tcMar>
+          </w:tcPr>
+          <w:p>
+            <w:r>
+              <w:rPr>
+                <w:rFonts w:ascii="Arial" w:hAnsi="Arial" w:eastAsia="Arial" w:cs="Arial"/>
                 <w:color w:val="000000"/>
                 <w:sz w:val="22"/>
                 <w:szCs w:val="22"/>
               </w:rPr>
               <w:t>Power Query coi "null" là giá trị hợp lệ (Empty = 0) nên làm sai thống kê: 139.500, 123.000 và 141.000 dòng "null" ở 3 cột. Phương án khác: giữ nguyên và lọc ≠ "null" trong DAX, hoặc thay bằng "N/A".</w:t>
             </w:r>
-            <w:ins w:id="2" w:author="Claude" w:date="2026-10-19T00:00:00Z">
-              <w:r>
-                <w:rPr>
-                  <w:rFonts w:ascii="Arial" w:eastAsia="Arial" w:hAnsi="Arial" w:cs="Arial"/>
+            <w:ins w:author="Claude" w:date="2026-10-19T00:00:00Z" w:id="2">
+              <w:r>
+                <w:rPr>
+                  <w:rFonts w:ascii="Arial" w:hAnsi="Arial" w:eastAsia="Arial" w:cs="Arial"/>
                   <w:color w:val="000000"/>
                   <w:sz w:val="22"/>
                   <w:szCs w:val="22"/>
@@ -369,10 +369,10 @@
           <w:tcPr>
             <w:tcW w:w="1400" w:type="dxa"/>
             <w:tcBorders>
-              <w:top w:val="single" w:sz="12" w:space="0" w:color="70AD47" w:themeColor="accent6"/>
-              <w:left w:val="single" w:sz="8" w:space="0" w:color="70AD47" w:themeColor="accent6"/>
-              <w:bottom w:val="single" w:sz="8" w:space="0" w:color="70AD47" w:themeColor="accent6"/>
-              <w:right w:val="single" w:sz="8" w:space="0" w:color="70AD47" w:themeColor="accent6"/>
+              <w:top w:val="single" w:color="70AD47" w:themeColor="accent6" w:sz="12" w:space="0"/>
+              <w:left w:val="single" w:color="70AD47" w:themeColor="accent6" w:sz="8" w:space="0"/>
+              <w:bottom w:val="single" w:color="70AD47" w:themeColor="accent6" w:sz="8" w:space="0"/>
+              <w:right w:val="single" w:color="70AD47" w:themeColor="accent6" w:sz="8" w:space="0"/>
             </w:tcBorders>
             <w:tcMar>
               <w:top w:w="100" w:type="dxa"/>
@@ -384,7 +384,7 @@
           <w:p>
             <w:pPr>
               <w:rPr>
-                <w:rFonts w:ascii="Arial" w:eastAsia="Arial" w:hAnsi="Arial" w:cs="Arial"/>
+                <w:rFonts w:ascii="Arial" w:hAnsi="Arial" w:eastAsia="Arial" w:cs="Arial"/>
                 <w:color w:val="000000"/>
                 <w:sz w:val="22"/>
                 <w:szCs w:val="22"/>
@@ -392,7 +392,7 @@
             </w:pPr>
             <w:r>
               <w:rPr>
-                <w:rFonts w:ascii="Arial" w:eastAsia="Arial" w:hAnsi="Arial" w:cs="Arial"/>
+                <w:rFonts w:ascii="Arial" w:hAnsi="Arial" w:eastAsia="Arial" w:cs="Arial"/>
                 <w:color w:val="000000"/>
                 <w:sz w:val="22"/>
                 <w:szCs w:val="22"/>
@@ -410,22 +410,22 @@
           <w:tcPr>
             <w:tcW w:w="640" w:type="dxa"/>
             <w:tcBorders>
-              <w:top w:val="single" w:sz="8" w:space="0" w:color="70AD47" w:themeColor="accent6"/>
-              <w:left w:val="single" w:sz="8" w:space="0" w:color="70AD47" w:themeColor="accent6"/>
-              <w:bottom w:val="single" w:sz="8" w:space="0" w:color="70AD47" w:themeColor="accent6"/>
-              <w:right w:val="single" w:sz="8" w:space="0" w:color="70AD47" w:themeColor="accent6"/>
-            </w:tcBorders>
-            <w:tcMar>
-              <w:top w:w="100" w:type="dxa"/>
-              <w:left w:w="100" w:type="dxa"/>
-              <w:bottom w:w="100" w:type="dxa"/>
-              <w:right w:w="100" w:type="dxa"/>
-            </w:tcMar>
-          </w:tcPr>
-          <w:p>
-            <w:r>
-              <w:rPr>
-                <w:rFonts w:ascii="Arial" w:eastAsia="Arial" w:hAnsi="Arial" w:cs="Arial"/>
+              <w:top w:val="single" w:color="70AD47" w:themeColor="accent6" w:sz="8" w:space="0"/>
+              <w:left w:val="single" w:color="70AD47" w:themeColor="accent6" w:sz="8" w:space="0"/>
+              <w:bottom w:val="single" w:color="70AD47" w:themeColor="accent6" w:sz="8" w:space="0"/>
+              <w:right w:val="single" w:color="70AD47" w:themeColor="accent6" w:sz="8" w:space="0"/>
+            </w:tcBorders>
+            <w:tcMar>
+              <w:top w:w="100" w:type="dxa"/>
+              <w:left w:w="100" w:type="dxa"/>
+              <w:bottom w:w="100" w:type="dxa"/>
+              <w:right w:w="100" w:type="dxa"/>
+            </w:tcMar>
+          </w:tcPr>
+          <w:p>
+            <w:r>
+              <w:rPr>
+                <w:rFonts w:ascii="Arial" w:hAnsi="Arial" w:eastAsia="Arial" w:cs="Arial"/>
                 <w:color w:val="000000"/>
                 <w:sz w:val="22"/>
                 <w:szCs w:val="22"/>
@@ -438,32 +438,32 @@
           <w:tcPr>
             <w:tcW w:w="1700" w:type="dxa"/>
             <w:tcBorders>
-              <w:top w:val="single" w:sz="8" w:space="0" w:color="70AD47" w:themeColor="accent6"/>
-              <w:left w:val="single" w:sz="8" w:space="0" w:color="70AD47" w:themeColor="accent6"/>
-              <w:bottom w:val="single" w:sz="8" w:space="0" w:color="70AD47" w:themeColor="accent6"/>
-              <w:right w:val="single" w:sz="8" w:space="0" w:color="70AD47" w:themeColor="accent6"/>
-            </w:tcBorders>
-            <w:tcMar>
-              <w:top w:w="100" w:type="dxa"/>
-              <w:left w:w="100" w:type="dxa"/>
-              <w:bottom w:w="100" w:type="dxa"/>
-              <w:right w:w="100" w:type="dxa"/>
-            </w:tcMar>
-          </w:tcPr>
-          <w:p>
-            <w:r>
-              <w:rPr>
-                <w:rFonts w:ascii="Arial" w:eastAsia="Arial" w:hAnsi="Arial" w:cs="Arial"/>
+              <w:top w:val="single" w:color="70AD47" w:themeColor="accent6" w:sz="8" w:space="0"/>
+              <w:left w:val="single" w:color="70AD47" w:themeColor="accent6" w:sz="8" w:space="0"/>
+              <w:bottom w:val="single" w:color="70AD47" w:themeColor="accent6" w:sz="8" w:space="0"/>
+              <w:right w:val="single" w:color="70AD47" w:themeColor="accent6" w:sz="8" w:space="0"/>
+            </w:tcBorders>
+            <w:tcMar>
+              <w:top w:w="100" w:type="dxa"/>
+              <w:left w:w="100" w:type="dxa"/>
+              <w:bottom w:w="100" w:type="dxa"/>
+              <w:right w:w="100" w:type="dxa"/>
+            </w:tcMar>
+          </w:tcPr>
+          <w:p>
+            <w:r>
+              <w:rPr>
+                <w:rFonts w:ascii="Arial" w:hAnsi="Arial" w:eastAsia="Arial" w:cs="Arial"/>
                 <w:color w:val="000000"/>
                 <w:sz w:val="22"/>
                 <w:szCs w:val="22"/>
               </w:rPr>
               <w:t>Rating bị Empty (38%)</w:t>
             </w:r>
-            <w:ins w:id="3" w:author="Claude" w:date="2026-10-19T00:00:00Z">
-              <w:r>
-                <w:rPr>
-                  <w:rFonts w:ascii="Arial" w:eastAsia="Arial" w:hAnsi="Arial" w:cs="Arial"/>
+            <w:ins w:author="Claude" w:date="2026-10-19T00:00:00Z" w:id="3">
+              <w:r>
+                <w:rPr>
+                  <w:rFonts w:ascii="Arial" w:hAnsi="Arial" w:eastAsia="Arial" w:cs="Arial"/>
                   <w:color w:val="000000"/>
                   <w:sz w:val="22"/>
                   <w:szCs w:val="22"/>
@@ -477,32 +477,32 @@
           <w:tcPr>
             <w:tcW w:w="2450" w:type="dxa"/>
             <w:tcBorders>
-              <w:top w:val="single" w:sz="8" w:space="0" w:color="70AD47" w:themeColor="accent6"/>
-              <w:left w:val="single" w:sz="8" w:space="0" w:color="70AD47" w:themeColor="accent6"/>
-              <w:bottom w:val="single" w:sz="8" w:space="0" w:color="70AD47" w:themeColor="accent6"/>
-              <w:right w:val="single" w:sz="8" w:space="0" w:color="70AD47" w:themeColor="accent6"/>
-            </w:tcBorders>
-            <w:tcMar>
-              <w:top w:w="100" w:type="dxa"/>
-              <w:left w:w="100" w:type="dxa"/>
-              <w:bottom w:w="100" w:type="dxa"/>
-              <w:right w:w="100" w:type="dxa"/>
-            </w:tcMar>
-          </w:tcPr>
-          <w:p>
-            <w:r>
-              <w:rPr>
-                <w:rFonts w:ascii="Arial" w:eastAsia="Arial" w:hAnsi="Arial" w:cs="Arial"/>
+              <w:top w:val="single" w:color="70AD47" w:themeColor="accent6" w:sz="8" w:space="0"/>
+              <w:left w:val="single" w:color="70AD47" w:themeColor="accent6" w:sz="8" w:space="0"/>
+              <w:bottom w:val="single" w:color="70AD47" w:themeColor="accent6" w:sz="8" w:space="0"/>
+              <w:right w:val="single" w:color="70AD47" w:themeColor="accent6" w:sz="8" w:space="0"/>
+            </w:tcBorders>
+            <w:tcMar>
+              <w:top w:w="100" w:type="dxa"/>
+              <w:left w:w="100" w:type="dxa"/>
+              <w:bottom w:w="100" w:type="dxa"/>
+              <w:right w:w="100" w:type="dxa"/>
+            </w:tcMar>
+          </w:tcPr>
+          <w:p>
+            <w:r>
+              <w:rPr>
+                <w:rFonts w:ascii="Arial" w:hAnsi="Arial" w:eastAsia="Arial" w:cs="Arial"/>
                 <w:color w:val="000000"/>
                 <w:sz w:val="22"/>
                 <w:szCs w:val="22"/>
               </w:rPr>
               <w:t>Giữ Empty, không điền 0 hay giá trị trung bình.</w:t>
             </w:r>
-            <w:ins w:id="4" w:author="Claude" w:date="2026-10-19T00:00:00Z">
-              <w:r>
-                <w:rPr>
-                  <w:rFonts w:ascii="Arial" w:eastAsia="Arial" w:hAnsi="Arial" w:cs="Arial"/>
+            <w:ins w:author="Claude" w:date="2026-10-19T00:00:00Z" w:id="4">
+              <w:r>
+                <w:rPr>
+                  <w:rFonts w:ascii="Arial" w:hAnsi="Arial" w:eastAsia="Arial" w:cs="Arial"/>
                   <w:color w:val="000000"/>
                   <w:sz w:val="22"/>
                   <w:szCs w:val="22"/>
@@ -516,32 +516,32 @@
           <w:tcPr>
             <w:tcW w:w="3150" w:type="dxa"/>
             <w:tcBorders>
-              <w:top w:val="single" w:sz="8" w:space="0" w:color="70AD47" w:themeColor="accent6"/>
-              <w:left w:val="single" w:sz="8" w:space="0" w:color="70AD47" w:themeColor="accent6"/>
-              <w:bottom w:val="single" w:sz="8" w:space="0" w:color="70AD47" w:themeColor="accent6"/>
-              <w:right w:val="single" w:sz="8" w:space="0" w:color="70AD47" w:themeColor="accent6"/>
-            </w:tcBorders>
-            <w:tcMar>
-              <w:top w:w="100" w:type="dxa"/>
-              <w:left w:w="100" w:type="dxa"/>
-              <w:bottom w:w="100" w:type="dxa"/>
-              <w:right w:w="100" w:type="dxa"/>
-            </w:tcMar>
-          </w:tcPr>
-          <w:p>
-            <w:r>
-              <w:rPr>
-                <w:rFonts w:ascii="Arial" w:eastAsia="Arial" w:hAnsi="Arial" w:cs="Arial"/>
+              <w:top w:val="single" w:color="70AD47" w:themeColor="accent6" w:sz="8" w:space="0"/>
+              <w:left w:val="single" w:color="70AD47" w:themeColor="accent6" w:sz="8" w:space="0"/>
+              <w:bottom w:val="single" w:color="70AD47" w:themeColor="accent6" w:sz="8" w:space="0"/>
+              <w:right w:val="single" w:color="70AD47" w:themeColor="accent6" w:sz="8" w:space="0"/>
+            </w:tcBorders>
+            <w:tcMar>
+              <w:top w:w="100" w:type="dxa"/>
+              <w:left w:w="100" w:type="dxa"/>
+              <w:bottom w:w="100" w:type="dxa"/>
+              <w:right w:w="100" w:type="dxa"/>
+            </w:tcMar>
+          </w:tcPr>
+          <w:p>
+            <w:r>
+              <w:rPr>
+                <w:rFonts w:ascii="Arial" w:hAnsi="Arial" w:eastAsia="Arial" w:cs="Arial"/>
                 <w:color w:val="000000"/>
                 <w:sz w:val="22"/>
                 <w:szCs w:val="22"/>
               </w:rPr>
               <w:t>Chuyến không hoàn thành không có rating là hợp lý theo nghiệp vụ (cần kiểm chéo với Booking Status). Điền 0 sẽ kéo thấp điểm trung bình.</w:t>
             </w:r>
-            <w:ins w:id="5" w:author="Claude" w:date="2026-10-19T00:00:00Z">
-              <w:r>
-                <w:rPr>
-                  <w:rFonts w:ascii="Arial" w:eastAsia="Arial" w:hAnsi="Arial" w:cs="Arial"/>
+            <w:ins w:author="Claude" w:date="2026-10-19T00:00:00Z" w:id="5">
+              <w:r>
+                <w:rPr>
+                  <w:rFonts w:ascii="Arial" w:hAnsi="Arial" w:eastAsia="Arial" w:cs="Arial"/>
                   <w:color w:val="000000"/>
                   <w:sz w:val="22"/>
                   <w:szCs w:val="22"/>
@@ -555,22 +555,22 @@
           <w:tcPr>
             <w:tcW w:w="1400" w:type="dxa"/>
             <w:tcBorders>
-              <w:top w:val="single" w:sz="8" w:space="0" w:color="70AD47" w:themeColor="accent6"/>
-              <w:left w:val="single" w:sz="8" w:space="0" w:color="70AD47" w:themeColor="accent6"/>
-              <w:bottom w:val="single" w:sz="8" w:space="0" w:color="70AD47" w:themeColor="accent6"/>
-              <w:right w:val="single" w:sz="8" w:space="0" w:color="70AD47" w:themeColor="accent6"/>
-            </w:tcBorders>
-            <w:tcMar>
-              <w:top w:w="100" w:type="dxa"/>
-              <w:left w:w="100" w:type="dxa"/>
-              <w:bottom w:w="100" w:type="dxa"/>
-              <w:right w:w="100" w:type="dxa"/>
-            </w:tcMar>
-          </w:tcPr>
-          <w:p>
-            <w:r>
-              <w:rPr>
-                <w:rFonts w:ascii="Arial" w:eastAsia="Arial" w:hAnsi="Arial" w:cs="Arial"/>
+              <w:top w:val="single" w:color="70AD47" w:themeColor="accent6" w:sz="8" w:space="0"/>
+              <w:left w:val="single" w:color="70AD47" w:themeColor="accent6" w:sz="8" w:space="0"/>
+              <w:bottom w:val="single" w:color="70AD47" w:themeColor="accent6" w:sz="8" w:space="0"/>
+              <w:right w:val="single" w:color="70AD47" w:themeColor="accent6" w:sz="8" w:space="0"/>
+            </w:tcBorders>
+            <w:tcMar>
+              <w:top w:w="100" w:type="dxa"/>
+              <w:left w:w="100" w:type="dxa"/>
+              <w:bottom w:w="100" w:type="dxa"/>
+              <w:right w:w="100" w:type="dxa"/>
+            </w:tcMar>
+          </w:tcPr>
+          <w:p>
+            <w:r>
+              <w:rPr>
+                <w:rFonts w:ascii="Arial" w:hAnsi="Arial" w:eastAsia="Arial" w:cs="Arial"/>
                 <w:color w:val="000000"/>
                 <w:sz w:val="22"/>
                 <w:szCs w:val="22"/>
@@ -588,22 +588,22 @@
           <w:tcPr>
             <w:tcW w:w="640" w:type="dxa"/>
             <w:tcBorders>
-              <w:top w:val="single" w:sz="8" w:space="0" w:color="70AD47" w:themeColor="accent6"/>
-              <w:left w:val="single" w:sz="8" w:space="0" w:color="70AD47" w:themeColor="accent6"/>
-              <w:bottom w:val="single" w:sz="8" w:space="0" w:color="70AD47" w:themeColor="accent6"/>
-              <w:right w:val="single" w:sz="8" w:space="0" w:color="70AD47" w:themeColor="accent6"/>
-            </w:tcBorders>
-            <w:tcMar>
-              <w:top w:w="100" w:type="dxa"/>
-              <w:left w:w="100" w:type="dxa"/>
-              <w:bottom w:w="100" w:type="dxa"/>
-              <w:right w:w="100" w:type="dxa"/>
-            </w:tcMar>
-          </w:tcPr>
-          <w:p>
-            <w:r>
-              <w:rPr>
-                <w:rFonts w:ascii="Arial" w:eastAsia="Arial" w:hAnsi="Arial" w:cs="Arial"/>
+              <w:top w:val="single" w:color="70AD47" w:themeColor="accent6" w:sz="8" w:space="0"/>
+              <w:left w:val="single" w:color="70AD47" w:themeColor="accent6" w:sz="8" w:space="0"/>
+              <w:bottom w:val="single" w:color="70AD47" w:themeColor="accent6" w:sz="8" w:space="0"/>
+              <w:right w:val="single" w:color="70AD47" w:themeColor="accent6" w:sz="8" w:space="0"/>
+            </w:tcBorders>
+            <w:tcMar>
+              <w:top w:w="100" w:type="dxa"/>
+              <w:left w:w="100" w:type="dxa"/>
+              <w:bottom w:w="100" w:type="dxa"/>
+              <w:right w:w="100" w:type="dxa"/>
+            </w:tcMar>
+          </w:tcPr>
+          <w:p>
+            <w:r>
+              <w:rPr>
+                <w:rFonts w:ascii="Arial" w:hAnsi="Arial" w:eastAsia="Arial" w:cs="Arial"/>
                 <w:color w:val="000000"/>
                 <w:sz w:val="22"/>
                 <w:szCs w:val="22"/>
@@ -616,22 +616,22 @@
           <w:tcPr>
             <w:tcW w:w="1700" w:type="dxa"/>
             <w:tcBorders>
-              <w:top w:val="single" w:sz="8" w:space="0" w:color="70AD47" w:themeColor="accent6"/>
-              <w:left w:val="single" w:sz="8" w:space="0" w:color="70AD47" w:themeColor="accent6"/>
-              <w:bottom w:val="single" w:sz="8" w:space="0" w:color="70AD47" w:themeColor="accent6"/>
-              <w:right w:val="single" w:sz="8" w:space="0" w:color="70AD47" w:themeColor="accent6"/>
-            </w:tcBorders>
-            <w:tcMar>
-              <w:top w:w="100" w:type="dxa"/>
-              <w:left w:w="100" w:type="dxa"/>
-              <w:bottom w:w="100" w:type="dxa"/>
-              <w:right w:w="100" w:type="dxa"/>
-            </w:tcMar>
-          </w:tcPr>
-          <w:p>
-            <w:r>
-              <w:rPr>
-                <w:rFonts w:ascii="Arial" w:eastAsia="Arial" w:hAnsi="Arial" w:cs="Arial"/>
+              <w:top w:val="single" w:color="70AD47" w:themeColor="accent6" w:sz="8" w:space="0"/>
+              <w:left w:val="single" w:color="70AD47" w:themeColor="accent6" w:sz="8" w:space="0"/>
+              <w:bottom w:val="single" w:color="70AD47" w:themeColor="accent6" w:sz="8" w:space="0"/>
+              <w:right w:val="single" w:color="70AD47" w:themeColor="accent6" w:sz="8" w:space="0"/>
+            </w:tcBorders>
+            <w:tcMar>
+              <w:top w:w="100" w:type="dxa"/>
+              <w:left w:w="100" w:type="dxa"/>
+              <w:bottom w:w="100" w:type="dxa"/>
+              <w:right w:w="100" w:type="dxa"/>
+            </w:tcMar>
+          </w:tcPr>
+          <w:p>
+            <w:r>
+              <w:rPr>
+                <w:rFonts w:ascii="Arial" w:hAnsi="Arial" w:eastAsia="Arial" w:cs="Arial"/>
                 <w:color w:val="000000"/>
                 <w:sz w:val="22"/>
                 <w:szCs w:val="22"/>
@@ -644,22 +644,22 @@
           <w:tcPr>
             <w:tcW w:w="2450" w:type="dxa"/>
             <w:tcBorders>
-              <w:top w:val="single" w:sz="8" w:space="0" w:color="70AD47" w:themeColor="accent6"/>
-              <w:left w:val="single" w:sz="8" w:space="0" w:color="70AD47" w:themeColor="accent6"/>
-              <w:bottom w:val="single" w:sz="8" w:space="0" w:color="70AD47" w:themeColor="accent6"/>
-              <w:right w:val="single" w:sz="8" w:space="0" w:color="70AD47" w:themeColor="accent6"/>
-            </w:tcBorders>
-            <w:tcMar>
-              <w:top w:w="100" w:type="dxa"/>
-              <w:left w:w="100" w:type="dxa"/>
-              <w:bottom w:w="100" w:type="dxa"/>
-              <w:right w:w="100" w:type="dxa"/>
-            </w:tcMar>
-          </w:tcPr>
-          <w:p>
-            <w:r>
-              <w:rPr>
-                <w:rFonts w:ascii="Arial" w:eastAsia="Arial" w:hAnsi="Arial" w:cs="Arial"/>
+              <w:top w:val="single" w:color="70AD47" w:themeColor="accent6" w:sz="8" w:space="0"/>
+              <w:left w:val="single" w:color="70AD47" w:themeColor="accent6" w:sz="8" w:space="0"/>
+              <w:bottom w:val="single" w:color="70AD47" w:themeColor="accent6" w:sz="8" w:space="0"/>
+              <w:right w:val="single" w:color="70AD47" w:themeColor="accent6" w:sz="8" w:space="0"/>
+            </w:tcBorders>
+            <w:tcMar>
+              <w:top w:w="100" w:type="dxa"/>
+              <w:left w:w="100" w:type="dxa"/>
+              <w:bottom w:w="100" w:type="dxa"/>
+              <w:right w:w="100" w:type="dxa"/>
+            </w:tcMar>
+          </w:tcPr>
+          <w:p>
+            <w:r>
+              <w:rPr>
+                <w:rFonts w:ascii="Arial" w:hAnsi="Arial" w:eastAsia="Arial" w:cs="Arial"/>
                 <w:color w:val="000000"/>
                 <w:sz w:val="22"/>
                 <w:szCs w:val="22"/>
@@ -672,32 +672,32 @@
           <w:tcPr>
             <w:tcW w:w="3150" w:type="dxa"/>
             <w:tcBorders>
-              <w:top w:val="single" w:sz="8" w:space="0" w:color="70AD47" w:themeColor="accent6"/>
-              <w:left w:val="single" w:sz="8" w:space="0" w:color="70AD47" w:themeColor="accent6"/>
-              <w:bottom w:val="single" w:sz="8" w:space="0" w:color="70AD47" w:themeColor="accent6"/>
-              <w:right w:val="single" w:sz="8" w:space="0" w:color="70AD47" w:themeColor="accent6"/>
-            </w:tcBorders>
-            <w:tcMar>
-              <w:top w:w="100" w:type="dxa"/>
-              <w:left w:w="100" w:type="dxa"/>
-              <w:bottom w:w="100" w:type="dxa"/>
-              <w:right w:w="100" w:type="dxa"/>
-            </w:tcMar>
-          </w:tcPr>
-          <w:p>
-            <w:r>
-              <w:rPr>
-                <w:rFonts w:ascii="Arial" w:eastAsia="Arial" w:hAnsi="Arial" w:cs="Arial"/>
+              <w:top w:val="single" w:color="70AD47" w:themeColor="accent6" w:sz="8" w:space="0"/>
+              <w:left w:val="single" w:color="70AD47" w:themeColor="accent6" w:sz="8" w:space="0"/>
+              <w:bottom w:val="single" w:color="70AD47" w:themeColor="accent6" w:sz="8" w:space="0"/>
+              <w:right w:val="single" w:color="70AD47" w:themeColor="accent6" w:sz="8" w:space="0"/>
+            </w:tcBorders>
+            <w:tcMar>
+              <w:top w:w="100" w:type="dxa"/>
+              <w:left w:w="100" w:type="dxa"/>
+              <w:bottom w:w="100" w:type="dxa"/>
+              <w:right w:w="100" w:type="dxa"/>
+            </w:tcMar>
+          </w:tcPr>
+          <w:p>
+            <w:r>
+              <w:rPr>
+                <w:rFonts w:ascii="Arial" w:hAnsi="Arial" w:eastAsia="Arial" w:cs="Arial"/>
                 <w:color w:val="000000"/>
                 <w:sz w:val="22"/>
                 <w:szCs w:val="22"/>
               </w:rPr>
               <w:t>Booking Value cũng có ở chuyến Incomplete nên phải ghi rõ phạm vi để các KPI nhất quán.</w:t>
             </w:r>
-            <w:ins w:id="6" w:author="Claude" w:date="2026-10-19T00:00:00Z">
-              <w:r>
-                <w:rPr>
-                  <w:rFonts w:ascii="Arial" w:eastAsia="Arial" w:hAnsi="Arial" w:cs="Arial"/>
+            <w:ins w:author="Claude" w:date="2026-10-19T00:00:00Z" w:id="6">
+              <w:r>
+                <w:rPr>
+                  <w:rFonts w:ascii="Arial" w:hAnsi="Arial" w:eastAsia="Arial" w:cs="Arial"/>
                   <w:color w:val="000000"/>
                   <w:sz w:val="22"/>
                   <w:szCs w:val="22"/>
@@ -711,22 +711,22 @@
           <w:tcPr>
             <w:tcW w:w="1400" w:type="dxa"/>
             <w:tcBorders>
-              <w:top w:val="single" w:sz="8" w:space="0" w:color="70AD47" w:themeColor="accent6"/>
-              <w:left w:val="single" w:sz="8" w:space="0" w:color="70AD47" w:themeColor="accent6"/>
-              <w:bottom w:val="single" w:sz="8" w:space="0" w:color="70AD47" w:themeColor="accent6"/>
-              <w:right w:val="single" w:sz="8" w:space="0" w:color="70AD47" w:themeColor="accent6"/>
-            </w:tcBorders>
-            <w:tcMar>
-              <w:top w:w="100" w:type="dxa"/>
-              <w:left w:w="100" w:type="dxa"/>
-              <w:bottom w:w="100" w:type="dxa"/>
-              <w:right w:w="100" w:type="dxa"/>
-            </w:tcMar>
-          </w:tcPr>
-          <w:p>
-            <w:r>
-              <w:rPr>
-                <w:rFonts w:ascii="Arial" w:eastAsia="Arial" w:hAnsi="Arial" w:cs="Arial"/>
+              <w:top w:val="single" w:color="70AD47" w:themeColor="accent6" w:sz="8" w:space="0"/>
+              <w:left w:val="single" w:color="70AD47" w:themeColor="accent6" w:sz="8" w:space="0"/>
+              <w:bottom w:val="single" w:color="70AD47" w:themeColor="accent6" w:sz="8" w:space="0"/>
+              <w:right w:val="single" w:color="70AD47" w:themeColor="accent6" w:sz="8" w:space="0"/>
+            </w:tcBorders>
+            <w:tcMar>
+              <w:top w:w="100" w:type="dxa"/>
+              <w:left w:w="100" w:type="dxa"/>
+              <w:bottom w:w="100" w:type="dxa"/>
+              <w:right w:w="100" w:type="dxa"/>
+            </w:tcMar>
+          </w:tcPr>
+          <w:p>
+            <w:r>
+              <w:rPr>
+                <w:rFonts w:ascii="Arial" w:hAnsi="Arial" w:eastAsia="Arial" w:cs="Arial"/>
                 <w:color w:val="000000"/>
                 <w:sz w:val="22"/>
                 <w:szCs w:val="22"/>
@@ -744,22 +744,22 @@
           <w:tcPr>
             <w:tcW w:w="640" w:type="dxa"/>
             <w:tcBorders>
-              <w:top w:val="single" w:sz="8" w:space="0" w:color="70AD47" w:themeColor="accent6"/>
-              <w:left w:val="single" w:sz="8" w:space="0" w:color="70AD47" w:themeColor="accent6"/>
-              <w:bottom w:val="single" w:sz="8" w:space="0" w:color="70AD47" w:themeColor="accent6"/>
-              <w:right w:val="single" w:sz="8" w:space="0" w:color="70AD47" w:themeColor="accent6"/>
-            </w:tcBorders>
-            <w:tcMar>
-              <w:top w:w="100" w:type="dxa"/>
-              <w:left w:w="100" w:type="dxa"/>
-              <w:bottom w:w="100" w:type="dxa"/>
-              <w:right w:w="100" w:type="dxa"/>
-            </w:tcMar>
-          </w:tcPr>
-          <w:p>
-            <w:r>
-              <w:rPr>
-                <w:rFonts w:ascii="Arial" w:eastAsia="Arial" w:hAnsi="Arial" w:cs="Arial"/>
+              <w:top w:val="single" w:color="70AD47" w:themeColor="accent6" w:sz="8" w:space="0"/>
+              <w:left w:val="single" w:color="70AD47" w:themeColor="accent6" w:sz="8" w:space="0"/>
+              <w:bottom w:val="single" w:color="70AD47" w:themeColor="accent6" w:sz="8" w:space="0"/>
+              <w:right w:val="single" w:color="70AD47" w:themeColor="accent6" w:sz="8" w:space="0"/>
+            </w:tcBorders>
+            <w:tcMar>
+              <w:top w:w="100" w:type="dxa"/>
+              <w:left w:w="100" w:type="dxa"/>
+              <w:bottom w:w="100" w:type="dxa"/>
+              <w:right w:w="100" w:type="dxa"/>
+            </w:tcMar>
+          </w:tcPr>
+          <w:p>
+            <w:r>
+              <w:rPr>
+                <w:rFonts w:ascii="Arial" w:hAnsi="Arial" w:eastAsia="Arial" w:cs="Arial"/>
                 <w:color w:val="000000"/>
                 <w:sz w:val="22"/>
                 <w:szCs w:val="22"/>
@@ -773,22 +773,22 @@
           <w:tcPr>
             <w:tcW w:w="1700" w:type="dxa"/>
             <w:tcBorders>
-              <w:top w:val="single" w:sz="8" w:space="0" w:color="70AD47" w:themeColor="accent6"/>
-              <w:left w:val="single" w:sz="8" w:space="0" w:color="70AD47" w:themeColor="accent6"/>
-              <w:bottom w:val="single" w:sz="8" w:space="0" w:color="70AD47" w:themeColor="accent6"/>
-              <w:right w:val="single" w:sz="8" w:space="0" w:color="70AD47" w:themeColor="accent6"/>
-            </w:tcBorders>
-            <w:tcMar>
-              <w:top w:w="100" w:type="dxa"/>
-              <w:left w:w="100" w:type="dxa"/>
-              <w:bottom w:w="100" w:type="dxa"/>
-              <w:right w:w="100" w:type="dxa"/>
-            </w:tcMar>
-          </w:tcPr>
-          <w:p>
-            <w:r>
-              <w:rPr>
-                <w:rFonts w:ascii="Arial" w:eastAsia="Arial" w:hAnsi="Arial" w:cs="Arial"/>
+              <w:top w:val="single" w:color="70AD47" w:themeColor="accent6" w:sz="8" w:space="0"/>
+              <w:left w:val="single" w:color="70AD47" w:themeColor="accent6" w:sz="8" w:space="0"/>
+              <w:bottom w:val="single" w:color="70AD47" w:themeColor="accent6" w:sz="8" w:space="0"/>
+              <w:right w:val="single" w:color="70AD47" w:themeColor="accent6" w:sz="8" w:space="0"/>
+            </w:tcBorders>
+            <w:tcMar>
+              <w:top w:w="100" w:type="dxa"/>
+              <w:left w:w="100" w:type="dxa"/>
+              <w:bottom w:w="100" w:type="dxa"/>
+              <w:right w:w="100" w:type="dxa"/>
+            </w:tcMar>
+          </w:tcPr>
+          <w:p>
+            <w:r>
+              <w:rPr>
+                <w:rFonts w:ascii="Arial" w:hAnsi="Arial" w:eastAsia="Arial" w:cs="Arial"/>
                 <w:color w:val="000000"/>
                 <w:sz w:val="22"/>
                 <w:szCs w:val="22"/>
@@ -801,22 +801,22 @@
           <w:tcPr>
             <w:tcW w:w="2450" w:type="dxa"/>
             <w:tcBorders>
-              <w:top w:val="single" w:sz="8" w:space="0" w:color="70AD47" w:themeColor="accent6"/>
-              <w:left w:val="single" w:sz="8" w:space="0" w:color="70AD47" w:themeColor="accent6"/>
-              <w:bottom w:val="single" w:sz="8" w:space="0" w:color="70AD47" w:themeColor="accent6"/>
-              <w:right w:val="single" w:sz="8" w:space="0" w:color="70AD47" w:themeColor="accent6"/>
-            </w:tcBorders>
-            <w:tcMar>
-              <w:top w:w="100" w:type="dxa"/>
-              <w:left w:w="100" w:type="dxa"/>
-              <w:bottom w:w="100" w:type="dxa"/>
-              <w:right w:w="100" w:type="dxa"/>
-            </w:tcMar>
-          </w:tcPr>
-          <w:p>
-            <w:r>
-              <w:rPr>
-                <w:rFonts w:ascii="Arial" w:eastAsia="Arial" w:hAnsi="Arial" w:cs="Arial"/>
+              <w:top w:val="single" w:color="70AD47" w:themeColor="accent6" w:sz="8" w:space="0"/>
+              <w:left w:val="single" w:color="70AD47" w:themeColor="accent6" w:sz="8" w:space="0"/>
+              <w:bottom w:val="single" w:color="70AD47" w:themeColor="accent6" w:sz="8" w:space="0"/>
+              <w:right w:val="single" w:color="70AD47" w:themeColor="accent6" w:sz="8" w:space="0"/>
+            </w:tcBorders>
+            <w:tcMar>
+              <w:top w:w="100" w:type="dxa"/>
+              <w:left w:w="100" w:type="dxa"/>
+              <w:bottom w:w="100" w:type="dxa"/>
+              <w:right w:w="100" w:type="dxa"/>
+            </w:tcMar>
+          </w:tcPr>
+          <w:p>
+            <w:r>
+              <w:rPr>
+                <w:rFonts w:ascii="Arial" w:hAnsi="Arial" w:eastAsia="Arial" w:cs="Arial"/>
                 <w:color w:val="000000"/>
                 <w:sz w:val="22"/>
                 <w:szCs w:val="22"/>
@@ -829,32 +829,32 @@
           <w:tcPr>
             <w:tcW w:w="3150" w:type="dxa"/>
             <w:tcBorders>
-              <w:top w:val="single" w:sz="8" w:space="0" w:color="70AD47" w:themeColor="accent6"/>
-              <w:left w:val="single" w:sz="8" w:space="0" w:color="70AD47" w:themeColor="accent6"/>
-              <w:bottom w:val="single" w:sz="8" w:space="0" w:color="70AD47" w:themeColor="accent6"/>
-              <w:right w:val="single" w:sz="8" w:space="0" w:color="70AD47" w:themeColor="accent6"/>
-            </w:tcBorders>
-            <w:tcMar>
-              <w:top w:w="100" w:type="dxa"/>
-              <w:left w:w="100" w:type="dxa"/>
-              <w:bottom w:w="100" w:type="dxa"/>
-              <w:right w:w="100" w:type="dxa"/>
-            </w:tcMar>
-          </w:tcPr>
-          <w:p>
-            <w:r>
-              <w:rPr>
-                <w:rFonts w:ascii="Arial" w:eastAsia="Arial" w:hAnsi="Arial" w:cs="Arial"/>
+              <w:top w:val="single" w:color="70AD47" w:themeColor="accent6" w:sz="8" w:space="0"/>
+              <w:left w:val="single" w:color="70AD47" w:themeColor="accent6" w:sz="8" w:space="0"/>
+              <w:bottom w:val="single" w:color="70AD47" w:themeColor="accent6" w:sz="8" w:space="0"/>
+              <w:right w:val="single" w:color="70AD47" w:themeColor="accent6" w:sz="8" w:space="0"/>
+            </w:tcBorders>
+            <w:tcMar>
+              <w:top w:w="100" w:type="dxa"/>
+              <w:left w:w="100" w:type="dxa"/>
+              <w:bottom w:w="100" w:type="dxa"/>
+              <w:right w:w="100" w:type="dxa"/>
+            </w:tcMar>
+          </w:tcPr>
+          <w:p>
+            <w:r>
+              <w:rPr>
+                <w:rFonts w:ascii="Arial" w:hAnsi="Arial" w:eastAsia="Arial" w:cs="Arial"/>
                 <w:color w:val="000000"/>
                 <w:sz w:val="22"/>
                 <w:szCs w:val="22"/>
               </w:rPr>
               <w:t>Tránh đọc nhầm trên dashboard.</w:t>
             </w:r>
-            <w:ins w:id="7" w:author="Claude" w:date="2026-10-19T00:00:00Z">
-              <w:r>
-                <w:rPr>
-                  <w:rFonts w:ascii="Arial" w:eastAsia="Arial" w:hAnsi="Arial" w:cs="Arial"/>
+            <w:ins w:author="Claude" w:date="2026-10-19T00:00:00Z" w:id="7">
+              <w:r>
+                <w:rPr>
+                  <w:rFonts w:ascii="Arial" w:hAnsi="Arial" w:eastAsia="Arial" w:cs="Arial"/>
                   <w:color w:val="000000"/>
                   <w:sz w:val="22"/>
                   <w:szCs w:val="22"/>
@@ -868,22 +868,22 @@
           <w:tcPr>
             <w:tcW w:w="1400" w:type="dxa"/>
             <w:tcBorders>
-              <w:top w:val="single" w:sz="8" w:space="0" w:color="70AD47" w:themeColor="accent6"/>
-              <w:left w:val="single" w:sz="8" w:space="0" w:color="70AD47" w:themeColor="accent6"/>
-              <w:bottom w:val="single" w:sz="8" w:space="0" w:color="70AD47" w:themeColor="accent6"/>
-              <w:right w:val="single" w:sz="8" w:space="0" w:color="70AD47" w:themeColor="accent6"/>
-            </w:tcBorders>
-            <w:tcMar>
-              <w:top w:w="100" w:type="dxa"/>
-              <w:left w:w="100" w:type="dxa"/>
-              <w:bottom w:w="100" w:type="dxa"/>
-              <w:right w:w="100" w:type="dxa"/>
-            </w:tcMar>
-          </w:tcPr>
-          <w:p>
-            <w:r>
-              <w:rPr>
-                <w:rFonts w:ascii="Arial" w:eastAsia="Arial" w:hAnsi="Arial" w:cs="Arial"/>
+              <w:top w:val="single" w:color="70AD47" w:themeColor="accent6" w:sz="8" w:space="0"/>
+              <w:left w:val="single" w:color="70AD47" w:themeColor="accent6" w:sz="8" w:space="0"/>
+              <w:bottom w:val="single" w:color="70AD47" w:themeColor="accent6" w:sz="8" w:space="0"/>
+              <w:right w:val="single" w:color="70AD47" w:themeColor="accent6" w:sz="8" w:space="0"/>
+            </w:tcBorders>
+            <w:tcMar>
+              <w:top w:w="100" w:type="dxa"/>
+              <w:left w:w="100" w:type="dxa"/>
+              <w:bottom w:w="100" w:type="dxa"/>
+              <w:right w:w="100" w:type="dxa"/>
+            </w:tcMar>
+          </w:tcPr>
+          <w:p>
+            <w:r>
+              <w:rPr>
+                <w:rFonts w:ascii="Arial" w:hAnsi="Arial" w:eastAsia="Arial" w:cs="Arial"/>
                 <w:color w:val="000000"/>
                 <w:sz w:val="22"/>
                 <w:szCs w:val="22"/>
@@ -901,22 +901,22 @@
           <w:tcPr>
             <w:tcW w:w="640" w:type="dxa"/>
             <w:tcBorders>
-              <w:top w:val="single" w:sz="8" w:space="0" w:color="70AD47" w:themeColor="accent6"/>
-              <w:left w:val="single" w:sz="8" w:space="0" w:color="70AD47" w:themeColor="accent6"/>
-              <w:bottom w:val="single" w:sz="8" w:space="0" w:color="70AD47" w:themeColor="accent6"/>
-              <w:right w:val="single" w:sz="8" w:space="0" w:color="70AD47" w:themeColor="accent6"/>
-            </w:tcBorders>
-            <w:tcMar>
-              <w:top w:w="100" w:type="dxa"/>
-              <w:left w:w="100" w:type="dxa"/>
-              <w:bottom w:w="100" w:type="dxa"/>
-              <w:right w:w="100" w:type="dxa"/>
-            </w:tcMar>
-          </w:tcPr>
-          <w:p>
-            <w:r>
-              <w:rPr>
-                <w:rFonts w:ascii="Arial" w:eastAsia="Arial" w:hAnsi="Arial" w:cs="Arial"/>
+              <w:top w:val="single" w:color="70AD47" w:themeColor="accent6" w:sz="8" w:space="0"/>
+              <w:left w:val="single" w:color="70AD47" w:themeColor="accent6" w:sz="8" w:space="0"/>
+              <w:bottom w:val="single" w:color="70AD47" w:themeColor="accent6" w:sz="8" w:space="0"/>
+              <w:right w:val="single" w:color="70AD47" w:themeColor="accent6" w:sz="8" w:space="0"/>
+            </w:tcBorders>
+            <w:tcMar>
+              <w:top w:w="100" w:type="dxa"/>
+              <w:left w:w="100" w:type="dxa"/>
+              <w:bottom w:w="100" w:type="dxa"/>
+              <w:right w:w="100" w:type="dxa"/>
+            </w:tcMar>
+          </w:tcPr>
+          <w:p>
+            <w:r>
+              <w:rPr>
+                <w:rFonts w:ascii="Arial" w:hAnsi="Arial" w:eastAsia="Arial" w:cs="Arial"/>
                 <w:color w:val="000000"/>
                 <w:sz w:val="22"/>
                 <w:szCs w:val="22"/>
@@ -929,22 +929,22 @@
           <w:tcPr>
             <w:tcW w:w="1700" w:type="dxa"/>
             <w:tcBorders>
-              <w:top w:val="single" w:sz="8" w:space="0" w:color="70AD47" w:themeColor="accent6"/>
-              <w:left w:val="single" w:sz="8" w:space="0" w:color="70AD47" w:themeColor="accent6"/>
-              <w:bottom w:val="single" w:sz="8" w:space="0" w:color="70AD47" w:themeColor="accent6"/>
-              <w:right w:val="single" w:sz="8" w:space="0" w:color="70AD47" w:themeColor="accent6"/>
-            </w:tcBorders>
-            <w:tcMar>
-              <w:top w:w="100" w:type="dxa"/>
-              <w:left w:w="100" w:type="dxa"/>
-              <w:bottom w:w="100" w:type="dxa"/>
-              <w:right w:w="100" w:type="dxa"/>
-            </w:tcMar>
-          </w:tcPr>
-          <w:p>
-            <w:r>
-              <w:rPr>
-                <w:rFonts w:ascii="Arial" w:eastAsia="Arial" w:hAnsi="Arial" w:cs="Arial"/>
+              <w:top w:val="single" w:color="70AD47" w:themeColor="accent6" w:sz="8" w:space="0"/>
+              <w:left w:val="single" w:color="70AD47" w:themeColor="accent6" w:sz="8" w:space="0"/>
+              <w:bottom w:val="single" w:color="70AD47" w:themeColor="accent6" w:sz="8" w:space="0"/>
+              <w:right w:val="single" w:color="70AD47" w:themeColor="accent6" w:sz="8" w:space="0"/>
+            </w:tcBorders>
+            <w:tcMar>
+              <w:top w:w="100" w:type="dxa"/>
+              <w:left w:w="100" w:type="dxa"/>
+              <w:bottom w:w="100" w:type="dxa"/>
+              <w:right w:w="100" w:type="dxa"/>
+            </w:tcMar>
+          </w:tcPr>
+          <w:p>
+            <w:r>
+              <w:rPr>
+                <w:rFonts w:ascii="Arial" w:hAnsi="Arial" w:eastAsia="Arial" w:cs="Arial"/>
                 <w:color w:val="000000"/>
                 <w:sz w:val="22"/>
                 <w:szCs w:val="22"/>
@@ -957,22 +957,22 @@
           <w:tcPr>
             <w:tcW w:w="2450" w:type="dxa"/>
             <w:tcBorders>
-              <w:top w:val="single" w:sz="8" w:space="0" w:color="70AD47" w:themeColor="accent6"/>
-              <w:left w:val="single" w:sz="8" w:space="0" w:color="70AD47" w:themeColor="accent6"/>
-              <w:bottom w:val="single" w:sz="8" w:space="0" w:color="70AD47" w:themeColor="accent6"/>
-              <w:right w:val="single" w:sz="8" w:space="0" w:color="70AD47" w:themeColor="accent6"/>
-            </w:tcBorders>
-            <w:tcMar>
-              <w:top w:w="100" w:type="dxa"/>
-              <w:left w:w="100" w:type="dxa"/>
-              <w:bottom w:w="100" w:type="dxa"/>
-              <w:right w:w="100" w:type="dxa"/>
-            </w:tcMar>
-          </w:tcPr>
-          <w:p>
-            <w:r>
-              <w:rPr>
-                <w:rFonts w:ascii="Arial" w:eastAsia="Arial" w:hAnsi="Arial" w:cs="Arial"/>
+              <w:top w:val="single" w:color="70AD47" w:themeColor="accent6" w:sz="8" w:space="0"/>
+              <w:left w:val="single" w:color="70AD47" w:themeColor="accent6" w:sz="8" w:space="0"/>
+              <w:bottom w:val="single" w:color="70AD47" w:themeColor="accent6" w:sz="8" w:space="0"/>
+              <w:right w:val="single" w:color="70AD47" w:themeColor="accent6" w:sz="8" w:space="0"/>
+            </w:tcBorders>
+            <w:tcMar>
+              <w:top w:w="100" w:type="dxa"/>
+              <w:left w:w="100" w:type="dxa"/>
+              <w:bottom w:w="100" w:type="dxa"/>
+              <w:right w:w="100" w:type="dxa"/>
+            </w:tcMar>
+          </w:tcPr>
+          <w:p>
+            <w:r>
+              <w:rPr>
+                <w:rFonts w:ascii="Arial" w:hAnsi="Arial" w:eastAsia="Arial" w:cs="Arial"/>
                 <w:color w:val="000000"/>
                 <w:sz w:val="22"/>
                 <w:szCs w:val="22"/>
@@ -985,32 +985,32 @@
           <w:tcPr>
             <w:tcW w:w="3150" w:type="dxa"/>
             <w:tcBorders>
-              <w:top w:val="single" w:sz="8" w:space="0" w:color="70AD47" w:themeColor="accent6"/>
-              <w:left w:val="single" w:sz="8" w:space="0" w:color="70AD47" w:themeColor="accent6"/>
-              <w:bottom w:val="single" w:sz="8" w:space="0" w:color="70AD47" w:themeColor="accent6"/>
-              <w:right w:val="single" w:sz="8" w:space="0" w:color="70AD47" w:themeColor="accent6"/>
-            </w:tcBorders>
-            <w:tcMar>
-              <w:top w:w="100" w:type="dxa"/>
-              <w:left w:w="100" w:type="dxa"/>
-              <w:bottom w:w="100" w:type="dxa"/>
-              <w:right w:w="100" w:type="dxa"/>
-            </w:tcMar>
-          </w:tcPr>
-          <w:p>
-            <w:r>
-              <w:rPr>
-                <w:rFonts w:ascii="Arial" w:eastAsia="Arial" w:hAnsi="Arial" w:cs="Arial"/>
+              <w:top w:val="single" w:color="70AD47" w:themeColor="accent6" w:sz="8" w:space="0"/>
+              <w:left w:val="single" w:color="70AD47" w:themeColor="accent6" w:sz="8" w:space="0"/>
+              <w:bottom w:val="single" w:color="70AD47" w:themeColor="accent6" w:sz="8" w:space="0"/>
+              <w:right w:val="single" w:color="70AD47" w:themeColor="accent6" w:sz="8" w:space="0"/>
+            </w:tcBorders>
+            <w:tcMar>
+              <w:top w:w="100" w:type="dxa"/>
+              <w:left w:w="100" w:type="dxa"/>
+              <w:bottom w:w="100" w:type="dxa"/>
+              <w:right w:w="100" w:type="dxa"/>
+            </w:tcMar>
+          </w:tcPr>
+          <w:p>
+            <w:r>
+              <w:rPr>
+                <w:rFonts w:ascii="Arial" w:hAnsi="Arial" w:eastAsia="Arial" w:cs="Arial"/>
                 <w:color w:val="000000"/>
                 <w:sz w:val="22"/>
                 <w:szCs w:val="22"/>
               </w:rPr>
               <w:t xml:space="preserve">Chuyến thất bại không có Booking Value nên phải ước tính. Phương án khác: dùng AOV theo Vehicle Type </w:t>
             </w:r>
-            <w:del w:id="8" w:author="Claude" w:date="2026-10-19T00:00:00Z">
-              <w:r>
-                <w:rPr>
-                  <w:rFonts w:ascii="Arial" w:eastAsia="Arial" w:hAnsi="Arial" w:cs="Arial"/>
+            <w:del w:author="Claude" w:date="2026-10-19T00:00:00Z" w:id="8">
+              <w:r>
+                <w:rPr>
+                  <w:rFonts w:ascii="Arial" w:hAnsi="Arial" w:eastAsia="Arial" w:cs="Arial"/>
                   <w:color w:val="000000"/>
                   <w:sz w:val="22"/>
                   <w:szCs w:val="22"/>
@@ -1018,10 +1018,10 @@
                 <w:delText>sẽ chính xác hơn</w:delText>
               </w:r>
             </w:del>
-            <w:ins w:id="9" w:author="Claude" w:date="2026-10-19T00:00:00Z">
-              <w:r>
-                <w:rPr>
-                  <w:rFonts w:ascii="Arial" w:eastAsia="Arial" w:hAnsi="Arial" w:cs="Arial"/>
+            <w:ins w:author="Claude" w:date="2026-10-19T00:00:00Z" w:id="9">
+              <w:r>
+                <w:rPr>
+                  <w:rFonts w:ascii="Arial" w:hAnsi="Arial" w:eastAsia="Arial" w:cs="Arial"/>
                   <w:color w:val="000000"/>
                   <w:sz w:val="22"/>
                   <w:szCs w:val="22"/>
@@ -1031,17 +1031,17 @@
             </w:ins>
             <w:r>
               <w:rPr>
-                <w:rFonts w:ascii="Arial" w:eastAsia="Arial" w:hAnsi="Arial" w:cs="Arial"/>
+                <w:rFonts w:ascii="Arial" w:hAnsi="Arial" w:eastAsia="Arial" w:cs="Arial"/>
                 <w:color w:val="000000"/>
                 <w:sz w:val="22"/>
                 <w:szCs w:val="22"/>
               </w:rPr>
               <w:t>.</w:t>
             </w:r>
-            <w:ins w:id="10" w:author="Claude" w:date="2026-10-19T00:00:00Z">
-              <w:r>
-                <w:rPr>
-                  <w:rFonts w:ascii="Arial" w:eastAsia="Arial" w:hAnsi="Arial" w:cs="Arial"/>
+            <w:ins w:author="Claude" w:date="2026-10-19T00:00:00Z" w:id="10">
+              <w:r>
+                <w:rPr>
+                  <w:rFonts w:ascii="Arial" w:hAnsi="Arial" w:eastAsia="Arial" w:cs="Arial"/>
                   <w:color w:val="000000"/>
                   <w:sz w:val="22"/>
                   <w:szCs w:val="22"/>
@@ -1055,22 +1055,22 @@
           <w:tcPr>
             <w:tcW w:w="1400" w:type="dxa"/>
             <w:tcBorders>
-              <w:top w:val="single" w:sz="8" w:space="0" w:color="70AD47" w:themeColor="accent6"/>
-              <w:left w:val="single" w:sz="8" w:space="0" w:color="70AD47" w:themeColor="accent6"/>
-              <w:bottom w:val="single" w:sz="8" w:space="0" w:color="70AD47" w:themeColor="accent6"/>
-              <w:right w:val="single" w:sz="8" w:space="0" w:color="70AD47" w:themeColor="accent6"/>
-            </w:tcBorders>
-            <w:tcMar>
-              <w:top w:w="100" w:type="dxa"/>
-              <w:left w:w="100" w:type="dxa"/>
-              <w:bottom w:w="100" w:type="dxa"/>
-              <w:right w:w="100" w:type="dxa"/>
-            </w:tcMar>
-          </w:tcPr>
-          <w:p>
-            <w:r>
-              <w:rPr>
-                <w:rFonts w:ascii="Arial" w:eastAsia="Arial" w:hAnsi="Arial" w:cs="Arial"/>
+              <w:top w:val="single" w:color="70AD47" w:themeColor="accent6" w:sz="8" w:space="0"/>
+              <w:left w:val="single" w:color="70AD47" w:themeColor="accent6" w:sz="8" w:space="0"/>
+              <w:bottom w:val="single" w:color="70AD47" w:themeColor="accent6" w:sz="8" w:space="0"/>
+              <w:right w:val="single" w:color="70AD47" w:themeColor="accent6" w:sz="8" w:space="0"/>
+            </w:tcBorders>
+            <w:tcMar>
+              <w:top w:w="100" w:type="dxa"/>
+              <w:left w:w="100" w:type="dxa"/>
+              <w:bottom w:w="100" w:type="dxa"/>
+              <w:right w:w="100" w:type="dxa"/>
+            </w:tcMar>
+          </w:tcPr>
+          <w:p>
+            <w:r>
+              <w:rPr>
+                <w:rFonts w:ascii="Arial" w:hAnsi="Arial" w:eastAsia="Arial" w:cs="Arial"/>
                 <w:color w:val="000000"/>
                 <w:sz w:val="22"/>
                 <w:szCs w:val="22"/>
@@ -1079,7 +1079,7 @@
             </w:r>
             <w:r>
               <w:rPr>
-                <w:rFonts w:ascii="Arial" w:eastAsia="Arial" w:hAnsi="Arial" w:cs="Arial"/>
+                <w:rFonts w:ascii="Arial" w:hAnsi="Arial" w:eastAsia="Arial" w:cs="Arial"/>
                 <w:color w:val="000000"/>
                 <w:sz w:val="22"/>
                 <w:szCs w:val="22"/>
@@ -1097,22 +1097,22 @@
           <w:tcPr>
             <w:tcW w:w="640" w:type="dxa"/>
             <w:tcBorders>
-              <w:top w:val="single" w:sz="8" w:space="0" w:color="70AD47" w:themeColor="accent6"/>
-              <w:left w:val="single" w:sz="8" w:space="0" w:color="70AD47" w:themeColor="accent6"/>
-              <w:bottom w:val="single" w:sz="8" w:space="0" w:color="70AD47" w:themeColor="accent6"/>
-              <w:right w:val="single" w:sz="8" w:space="0" w:color="70AD47" w:themeColor="accent6"/>
-            </w:tcBorders>
-            <w:tcMar>
-              <w:top w:w="100" w:type="dxa"/>
-              <w:left w:w="100" w:type="dxa"/>
-              <w:bottom w:w="100" w:type="dxa"/>
-              <w:right w:w="100" w:type="dxa"/>
-            </w:tcMar>
-          </w:tcPr>
-          <w:p>
-            <w:r>
-              <w:rPr>
-                <w:rFonts w:ascii="Arial" w:eastAsia="Arial" w:hAnsi="Arial" w:cs="Arial"/>
+              <w:top w:val="single" w:color="70AD47" w:themeColor="accent6" w:sz="8" w:space="0"/>
+              <w:left w:val="single" w:color="70AD47" w:themeColor="accent6" w:sz="8" w:space="0"/>
+              <w:bottom w:val="single" w:color="70AD47" w:themeColor="accent6" w:sz="8" w:space="0"/>
+              <w:right w:val="single" w:color="70AD47" w:themeColor="accent6" w:sz="8" w:space="0"/>
+            </w:tcBorders>
+            <w:tcMar>
+              <w:top w:w="100" w:type="dxa"/>
+              <w:left w:w="100" w:type="dxa"/>
+              <w:bottom w:w="100" w:type="dxa"/>
+              <w:right w:w="100" w:type="dxa"/>
+            </w:tcMar>
+          </w:tcPr>
+          <w:p>
+            <w:r>
+              <w:rPr>
+                <w:rFonts w:ascii="Arial" w:hAnsi="Arial" w:eastAsia="Arial" w:cs="Arial"/>
                 <w:color w:val="000000"/>
                 <w:sz w:val="22"/>
                 <w:szCs w:val="22"/>
@@ -1125,22 +1125,22 @@
           <w:tcPr>
             <w:tcW w:w="1700" w:type="dxa"/>
             <w:tcBorders>
-              <w:top w:val="single" w:sz="8" w:space="0" w:color="70AD47" w:themeColor="accent6"/>
-              <w:left w:val="single" w:sz="8" w:space="0" w:color="70AD47" w:themeColor="accent6"/>
-              <w:bottom w:val="single" w:sz="8" w:space="0" w:color="70AD47" w:themeColor="accent6"/>
-              <w:right w:val="single" w:sz="8" w:space="0" w:color="70AD47" w:themeColor="accent6"/>
-            </w:tcBorders>
-            <w:tcMar>
-              <w:top w:w="100" w:type="dxa"/>
-              <w:left w:w="100" w:type="dxa"/>
-              <w:bottom w:w="100" w:type="dxa"/>
-              <w:right w:w="100" w:type="dxa"/>
-            </w:tcMar>
-          </w:tcPr>
-          <w:p>
-            <w:r>
-              <w:rPr>
-                <w:rFonts w:ascii="Arial" w:eastAsia="Arial" w:hAnsi="Arial" w:cs="Arial"/>
+              <w:top w:val="single" w:color="70AD47" w:themeColor="accent6" w:sz="8" w:space="0"/>
+              <w:left w:val="single" w:color="70AD47" w:themeColor="accent6" w:sz="8" w:space="0"/>
+              <w:bottom w:val="single" w:color="70AD47" w:themeColor="accent6" w:sz="8" w:space="0"/>
+              <w:right w:val="single" w:color="70AD47" w:themeColor="accent6" w:sz="8" w:space="0"/>
+            </w:tcBorders>
+            <w:tcMar>
+              <w:top w:w="100" w:type="dxa"/>
+              <w:left w:w="100" w:type="dxa"/>
+              <w:bottom w:w="100" w:type="dxa"/>
+              <w:right w:w="100" w:type="dxa"/>
+            </w:tcMar>
+          </w:tcPr>
+          <w:p>
+            <w:r>
+              <w:rPr>
+                <w:rFonts w:ascii="Arial" w:hAnsi="Arial" w:eastAsia="Arial" w:cs="Arial"/>
                 <w:color w:val="000000"/>
                 <w:sz w:val="22"/>
                 <w:szCs w:val="22"/>
@@ -1153,22 +1153,22 @@
           <w:tcPr>
             <w:tcW w:w="2450" w:type="dxa"/>
             <w:tcBorders>
-              <w:top w:val="single" w:sz="8" w:space="0" w:color="70AD47" w:themeColor="accent6"/>
-              <w:left w:val="single" w:sz="8" w:space="0" w:color="70AD47" w:themeColor="accent6"/>
-              <w:bottom w:val="single" w:sz="8" w:space="0" w:color="70AD47" w:themeColor="accent6"/>
-              <w:right w:val="single" w:sz="8" w:space="0" w:color="70AD47" w:themeColor="accent6"/>
-            </w:tcBorders>
-            <w:tcMar>
-              <w:top w:w="100" w:type="dxa"/>
-              <w:left w:w="100" w:type="dxa"/>
-              <w:bottom w:w="100" w:type="dxa"/>
-              <w:right w:w="100" w:type="dxa"/>
-            </w:tcMar>
-          </w:tcPr>
-          <w:p>
-            <w:r>
-              <w:rPr>
-                <w:rFonts w:ascii="Arial" w:eastAsia="Arial" w:hAnsi="Arial" w:cs="Arial"/>
+              <w:top w:val="single" w:color="70AD47" w:themeColor="accent6" w:sz="8" w:space="0"/>
+              <w:left w:val="single" w:color="70AD47" w:themeColor="accent6" w:sz="8" w:space="0"/>
+              <w:bottom w:val="single" w:color="70AD47" w:themeColor="accent6" w:sz="8" w:space="0"/>
+              <w:right w:val="single" w:color="70AD47" w:themeColor="accent6" w:sz="8" w:space="0"/>
+            </w:tcBorders>
+            <w:tcMar>
+              <w:top w:w="100" w:type="dxa"/>
+              <w:left w:w="100" w:type="dxa"/>
+              <w:bottom w:w="100" w:type="dxa"/>
+              <w:right w:w="100" w:type="dxa"/>
+            </w:tcMar>
+          </w:tcPr>
+          <w:p>
+            <w:r>
+              <w:rPr>
+                <w:rFonts w:ascii="Arial" w:hAnsi="Arial" w:eastAsia="Arial" w:cs="Arial"/>
                 <w:color w:val="000000"/>
                 <w:sz w:val="22"/>
                 <w:szCs w:val="22"/>
@@ -1181,32 +1181,32 @@
           <w:tcPr>
             <w:tcW w:w="3150" w:type="dxa"/>
             <w:tcBorders>
-              <w:top w:val="single" w:sz="8" w:space="0" w:color="70AD47" w:themeColor="accent6"/>
-              <w:left w:val="single" w:sz="8" w:space="0" w:color="70AD47" w:themeColor="accent6"/>
-              <w:bottom w:val="single" w:sz="8" w:space="0" w:color="70AD47" w:themeColor="accent6"/>
-              <w:right w:val="single" w:sz="8" w:space="0" w:color="70AD47" w:themeColor="accent6"/>
-            </w:tcBorders>
-            <w:tcMar>
-              <w:top w:w="100" w:type="dxa"/>
-              <w:left w:w="100" w:type="dxa"/>
-              <w:bottom w:w="100" w:type="dxa"/>
-              <w:right w:w="100" w:type="dxa"/>
-            </w:tcMar>
-          </w:tcPr>
-          <w:p>
-            <w:r>
-              <w:rPr>
-                <w:rFonts w:ascii="Arial" w:eastAsia="Arial" w:hAnsi="Arial" w:cs="Arial"/>
+              <w:top w:val="single" w:color="70AD47" w:themeColor="accent6" w:sz="8" w:space="0"/>
+              <w:left w:val="single" w:color="70AD47" w:themeColor="accent6" w:sz="8" w:space="0"/>
+              <w:bottom w:val="single" w:color="70AD47" w:themeColor="accent6" w:sz="8" w:space="0"/>
+              <w:right w:val="single" w:color="70AD47" w:themeColor="accent6" w:sz="8" w:space="0"/>
+            </w:tcBorders>
+            <w:tcMar>
+              <w:top w:w="100" w:type="dxa"/>
+              <w:left w:w="100" w:type="dxa"/>
+              <w:bottom w:w="100" w:type="dxa"/>
+              <w:right w:w="100" w:type="dxa"/>
+            </w:tcMar>
+          </w:tcPr>
+          <w:p>
+            <w:r>
+              <w:rPr>
+                <w:rFonts w:ascii="Arial" w:hAnsi="Arial" w:eastAsia="Arial" w:cs="Arial"/>
                 <w:color w:val="000000"/>
                 <w:sz w:val="22"/>
                 <w:szCs w:val="22"/>
               </w:rPr>
               <w:t>Cần bổ sung căn cứ chọn ngưỡng; nên kiểm chéo nhận xét "tất cả là khách huỷ" bằng Booking Status × (VTAT &gt; 15).</w:t>
             </w:r>
-            <w:ins w:id="11" w:author="Claude" w:date="2026-10-19T00:00:00Z">
-              <w:r>
-                <w:rPr>
-                  <w:rFonts w:ascii="Arial" w:eastAsia="Arial" w:hAnsi="Arial" w:cs="Arial"/>
+            <w:ins w:author="Claude" w:date="2026-10-19T00:00:00Z" w:id="11">
+              <w:r>
+                <w:rPr>
+                  <w:rFonts w:ascii="Arial" w:hAnsi="Arial" w:eastAsia="Arial" w:cs="Arial"/>
                   <w:color w:val="000000"/>
                   <w:sz w:val="22"/>
                   <w:szCs w:val="22"/>
@@ -1220,22 +1220,22 @@
           <w:tcPr>
             <w:tcW w:w="1400" w:type="dxa"/>
             <w:tcBorders>
-              <w:top w:val="single" w:sz="8" w:space="0" w:color="70AD47" w:themeColor="accent6"/>
-              <w:left w:val="single" w:sz="8" w:space="0" w:color="70AD47" w:themeColor="accent6"/>
-              <w:bottom w:val="single" w:sz="8" w:space="0" w:color="70AD47" w:themeColor="accent6"/>
-              <w:right w:val="single" w:sz="8" w:space="0" w:color="70AD47" w:themeColor="accent6"/>
-            </w:tcBorders>
-            <w:tcMar>
-              <w:top w:w="100" w:type="dxa"/>
-              <w:left w:w="100" w:type="dxa"/>
-              <w:bottom w:w="100" w:type="dxa"/>
-              <w:right w:w="100" w:type="dxa"/>
-            </w:tcMar>
-          </w:tcPr>
-          <w:p>
-            <w:r>
-              <w:rPr>
-                <w:rFonts w:ascii="Arial" w:eastAsia="Arial" w:hAnsi="Arial" w:cs="Arial"/>
+              <w:top w:val="single" w:color="70AD47" w:themeColor="accent6" w:sz="8" w:space="0"/>
+              <w:left w:val="single" w:color="70AD47" w:themeColor="accent6" w:sz="8" w:space="0"/>
+              <w:bottom w:val="single" w:color="70AD47" w:themeColor="accent6" w:sz="8" w:space="0"/>
+              <w:right w:val="single" w:color="70AD47" w:themeColor="accent6" w:sz="8" w:space="0"/>
+            </w:tcBorders>
+            <w:tcMar>
+              <w:top w:w="100" w:type="dxa"/>
+              <w:left w:w="100" w:type="dxa"/>
+              <w:bottom w:w="100" w:type="dxa"/>
+              <w:right w:w="100" w:type="dxa"/>
+            </w:tcMar>
+          </w:tcPr>
+          <w:p>
+            <w:r>
+              <w:rPr>
+                <w:rFonts w:ascii="Arial" w:hAnsi="Arial" w:eastAsia="Arial" w:cs="Arial"/>
                 <w:color w:val="000000"/>
                 <w:sz w:val="22"/>
                 <w:szCs w:val="22"/>
@@ -1253,22 +1253,22 @@
           <w:tcPr>
             <w:tcW w:w="640" w:type="dxa"/>
             <w:tcBorders>
-              <w:top w:val="single" w:sz="8" w:space="0" w:color="70AD47" w:themeColor="accent6"/>
-              <w:left w:val="single" w:sz="8" w:space="0" w:color="70AD47" w:themeColor="accent6"/>
-              <w:bottom w:val="single" w:sz="8" w:space="0" w:color="70AD47" w:themeColor="accent6"/>
-              <w:right w:val="single" w:sz="8" w:space="0" w:color="70AD47" w:themeColor="accent6"/>
-            </w:tcBorders>
-            <w:tcMar>
-              <w:top w:w="100" w:type="dxa"/>
-              <w:left w:w="100" w:type="dxa"/>
-              <w:bottom w:w="100" w:type="dxa"/>
-              <w:right w:w="100" w:type="dxa"/>
-            </w:tcMar>
-          </w:tcPr>
-          <w:p>
-            <w:r>
-              <w:rPr>
-                <w:rFonts w:ascii="Arial" w:eastAsia="Arial" w:hAnsi="Arial" w:cs="Arial"/>
+              <w:top w:val="single" w:color="70AD47" w:themeColor="accent6" w:sz="8" w:space="0"/>
+              <w:left w:val="single" w:color="70AD47" w:themeColor="accent6" w:sz="8" w:space="0"/>
+              <w:bottom w:val="single" w:color="70AD47" w:themeColor="accent6" w:sz="8" w:space="0"/>
+              <w:right w:val="single" w:color="70AD47" w:themeColor="accent6" w:sz="8" w:space="0"/>
+            </w:tcBorders>
+            <w:tcMar>
+              <w:top w:w="100" w:type="dxa"/>
+              <w:left w:w="100" w:type="dxa"/>
+              <w:bottom w:w="100" w:type="dxa"/>
+              <w:right w:w="100" w:type="dxa"/>
+            </w:tcMar>
+          </w:tcPr>
+          <w:p>
+            <w:r>
+              <w:rPr>
+                <w:rFonts w:ascii="Arial" w:hAnsi="Arial" w:eastAsia="Arial" w:cs="Arial"/>
                 <w:color w:val="000000"/>
                 <w:sz w:val="22"/>
                 <w:szCs w:val="22"/>
@@ -1282,22 +1282,22 @@
           <w:tcPr>
             <w:tcW w:w="1700" w:type="dxa"/>
             <w:tcBorders>
-              <w:top w:val="single" w:sz="8" w:space="0" w:color="70AD47" w:themeColor="accent6"/>
-              <w:left w:val="single" w:sz="8" w:space="0" w:color="70AD47" w:themeColor="accent6"/>
-              <w:bottom w:val="single" w:sz="8" w:space="0" w:color="70AD47" w:themeColor="accent6"/>
-              <w:right w:val="single" w:sz="8" w:space="0" w:color="70AD47" w:themeColor="accent6"/>
-            </w:tcBorders>
-            <w:tcMar>
-              <w:top w:w="100" w:type="dxa"/>
-              <w:left w:w="100" w:type="dxa"/>
-              <w:bottom w:w="100" w:type="dxa"/>
-              <w:right w:w="100" w:type="dxa"/>
-            </w:tcMar>
-          </w:tcPr>
-          <w:p>
-            <w:r>
-              <w:rPr>
-                <w:rFonts w:ascii="Arial" w:eastAsia="Arial" w:hAnsi="Arial" w:cs="Arial"/>
+              <w:top w:val="single" w:color="70AD47" w:themeColor="accent6" w:sz="8" w:space="0"/>
+              <w:left w:val="single" w:color="70AD47" w:themeColor="accent6" w:sz="8" w:space="0"/>
+              <w:bottom w:val="single" w:color="70AD47" w:themeColor="accent6" w:sz="8" w:space="0"/>
+              <w:right w:val="single" w:color="70AD47" w:themeColor="accent6" w:sz="8" w:space="0"/>
+            </w:tcBorders>
+            <w:tcMar>
+              <w:top w:w="100" w:type="dxa"/>
+              <w:left w:w="100" w:type="dxa"/>
+              <w:bottom w:w="100" w:type="dxa"/>
+              <w:right w:w="100" w:type="dxa"/>
+            </w:tcMar>
+          </w:tcPr>
+          <w:p>
+            <w:r>
+              <w:rPr>
+                <w:rFonts w:ascii="Arial" w:hAnsi="Arial" w:eastAsia="Arial" w:cs="Arial"/>
                 <w:color w:val="000000"/>
                 <w:sz w:val="22"/>
                 <w:szCs w:val="22"/>
@@ -1310,10 +1310,10 @@
           <w:tcPr>
             <w:tcW w:w="2450" w:type="dxa"/>
             <w:tcBorders>
-              <w:top w:val="single" w:sz="8" w:space="0" w:color="70AD47" w:themeColor="accent6"/>
-              <w:left w:val="single" w:sz="8" w:space="0" w:color="70AD47" w:themeColor="accent6"/>
-              <w:bottom w:val="single" w:sz="8" w:space="0" w:color="70AD47" w:themeColor="accent6"/>
-              <w:right w:val="single" w:sz="8" w:space="0" w:color="70AD47" w:themeColor="accent6"/>
+              <w:top w:val="single" w:color="70AD47" w:themeColor="accent6" w:sz="8" w:space="0"/>
+              <w:left w:val="single" w:color="70AD47" w:themeColor="accent6" w:sz="8" w:space="0"/>
+              <w:bottom w:val="single" w:color="70AD47" w:themeColor="accent6" w:sz="8" w:space="0"/>
+              <w:right w:val="single" w:color="70AD47" w:themeColor="accent6" w:sz="8" w:space="0"/>
             </w:tcBorders>
             <w:tcMar>
               <w:top w:w="100" w:type="dxa"/>
@@ -1325,7 +1325,7 @@
           <w:p>
             <w:pPr>
               <w:rPr>
-                <w:rFonts w:ascii="Arial" w:eastAsia="Arial" w:hAnsi="Arial" w:cs="Arial"/>
+                <w:rFonts w:ascii="Arial" w:hAnsi="Arial" w:eastAsia="Arial" w:cs="Arial"/>
                 <w:color w:val="000000"/>
                 <w:sz w:val="22"/>
                 <w:szCs w:val="22"/>
@@ -1333,7 +1333,7 @@
             </w:pPr>
             <w:r>
               <w:rPr>
-                <w:rFonts w:ascii="Arial" w:eastAsia="Arial" w:hAnsi="Arial" w:cs="Arial"/>
+                <w:rFonts w:ascii="Arial" w:hAnsi="Arial" w:eastAsia="Arial" w:cs="Arial"/>
                 <w:color w:val="000000"/>
                 <w:sz w:val="22"/>
                 <w:szCs w:val="22"/>
@@ -1342,7 +1342,7 @@
             </w:r>
             <w:r>
               <w:rPr>
-                <w:rFonts w:ascii="Arial" w:eastAsia="Arial" w:hAnsi="Arial" w:cs="Arial"/>
+                <w:rFonts w:ascii="Arial" w:hAnsi="Arial" w:eastAsia="Arial" w:cs="Arial"/>
                 <w:color w:val="000000"/>
                 <w:sz w:val="22"/>
                 <w:szCs w:val="22"/>
@@ -1353,7 +1353,7 @@
           <w:p>
             <w:pPr>
               <w:rPr>
-                <w:rFonts w:ascii="Arial" w:eastAsia="Arial" w:hAnsi="Arial" w:cs="Arial"/>
+                <w:rFonts w:ascii="Arial" w:hAnsi="Arial" w:eastAsia="Arial" w:cs="Arial"/>
                 <w:color w:val="000000"/>
                 <w:sz w:val="22"/>
                 <w:szCs w:val="22"/>
@@ -1363,7 +1363,7 @@
           <w:p>
             <w:pPr>
               <w:rPr>
-                <w:rFonts w:ascii="Arial" w:eastAsia="Arial" w:hAnsi="Arial" w:cs="Arial"/>
+                <w:rFonts w:ascii="Arial" w:hAnsi="Arial" w:eastAsia="Arial" w:cs="Arial"/>
                 <w:color w:val="000000"/>
                 <w:sz w:val="22"/>
                 <w:szCs w:val="22"/>
@@ -1371,7 +1371,7 @@
             </w:pPr>
             <w:r>
               <w:rPr>
-                <w:rFonts w:ascii="Arial" w:eastAsia="Arial" w:hAnsi="Arial" w:cs="Arial"/>
+                <w:rFonts w:ascii="Arial" w:hAnsi="Arial" w:eastAsia="Arial" w:cs="Arial"/>
                 <w:color w:val="000000"/>
                 <w:sz w:val="22"/>
                 <w:szCs w:val="22"/>
@@ -1380,7 +1380,7 @@
             </w:r>
             <w:r>
               <w:rPr>
-                <w:rFonts w:ascii="Arial" w:eastAsia="Arial" w:hAnsi="Arial" w:cs="Arial"/>
+                <w:rFonts w:ascii="Arial" w:hAnsi="Arial" w:eastAsia="Arial" w:cs="Arial"/>
                 <w:color w:val="000000"/>
                 <w:sz w:val="22"/>
                 <w:szCs w:val="22"/>
@@ -1393,32 +1393,32 @@
           <w:tcPr>
             <w:tcW w:w="3150" w:type="dxa"/>
             <w:tcBorders>
-              <w:top w:val="single" w:sz="8" w:space="0" w:color="70AD47" w:themeColor="accent6"/>
-              <w:left w:val="single" w:sz="8" w:space="0" w:color="70AD47" w:themeColor="accent6"/>
-              <w:bottom w:val="single" w:sz="8" w:space="0" w:color="70AD47" w:themeColor="accent6"/>
-              <w:right w:val="single" w:sz="8" w:space="0" w:color="70AD47" w:themeColor="accent6"/>
-            </w:tcBorders>
-            <w:tcMar>
-              <w:top w:w="100" w:type="dxa"/>
-              <w:left w:w="100" w:type="dxa"/>
-              <w:bottom w:w="100" w:type="dxa"/>
-              <w:right w:w="100" w:type="dxa"/>
-            </w:tcMar>
-          </w:tcPr>
-          <w:p>
-            <w:r>
-              <w:rPr>
-                <w:rFonts w:ascii="Arial" w:eastAsia="Arial" w:hAnsi="Arial" w:cs="Arial"/>
+              <w:top w:val="single" w:color="70AD47" w:themeColor="accent6" w:sz="8" w:space="0"/>
+              <w:left w:val="single" w:color="70AD47" w:themeColor="accent6" w:sz="8" w:space="0"/>
+              <w:bottom w:val="single" w:color="70AD47" w:themeColor="accent6" w:sz="8" w:space="0"/>
+              <w:right w:val="single" w:color="70AD47" w:themeColor="accent6" w:sz="8" w:space="0"/>
+            </w:tcBorders>
+            <w:tcMar>
+              <w:top w:w="100" w:type="dxa"/>
+              <w:left w:w="100" w:type="dxa"/>
+              <w:bottom w:w="100" w:type="dxa"/>
+              <w:right w:w="100" w:type="dxa"/>
+            </w:tcMar>
+          </w:tcPr>
+          <w:p>
+            <w:r>
+              <w:rPr>
+                <w:rFonts w:ascii="Arial" w:hAnsi="Arial" w:eastAsia="Arial" w:cs="Arial"/>
                 <w:color w:val="000000"/>
                 <w:sz w:val="22"/>
                 <w:szCs w:val="22"/>
               </w:rPr>
               <w:t>Từ điển phần A định nghĩa Avg Driver Rating là khách chấm tài xế; Customer Rating có thể là chiều ngược lại nên cần xác nhận để không đọc nhầm.</w:t>
             </w:r>
-            <w:ins w:id="12" w:author="Claude" w:date="2026-10-19T00:00:00Z">
-              <w:r>
-                <w:rPr>
-                  <w:rFonts w:ascii="Arial" w:eastAsia="Arial" w:hAnsi="Arial" w:cs="Arial"/>
+            <w:ins w:author="Claude" w:date="2026-10-19T00:00:00Z" w:id="12">
+              <w:r>
+                <w:rPr>
+                  <w:rFonts w:ascii="Arial" w:hAnsi="Arial" w:eastAsia="Arial" w:cs="Arial"/>
                   <w:color w:val="000000"/>
                   <w:sz w:val="22"/>
                   <w:szCs w:val="22"/>
@@ -1432,22 +1432,22 @@
           <w:tcPr>
             <w:tcW w:w="1400" w:type="dxa"/>
             <w:tcBorders>
-              <w:top w:val="single" w:sz="8" w:space="0" w:color="70AD47" w:themeColor="accent6"/>
-              <w:left w:val="single" w:sz="8" w:space="0" w:color="70AD47" w:themeColor="accent6"/>
-              <w:bottom w:val="single" w:sz="8" w:space="0" w:color="70AD47" w:themeColor="accent6"/>
-              <w:right w:val="single" w:sz="8" w:space="0" w:color="70AD47" w:themeColor="accent6"/>
-            </w:tcBorders>
-            <w:tcMar>
-              <w:top w:w="100" w:type="dxa"/>
-              <w:left w:w="100" w:type="dxa"/>
-              <w:bottom w:w="100" w:type="dxa"/>
-              <w:right w:w="100" w:type="dxa"/>
-            </w:tcMar>
-          </w:tcPr>
-          <w:p>
-            <w:r>
-              <w:rPr>
-                <w:rFonts w:ascii="Arial" w:eastAsia="Arial" w:hAnsi="Arial" w:cs="Arial"/>
+              <w:top w:val="single" w:color="70AD47" w:themeColor="accent6" w:sz="8" w:space="0"/>
+              <w:left w:val="single" w:color="70AD47" w:themeColor="accent6" w:sz="8" w:space="0"/>
+              <w:bottom w:val="single" w:color="70AD47" w:themeColor="accent6" w:sz="8" w:space="0"/>
+              <w:right w:val="single" w:color="70AD47" w:themeColor="accent6" w:sz="8" w:space="0"/>
+            </w:tcBorders>
+            <w:tcMar>
+              <w:top w:w="100" w:type="dxa"/>
+              <w:left w:w="100" w:type="dxa"/>
+              <w:bottom w:w="100" w:type="dxa"/>
+              <w:right w:w="100" w:type="dxa"/>
+            </w:tcMar>
+          </w:tcPr>
+          <w:p>
+            <w:r>
+              <w:rPr>
+                <w:rFonts w:ascii="Arial" w:hAnsi="Arial" w:eastAsia="Arial" w:cs="Arial"/>
                 <w:color w:val="000000"/>
                 <w:sz w:val="22"/>
                 <w:szCs w:val="22"/>
@@ -1465,22 +1465,22 @@
           <w:tcPr>
             <w:tcW w:w="640" w:type="dxa"/>
             <w:tcBorders>
-              <w:top w:val="single" w:sz="8" w:space="0" w:color="70AD47" w:themeColor="accent6"/>
-              <w:left w:val="single" w:sz="8" w:space="0" w:color="70AD47" w:themeColor="accent6"/>
-              <w:bottom w:val="single" w:sz="8" w:space="0" w:color="70AD47" w:themeColor="accent6"/>
-              <w:right w:val="single" w:sz="8" w:space="0" w:color="70AD47" w:themeColor="accent6"/>
-            </w:tcBorders>
-            <w:tcMar>
-              <w:top w:w="100" w:type="dxa"/>
-              <w:left w:w="100" w:type="dxa"/>
-              <w:bottom w:w="100" w:type="dxa"/>
-              <w:right w:w="100" w:type="dxa"/>
-            </w:tcMar>
-          </w:tcPr>
-          <w:p>
-            <w:r>
-              <w:rPr>
-                <w:rFonts w:ascii="Arial" w:eastAsia="Arial" w:hAnsi="Arial" w:cs="Arial"/>
+              <w:top w:val="single" w:color="70AD47" w:themeColor="accent6" w:sz="8" w:space="0"/>
+              <w:left w:val="single" w:color="70AD47" w:themeColor="accent6" w:sz="8" w:space="0"/>
+              <w:bottom w:val="single" w:color="70AD47" w:themeColor="accent6" w:sz="8" w:space="0"/>
+              <w:right w:val="single" w:color="70AD47" w:themeColor="accent6" w:sz="8" w:space="0"/>
+            </w:tcBorders>
+            <w:tcMar>
+              <w:top w:w="100" w:type="dxa"/>
+              <w:left w:w="100" w:type="dxa"/>
+              <w:bottom w:w="100" w:type="dxa"/>
+              <w:right w:w="100" w:type="dxa"/>
+            </w:tcMar>
+          </w:tcPr>
+          <w:p>
+            <w:r>
+              <w:rPr>
+                <w:rFonts w:ascii="Arial" w:hAnsi="Arial" w:eastAsia="Arial" w:cs="Arial"/>
                 <w:color w:val="000000"/>
                 <w:sz w:val="22"/>
                 <w:szCs w:val="22"/>
@@ -1493,22 +1493,22 @@
           <w:tcPr>
             <w:tcW w:w="1700" w:type="dxa"/>
             <w:tcBorders>
-              <w:top w:val="single" w:sz="8" w:space="0" w:color="70AD47" w:themeColor="accent6"/>
-              <w:left w:val="single" w:sz="8" w:space="0" w:color="70AD47" w:themeColor="accent6"/>
-              <w:bottom w:val="single" w:sz="8" w:space="0" w:color="70AD47" w:themeColor="accent6"/>
-              <w:right w:val="single" w:sz="8" w:space="0" w:color="70AD47" w:themeColor="accent6"/>
-            </w:tcBorders>
-            <w:tcMar>
-              <w:top w:w="100" w:type="dxa"/>
-              <w:left w:w="100" w:type="dxa"/>
-              <w:bottom w:w="100" w:type="dxa"/>
-              <w:right w:w="100" w:type="dxa"/>
-            </w:tcMar>
-          </w:tcPr>
-          <w:p>
-            <w:r>
-              <w:rPr>
-                <w:rFonts w:ascii="Arial" w:eastAsia="Arial" w:hAnsi="Arial" w:cs="Arial"/>
+              <w:top w:val="single" w:color="70AD47" w:themeColor="accent6" w:sz="8" w:space="0"/>
+              <w:left w:val="single" w:color="70AD47" w:themeColor="accent6" w:sz="8" w:space="0"/>
+              <w:bottom w:val="single" w:color="70AD47" w:themeColor="accent6" w:sz="8" w:space="0"/>
+              <w:right w:val="single" w:color="70AD47" w:themeColor="accent6" w:sz="8" w:space="0"/>
+            </w:tcBorders>
+            <w:tcMar>
+              <w:top w:w="100" w:type="dxa"/>
+              <w:left w:w="100" w:type="dxa"/>
+              <w:bottom w:w="100" w:type="dxa"/>
+              <w:right w:w="100" w:type="dxa"/>
+            </w:tcMar>
+          </w:tcPr>
+          <w:p>
+            <w:r>
+              <w:rPr>
+                <w:rFonts w:ascii="Arial" w:hAnsi="Arial" w:eastAsia="Arial" w:cs="Arial"/>
                 <w:color w:val="000000"/>
                 <w:sz w:val="22"/>
                 <w:szCs w:val="22"/>
@@ -1521,22 +1521,22 @@
           <w:tcPr>
             <w:tcW w:w="2450" w:type="dxa"/>
             <w:tcBorders>
-              <w:top w:val="single" w:sz="8" w:space="0" w:color="70AD47" w:themeColor="accent6"/>
-              <w:left w:val="single" w:sz="8" w:space="0" w:color="70AD47" w:themeColor="accent6"/>
-              <w:bottom w:val="single" w:sz="8" w:space="0" w:color="70AD47" w:themeColor="accent6"/>
-              <w:right w:val="single" w:sz="8" w:space="0" w:color="70AD47" w:themeColor="accent6"/>
-            </w:tcBorders>
-            <w:tcMar>
-              <w:top w:w="100" w:type="dxa"/>
-              <w:left w:w="100" w:type="dxa"/>
-              <w:bottom w:w="100" w:type="dxa"/>
-              <w:right w:w="100" w:type="dxa"/>
-            </w:tcMar>
-          </w:tcPr>
-          <w:p>
-            <w:r>
-              <w:rPr>
-                <w:rFonts w:ascii="Arial" w:eastAsia="Arial" w:hAnsi="Arial" w:cs="Arial"/>
+              <w:top w:val="single" w:color="70AD47" w:themeColor="accent6" w:sz="8" w:space="0"/>
+              <w:left w:val="single" w:color="70AD47" w:themeColor="accent6" w:sz="8" w:space="0"/>
+              <w:bottom w:val="single" w:color="70AD47" w:themeColor="accent6" w:sz="8" w:space="0"/>
+              <w:right w:val="single" w:color="70AD47" w:themeColor="accent6" w:sz="8" w:space="0"/>
+            </w:tcBorders>
+            <w:tcMar>
+              <w:top w:w="100" w:type="dxa"/>
+              <w:left w:w="100" w:type="dxa"/>
+              <w:bottom w:w="100" w:type="dxa"/>
+              <w:right w:w="100" w:type="dxa"/>
+            </w:tcMar>
+          </w:tcPr>
+          <w:p>
+            <w:r>
+              <w:rPr>
+                <w:rFonts w:ascii="Arial" w:hAnsi="Arial" w:eastAsia="Arial" w:cs="Arial"/>
                 <w:color w:val="000000"/>
                 <w:sz w:val="22"/>
                 <w:szCs w:val="22"/>
@@ -1549,32 +1549,32 @@
           <w:tcPr>
             <w:tcW w:w="3150" w:type="dxa"/>
             <w:tcBorders>
-              <w:top w:val="single" w:sz="8" w:space="0" w:color="70AD47" w:themeColor="accent6"/>
-              <w:left w:val="single" w:sz="8" w:space="0" w:color="70AD47" w:themeColor="accent6"/>
-              <w:bottom w:val="single" w:sz="8" w:space="0" w:color="70AD47" w:themeColor="accent6"/>
-              <w:right w:val="single" w:sz="8" w:space="0" w:color="70AD47" w:themeColor="accent6"/>
-            </w:tcBorders>
-            <w:tcMar>
-              <w:top w:w="100" w:type="dxa"/>
-              <w:left w:w="100" w:type="dxa"/>
-              <w:bottom w:w="100" w:type="dxa"/>
-              <w:right w:w="100" w:type="dxa"/>
-            </w:tcMar>
-          </w:tcPr>
-          <w:p>
-            <w:r>
-              <w:rPr>
-                <w:rFonts w:ascii="Arial" w:eastAsia="Arial" w:hAnsi="Arial" w:cs="Arial"/>
+              <w:top w:val="single" w:color="70AD47" w:themeColor="accent6" w:sz="8" w:space="0"/>
+              <w:left w:val="single" w:color="70AD47" w:themeColor="accent6" w:sz="8" w:space="0"/>
+              <w:bottom w:val="single" w:color="70AD47" w:themeColor="accent6" w:sz="8" w:space="0"/>
+              <w:right w:val="single" w:color="70AD47" w:themeColor="accent6" w:sz="8" w:space="0"/>
+            </w:tcBorders>
+            <w:tcMar>
+              <w:top w:w="100" w:type="dxa"/>
+              <w:left w:w="100" w:type="dxa"/>
+              <w:bottom w:w="100" w:type="dxa"/>
+              <w:right w:w="100" w:type="dxa"/>
+            </w:tcMar>
+          </w:tcPr>
+          <w:p>
+            <w:r>
+              <w:rPr>
+                <w:rFonts w:ascii="Arial" w:hAnsi="Arial" w:eastAsia="Arial" w:cs="Arial"/>
                 <w:color w:val="000000"/>
                 <w:sz w:val="22"/>
                 <w:szCs w:val="22"/>
               </w:rPr>
               <w:t>Mọi người mở file không phải sửa đường dẫn; cần có mạng khi Refresh. Phương án khác: Parameter FilePath.</w:t>
             </w:r>
-            <w:ins w:id="13" w:author="Claude" w:date="2026-10-19T00:00:00Z">
-              <w:r>
-                <w:rPr>
-                  <w:rFonts w:ascii="Arial" w:eastAsia="Arial" w:hAnsi="Arial" w:cs="Arial"/>
+            <w:ins w:author="Claude" w:date="2026-10-19T00:00:00Z" w:id="13">
+              <w:r>
+                <w:rPr>
+                  <w:rFonts w:ascii="Arial" w:hAnsi="Arial" w:eastAsia="Arial" w:cs="Arial"/>
                   <w:color w:val="000000"/>
                   <w:sz w:val="22"/>
                   <w:szCs w:val="22"/>
@@ -1588,22 +1588,22 @@
           <w:tcPr>
             <w:tcW w:w="1400" w:type="dxa"/>
             <w:tcBorders>
-              <w:top w:val="single" w:sz="8" w:space="0" w:color="70AD47" w:themeColor="accent6"/>
-              <w:left w:val="single" w:sz="8" w:space="0" w:color="70AD47" w:themeColor="accent6"/>
-              <w:bottom w:val="single" w:sz="8" w:space="0" w:color="70AD47" w:themeColor="accent6"/>
-              <w:right w:val="single" w:sz="8" w:space="0" w:color="70AD47" w:themeColor="accent6"/>
-            </w:tcBorders>
-            <w:tcMar>
-              <w:top w:w="100" w:type="dxa"/>
-              <w:left w:w="100" w:type="dxa"/>
-              <w:bottom w:w="100" w:type="dxa"/>
-              <w:right w:w="100" w:type="dxa"/>
-            </w:tcMar>
-          </w:tcPr>
-          <w:p>
-            <w:r>
-              <w:rPr>
-                <w:rFonts w:ascii="Arial" w:eastAsia="Arial" w:hAnsi="Arial" w:cs="Arial"/>
+              <w:top w:val="single" w:color="70AD47" w:themeColor="accent6" w:sz="8" w:space="0"/>
+              <w:left w:val="single" w:color="70AD47" w:themeColor="accent6" w:sz="8" w:space="0"/>
+              <w:bottom w:val="single" w:color="70AD47" w:themeColor="accent6" w:sz="8" w:space="0"/>
+              <w:right w:val="single" w:color="70AD47" w:themeColor="accent6" w:sz="8" w:space="0"/>
+            </w:tcBorders>
+            <w:tcMar>
+              <w:top w:w="100" w:type="dxa"/>
+              <w:left w:w="100" w:type="dxa"/>
+              <w:bottom w:w="100" w:type="dxa"/>
+              <w:right w:w="100" w:type="dxa"/>
+            </w:tcMar>
+          </w:tcPr>
+          <w:p>
+            <w:r>
+              <w:rPr>
+                <w:rFonts w:ascii="Arial" w:hAnsi="Arial" w:eastAsia="Arial" w:cs="Arial"/>
                 <w:color w:val="000000"/>
                 <w:sz w:val="22"/>
                 <w:szCs w:val="22"/>
@@ -1621,22 +1621,22 @@
           <w:tcPr>
             <w:tcW w:w="640" w:type="dxa"/>
             <w:tcBorders>
-              <w:top w:val="single" w:sz="8" w:space="0" w:color="70AD47" w:themeColor="accent6"/>
-              <w:left w:val="single" w:sz="8" w:space="0" w:color="70AD47" w:themeColor="accent6"/>
-              <w:bottom w:val="single" w:sz="8" w:space="0" w:color="70AD47" w:themeColor="accent6"/>
-              <w:right w:val="single" w:sz="8" w:space="0" w:color="70AD47" w:themeColor="accent6"/>
-            </w:tcBorders>
-            <w:tcMar>
-              <w:top w:w="100" w:type="dxa"/>
-              <w:left w:w="100" w:type="dxa"/>
-              <w:bottom w:w="100" w:type="dxa"/>
-              <w:right w:w="100" w:type="dxa"/>
-            </w:tcMar>
-          </w:tcPr>
-          <w:p>
-            <w:r>
-              <w:rPr>
-                <w:rFonts w:ascii="Arial" w:eastAsia="Arial" w:hAnsi="Arial" w:cs="Arial"/>
+              <w:top w:val="single" w:color="70AD47" w:themeColor="accent6" w:sz="8" w:space="0"/>
+              <w:left w:val="single" w:color="70AD47" w:themeColor="accent6" w:sz="8" w:space="0"/>
+              <w:bottom w:val="single" w:color="70AD47" w:themeColor="accent6" w:sz="8" w:space="0"/>
+              <w:right w:val="single" w:color="70AD47" w:themeColor="accent6" w:sz="8" w:space="0"/>
+            </w:tcBorders>
+            <w:tcMar>
+              <w:top w:w="100" w:type="dxa"/>
+              <w:left w:w="100" w:type="dxa"/>
+              <w:bottom w:w="100" w:type="dxa"/>
+              <w:right w:w="100" w:type="dxa"/>
+            </w:tcMar>
+          </w:tcPr>
+          <w:p>
+            <w:r>
+              <w:rPr>
+                <w:rFonts w:ascii="Arial" w:hAnsi="Arial" w:eastAsia="Arial" w:cs="Arial"/>
                 <w:color w:val="000000"/>
                 <w:sz w:val="22"/>
                 <w:szCs w:val="22"/>
@@ -1649,22 +1649,22 @@
           <w:tcPr>
             <w:tcW w:w="1700" w:type="dxa"/>
             <w:tcBorders>
-              <w:top w:val="single" w:sz="8" w:space="0" w:color="70AD47" w:themeColor="accent6"/>
-              <w:left w:val="single" w:sz="8" w:space="0" w:color="70AD47" w:themeColor="accent6"/>
-              <w:bottom w:val="single" w:sz="8" w:space="0" w:color="70AD47" w:themeColor="accent6"/>
-              <w:right w:val="single" w:sz="8" w:space="0" w:color="70AD47" w:themeColor="accent6"/>
-            </w:tcBorders>
-            <w:tcMar>
-              <w:top w:w="100" w:type="dxa"/>
-              <w:left w:w="100" w:type="dxa"/>
-              <w:bottom w:w="100" w:type="dxa"/>
-              <w:right w:w="100" w:type="dxa"/>
-            </w:tcMar>
-          </w:tcPr>
-          <w:p>
-            <w:r>
-              <w:rPr>
-                <w:rFonts w:ascii="Arial" w:eastAsia="Arial" w:hAnsi="Arial" w:cs="Arial"/>
+              <w:top w:val="single" w:color="70AD47" w:themeColor="accent6" w:sz="8" w:space="0"/>
+              <w:left w:val="single" w:color="70AD47" w:themeColor="accent6" w:sz="8" w:space="0"/>
+              <w:bottom w:val="single" w:color="70AD47" w:themeColor="accent6" w:sz="8" w:space="0"/>
+              <w:right w:val="single" w:color="70AD47" w:themeColor="accent6" w:sz="8" w:space="0"/>
+            </w:tcBorders>
+            <w:tcMar>
+              <w:top w:w="100" w:type="dxa"/>
+              <w:left w:w="100" w:type="dxa"/>
+              <w:bottom w:w="100" w:type="dxa"/>
+              <w:right w:w="100" w:type="dxa"/>
+            </w:tcMar>
+          </w:tcPr>
+          <w:p>
+            <w:r>
+              <w:rPr>
+                <w:rFonts w:ascii="Arial" w:hAnsi="Arial" w:eastAsia="Arial" w:cs="Arial"/>
                 <w:color w:val="000000"/>
                 <w:sz w:val="22"/>
                 <w:szCs w:val="22"/>
@@ -1677,22 +1677,22 @@
           <w:tcPr>
             <w:tcW w:w="2450" w:type="dxa"/>
             <w:tcBorders>
-              <w:top w:val="single" w:sz="8" w:space="0" w:color="70AD47" w:themeColor="accent6"/>
-              <w:left w:val="single" w:sz="8" w:space="0" w:color="70AD47" w:themeColor="accent6"/>
-              <w:bottom w:val="single" w:sz="8" w:space="0" w:color="70AD47" w:themeColor="accent6"/>
-              <w:right w:val="single" w:sz="8" w:space="0" w:color="70AD47" w:themeColor="accent6"/>
-            </w:tcBorders>
-            <w:tcMar>
-              <w:top w:w="100" w:type="dxa"/>
-              <w:left w:w="100" w:type="dxa"/>
-              <w:bottom w:w="100" w:type="dxa"/>
-              <w:right w:w="100" w:type="dxa"/>
-            </w:tcMar>
-          </w:tcPr>
-          <w:p>
-            <w:r>
-              <w:rPr>
-                <w:rFonts w:ascii="Arial" w:eastAsia="Arial" w:hAnsi="Arial" w:cs="Arial"/>
+              <w:top w:val="single" w:color="70AD47" w:themeColor="accent6" w:sz="8" w:space="0"/>
+              <w:left w:val="single" w:color="70AD47" w:themeColor="accent6" w:sz="8" w:space="0"/>
+              <w:bottom w:val="single" w:color="70AD47" w:themeColor="accent6" w:sz="8" w:space="0"/>
+              <w:right w:val="single" w:color="70AD47" w:themeColor="accent6" w:sz="8" w:space="0"/>
+            </w:tcBorders>
+            <w:tcMar>
+              <w:top w:w="100" w:type="dxa"/>
+              <w:left w:w="100" w:type="dxa"/>
+              <w:bottom w:w="100" w:type="dxa"/>
+              <w:right w:w="100" w:type="dxa"/>
+            </w:tcMar>
+          </w:tcPr>
+          <w:p>
+            <w:r>
+              <w:rPr>
+                <w:rFonts w:ascii="Arial" w:hAnsi="Arial" w:eastAsia="Arial" w:cs="Arial"/>
                 <w:color w:val="000000"/>
                 <w:sz w:val="22"/>
                 <w:szCs w:val="22"/>
@@ -1705,32 +1705,32 @@
           <w:tcPr>
             <w:tcW w:w="3150" w:type="dxa"/>
             <w:tcBorders>
-              <w:top w:val="single" w:sz="8" w:space="0" w:color="70AD47" w:themeColor="accent6"/>
-              <w:left w:val="single" w:sz="8" w:space="0" w:color="70AD47" w:themeColor="accent6"/>
-              <w:bottom w:val="single" w:sz="8" w:space="0" w:color="70AD47" w:themeColor="accent6"/>
-              <w:right w:val="single" w:sz="8" w:space="0" w:color="70AD47" w:themeColor="accent6"/>
-            </w:tcBorders>
-            <w:tcMar>
-              <w:top w:w="100" w:type="dxa"/>
-              <w:left w:w="100" w:type="dxa"/>
-              <w:bottom w:w="100" w:type="dxa"/>
-              <w:right w:w="100" w:type="dxa"/>
-            </w:tcMar>
-          </w:tcPr>
-          <w:p>
-            <w:r>
-              <w:rPr>
-                <w:rFonts w:ascii="Arial" w:eastAsia="Arial" w:hAnsi="Arial" w:cs="Arial"/>
+              <w:top w:val="single" w:color="70AD47" w:themeColor="accent6" w:sz="8" w:space="0"/>
+              <w:left w:val="single" w:color="70AD47" w:themeColor="accent6" w:sz="8" w:space="0"/>
+              <w:bottom w:val="single" w:color="70AD47" w:themeColor="accent6" w:sz="8" w:space="0"/>
+              <w:right w:val="single" w:color="70AD47" w:themeColor="accent6" w:sz="8" w:space="0"/>
+            </w:tcBorders>
+            <w:tcMar>
+              <w:top w:w="100" w:type="dxa"/>
+              <w:left w:w="100" w:type="dxa"/>
+              <w:bottom w:w="100" w:type="dxa"/>
+              <w:right w:w="100" w:type="dxa"/>
+            </w:tcMar>
+          </w:tcPr>
+          <w:p>
+            <w:r>
+              <w:rPr>
+                <w:rFonts w:ascii="Arial" w:hAnsi="Arial" w:eastAsia="Arial" w:cs="Arial"/>
                 <w:color w:val="000000"/>
                 <w:sz w:val="22"/>
                 <w:szCs w:val="22"/>
               </w:rPr>
               <w:t>Khớp với phạm vi ở mục 3.</w:t>
             </w:r>
-            <w:ins w:id="14" w:author="Claude" w:date="2026-10-19T00:00:00Z">
-              <w:r>
-                <w:rPr>
-                  <w:rFonts w:ascii="Arial" w:eastAsia="Arial" w:hAnsi="Arial" w:cs="Arial"/>
+            <w:ins w:author="Claude" w:date="2026-10-19T00:00:00Z" w:id="14">
+              <w:r>
+                <w:rPr>
+                  <w:rFonts w:ascii="Arial" w:hAnsi="Arial" w:eastAsia="Arial" w:cs="Arial"/>
                   <w:color w:val="000000"/>
                   <w:sz w:val="22"/>
                   <w:szCs w:val="22"/>
@@ -1744,22 +1744,22 @@
           <w:tcPr>
             <w:tcW w:w="1400" w:type="dxa"/>
             <w:tcBorders>
-              <w:top w:val="single" w:sz="8" w:space="0" w:color="70AD47" w:themeColor="accent6"/>
-              <w:left w:val="single" w:sz="8" w:space="0" w:color="70AD47" w:themeColor="accent6"/>
-              <w:bottom w:val="single" w:sz="8" w:space="0" w:color="70AD47" w:themeColor="accent6"/>
-              <w:right w:val="single" w:sz="8" w:space="0" w:color="70AD47" w:themeColor="accent6"/>
-            </w:tcBorders>
-            <w:tcMar>
-              <w:top w:w="100" w:type="dxa"/>
-              <w:left w:w="100" w:type="dxa"/>
-              <w:bottom w:w="100" w:type="dxa"/>
-              <w:right w:w="100" w:type="dxa"/>
-            </w:tcMar>
-          </w:tcPr>
-          <w:p>
-            <w:r>
-              <w:rPr>
-                <w:rFonts w:ascii="Arial" w:eastAsia="Arial" w:hAnsi="Arial" w:cs="Arial"/>
+              <w:top w:val="single" w:color="70AD47" w:themeColor="accent6" w:sz="8" w:space="0"/>
+              <w:left w:val="single" w:color="70AD47" w:themeColor="accent6" w:sz="8" w:space="0"/>
+              <w:bottom w:val="single" w:color="70AD47" w:themeColor="accent6" w:sz="8" w:space="0"/>
+              <w:right w:val="single" w:color="70AD47" w:themeColor="accent6" w:sz="8" w:space="0"/>
+            </w:tcBorders>
+            <w:tcMar>
+              <w:top w:w="100" w:type="dxa"/>
+              <w:left w:w="100" w:type="dxa"/>
+              <w:bottom w:w="100" w:type="dxa"/>
+              <w:right w:w="100" w:type="dxa"/>
+            </w:tcMar>
+          </w:tcPr>
+          <w:p>
+            <w:r>
+              <w:rPr>
+                <w:rFonts w:ascii="Arial" w:hAnsi="Arial" w:eastAsia="Arial" w:cs="Arial"/>
                 <w:color w:val="000000"/>
                 <w:sz w:val="22"/>
                 <w:szCs w:val="22"/>
@@ -1772,29 +1772,29 @@
       <w:tr>
         <w:trPr>
           <w:cantSplit/>
-          <w:ins w:id="15" w:author="Claude" w:date="2026-10-19T00:00:00Z"/>
+          <w:ins w:author="Claude" w:date="2026-10-19T00:00:00Z" w:id="2080687608"/>
         </w:trPr>
         <w:tc>
           <w:tcPr>
             <w:tcW w:w="640" w:type="dxa"/>
             <w:tcBorders>
-              <w:top w:val="single" w:sz="8" w:space="0" w:color="70AD47" w:themeColor="accent6"/>
-              <w:left w:val="single" w:sz="8" w:space="0" w:color="70AD47" w:themeColor="accent6"/>
-              <w:bottom w:val="single" w:sz="8" w:space="0" w:color="70AD47" w:themeColor="accent6"/>
-              <w:right w:val="single" w:sz="8" w:space="0" w:color="70AD47" w:themeColor="accent6"/>
-            </w:tcBorders>
-            <w:tcMar>
-              <w:top w:w="100" w:type="dxa"/>
-              <w:left w:w="100" w:type="dxa"/>
-              <w:bottom w:w="100" w:type="dxa"/>
-              <w:right w:w="100" w:type="dxa"/>
-            </w:tcMar>
-          </w:tcPr>
-          <w:p>
-            <w:ins w:id="16" w:author="Claude" w:date="2026-10-19T00:00:00Z">
-              <w:r>
-                <w:rPr>
-                  <w:rFonts w:ascii="Arial" w:eastAsia="Arial" w:hAnsi="Arial" w:cs="Arial"/>
+              <w:top w:val="single" w:color="70AD47" w:themeColor="accent6" w:sz="8" w:space="0"/>
+              <w:left w:val="single" w:color="70AD47" w:themeColor="accent6" w:sz="8" w:space="0"/>
+              <w:bottom w:val="single" w:color="70AD47" w:themeColor="accent6" w:sz="8" w:space="0"/>
+              <w:right w:val="single" w:color="70AD47" w:themeColor="accent6" w:sz="8" w:space="0"/>
+            </w:tcBorders>
+            <w:tcMar>
+              <w:top w:w="100" w:type="dxa"/>
+              <w:left w:w="100" w:type="dxa"/>
+              <w:bottom w:w="100" w:type="dxa"/>
+              <w:right w:w="100" w:type="dxa"/>
+            </w:tcMar>
+          </w:tcPr>
+          <w:p>
+            <w:ins w:author="Claude" w:date="2026-10-19T00:00:00Z" w:id="16">
+              <w:r>
+                <w:rPr>
+                  <w:rFonts w:ascii="Arial" w:hAnsi="Arial" w:eastAsia="Arial" w:cs="Arial"/>
                   <w:color w:val="000000"/>
                   <w:sz w:val="22"/>
                   <w:szCs w:val="22"/>
@@ -1808,23 +1808,23 @@
           <w:tcPr>
             <w:tcW w:w="1700" w:type="dxa"/>
             <w:tcBorders>
-              <w:top w:val="single" w:sz="8" w:space="0" w:color="70AD47" w:themeColor="accent6"/>
-              <w:left w:val="single" w:sz="8" w:space="0" w:color="70AD47" w:themeColor="accent6"/>
-              <w:bottom w:val="single" w:sz="8" w:space="0" w:color="70AD47" w:themeColor="accent6"/>
-              <w:right w:val="single" w:sz="8" w:space="0" w:color="70AD47" w:themeColor="accent6"/>
-            </w:tcBorders>
-            <w:tcMar>
-              <w:top w:w="100" w:type="dxa"/>
-              <w:left w:w="100" w:type="dxa"/>
-              <w:bottom w:w="100" w:type="dxa"/>
-              <w:right w:w="100" w:type="dxa"/>
-            </w:tcMar>
-          </w:tcPr>
-          <w:p>
-            <w:ins w:id="17" w:author="Claude" w:date="2026-10-19T00:00:00Z">
-              <w:r>
-                <w:rPr>
-                  <w:rFonts w:ascii="Arial" w:eastAsia="Arial" w:hAnsi="Arial" w:cs="Arial"/>
+              <w:top w:val="single" w:color="70AD47" w:themeColor="accent6" w:sz="8" w:space="0"/>
+              <w:left w:val="single" w:color="70AD47" w:themeColor="accent6" w:sz="8" w:space="0"/>
+              <w:bottom w:val="single" w:color="70AD47" w:themeColor="accent6" w:sz="8" w:space="0"/>
+              <w:right w:val="single" w:color="70AD47" w:themeColor="accent6" w:sz="8" w:space="0"/>
+            </w:tcBorders>
+            <w:tcMar>
+              <w:top w:w="100" w:type="dxa"/>
+              <w:left w:w="100" w:type="dxa"/>
+              <w:bottom w:w="100" w:type="dxa"/>
+              <w:right w:w="100" w:type="dxa"/>
+            </w:tcMar>
+          </w:tcPr>
+          <w:p>
+            <w:ins w:author="Claude" w:date="2026-10-19T00:00:00Z" w:id="17">
+              <w:r>
+                <w:rPr>
+                  <w:rFonts w:ascii="Arial" w:hAnsi="Arial" w:eastAsia="Arial" w:cs="Arial"/>
                   <w:color w:val="000000"/>
                   <w:sz w:val="22"/>
                   <w:szCs w:val="22"/>
@@ -1838,23 +1838,23 @@
           <w:tcPr>
             <w:tcW w:w="2450" w:type="dxa"/>
             <w:tcBorders>
-              <w:top w:val="single" w:sz="8" w:space="0" w:color="70AD47" w:themeColor="accent6"/>
-              <w:left w:val="single" w:sz="8" w:space="0" w:color="70AD47" w:themeColor="accent6"/>
-              <w:bottom w:val="single" w:sz="8" w:space="0" w:color="70AD47" w:themeColor="accent6"/>
-              <w:right w:val="single" w:sz="8" w:space="0" w:color="70AD47" w:themeColor="accent6"/>
-            </w:tcBorders>
-            <w:tcMar>
-              <w:top w:w="100" w:type="dxa"/>
-              <w:left w:w="100" w:type="dxa"/>
-              <w:bottom w:w="100" w:type="dxa"/>
-              <w:right w:w="100" w:type="dxa"/>
-            </w:tcMar>
-          </w:tcPr>
-          <w:p>
-            <w:ins w:id="18" w:author="Claude" w:date="2026-10-19T00:00:00Z">
-              <w:r>
-                <w:rPr>
-                  <w:rFonts w:ascii="Arial" w:eastAsia="Arial" w:hAnsi="Arial" w:cs="Arial"/>
+              <w:top w:val="single" w:color="70AD47" w:themeColor="accent6" w:sz="8" w:space="0"/>
+              <w:left w:val="single" w:color="70AD47" w:themeColor="accent6" w:sz="8" w:space="0"/>
+              <w:bottom w:val="single" w:color="70AD47" w:themeColor="accent6" w:sz="8" w:space="0"/>
+              <w:right w:val="single" w:color="70AD47" w:themeColor="accent6" w:sz="8" w:space="0"/>
+            </w:tcBorders>
+            <w:tcMar>
+              <w:top w:w="100" w:type="dxa"/>
+              <w:left w:w="100" w:type="dxa"/>
+              <w:bottom w:w="100" w:type="dxa"/>
+              <w:right w:w="100" w:type="dxa"/>
+            </w:tcMar>
+          </w:tcPr>
+          <w:p>
+            <w:ins w:author="Claude" w:date="2026-10-19T00:00:00Z" w:id="18">
+              <w:r>
+                <w:rPr>
+                  <w:rFonts w:ascii="Arial" w:hAnsi="Arial" w:eastAsia="Arial" w:cs="Arial"/>
                   <w:color w:val="000000"/>
                   <w:sz w:val="22"/>
                   <w:szCs w:val="22"/>
@@ -1868,23 +1868,23 @@
           <w:tcPr>
             <w:tcW w:w="3150" w:type="dxa"/>
             <w:tcBorders>
-              <w:top w:val="single" w:sz="8" w:space="0" w:color="70AD47" w:themeColor="accent6"/>
-              <w:left w:val="single" w:sz="8" w:space="0" w:color="70AD47" w:themeColor="accent6"/>
-              <w:bottom w:val="single" w:sz="8" w:space="0" w:color="70AD47" w:themeColor="accent6"/>
-              <w:right w:val="single" w:sz="8" w:space="0" w:color="70AD47" w:themeColor="accent6"/>
-            </w:tcBorders>
-            <w:tcMar>
-              <w:top w:w="100" w:type="dxa"/>
-              <w:left w:w="100" w:type="dxa"/>
-              <w:bottom w:w="100" w:type="dxa"/>
-              <w:right w:w="100" w:type="dxa"/>
-            </w:tcMar>
-          </w:tcPr>
-          <w:p>
-            <w:ins w:id="19" w:author="Claude" w:date="2026-10-19T00:00:00Z">
-              <w:r>
-                <w:rPr>
-                  <w:rFonts w:ascii="Arial" w:eastAsia="Arial" w:hAnsi="Arial" w:cs="Arial"/>
+              <w:top w:val="single" w:color="70AD47" w:themeColor="accent6" w:sz="8" w:space="0"/>
+              <w:left w:val="single" w:color="70AD47" w:themeColor="accent6" w:sz="8" w:space="0"/>
+              <w:bottom w:val="single" w:color="70AD47" w:themeColor="accent6" w:sz="8" w:space="0"/>
+              <w:right w:val="single" w:color="70AD47" w:themeColor="accent6" w:sz="8" w:space="0"/>
+            </w:tcBorders>
+            <w:tcMar>
+              <w:top w:w="100" w:type="dxa"/>
+              <w:left w:w="100" w:type="dxa"/>
+              <w:bottom w:w="100" w:type="dxa"/>
+              <w:right w:w="100" w:type="dxa"/>
+            </w:tcMar>
+          </w:tcPr>
+          <w:p>
+            <w:ins w:author="Claude" w:date="2026-10-19T00:00:00Z" w:id="19">
+              <w:r>
+                <w:rPr>
+                  <w:rFonts w:ascii="Arial" w:hAnsi="Arial" w:eastAsia="Arial" w:cs="Arial"/>
                   <w:color w:val="000000"/>
                   <w:sz w:val="22"/>
                   <w:szCs w:val="22"/>
@@ -1898,22 +1898,22 @@
           <w:tcPr>
             <w:tcW w:w="1400" w:type="dxa"/>
             <w:tcBorders>
-              <w:top w:val="single" w:sz="8" w:space="0" w:color="70AD47" w:themeColor="accent6"/>
-              <w:left w:val="single" w:sz="8" w:space="0" w:color="70AD47" w:themeColor="accent6"/>
-              <w:bottom w:val="single" w:sz="8" w:space="0" w:color="70AD47" w:themeColor="accent6"/>
-              <w:right w:val="single" w:sz="8" w:space="0" w:color="70AD47" w:themeColor="accent6"/>
-            </w:tcBorders>
-            <w:tcMar>
-              <w:top w:w="100" w:type="dxa"/>
-              <w:left w:w="100" w:type="dxa"/>
-              <w:bottom w:w="100" w:type="dxa"/>
-              <w:right w:w="100" w:type="dxa"/>
-            </w:tcMar>
-          </w:tcPr>
-          <w:p>
-            <w:r>
-              <w:rPr>
-                <w:rFonts w:ascii="Arial" w:eastAsia="Arial" w:hAnsi="Arial" w:cs="Arial"/>
+              <w:top w:val="single" w:color="70AD47" w:themeColor="accent6" w:sz="8" w:space="0"/>
+              <w:left w:val="single" w:color="70AD47" w:themeColor="accent6" w:sz="8" w:space="0"/>
+              <w:bottom w:val="single" w:color="70AD47" w:themeColor="accent6" w:sz="8" w:space="0"/>
+              <w:right w:val="single" w:color="70AD47" w:themeColor="accent6" w:sz="8" w:space="0"/>
+            </w:tcBorders>
+            <w:tcMar>
+              <w:top w:w="100" w:type="dxa"/>
+              <w:left w:w="100" w:type="dxa"/>
+              <w:bottom w:w="100" w:type="dxa"/>
+              <w:right w:w="100" w:type="dxa"/>
+            </w:tcMar>
+          </w:tcPr>
+          <w:p>
+            <w:r>
+              <w:rPr>
+                <w:rFonts w:ascii="Arial" w:hAnsi="Arial" w:eastAsia="Arial" w:cs="Arial"/>
                 <w:color w:val="000000"/>
                 <w:sz w:val="22"/>
                 <w:szCs w:val="22"/>
@@ -1926,29 +1926,29 @@
       <w:tr>
         <w:trPr>
           <w:cantSplit/>
-          <w:ins w:id="20" w:author="Claude" w:date="2026-10-19T00:00:00Z"/>
+          <w:ins w:author="Claude" w:date="2026-10-19T00:00:00Z" w:id="716212770"/>
         </w:trPr>
         <w:tc>
           <w:tcPr>
             <w:tcW w:w="640" w:type="dxa"/>
             <w:tcBorders>
-              <w:top w:val="single" w:sz="8" w:space="0" w:color="70AD47" w:themeColor="accent6"/>
-              <w:left w:val="single" w:sz="8" w:space="0" w:color="70AD47" w:themeColor="accent6"/>
-              <w:bottom w:val="single" w:sz="8" w:space="0" w:color="70AD47" w:themeColor="accent6"/>
-              <w:right w:val="single" w:sz="8" w:space="0" w:color="70AD47" w:themeColor="accent6"/>
-            </w:tcBorders>
-            <w:tcMar>
-              <w:top w:w="100" w:type="dxa"/>
-              <w:left w:w="100" w:type="dxa"/>
-              <w:bottom w:w="100" w:type="dxa"/>
-              <w:right w:w="100" w:type="dxa"/>
-            </w:tcMar>
-          </w:tcPr>
-          <w:p>
-            <w:ins w:id="21" w:author="Claude" w:date="2026-10-19T00:00:00Z">
-              <w:r>
-                <w:rPr>
-                  <w:rFonts w:ascii="Arial" w:eastAsia="Arial" w:hAnsi="Arial" w:cs="Arial"/>
+              <w:top w:val="single" w:color="70AD47" w:themeColor="accent6" w:sz="8" w:space="0"/>
+              <w:left w:val="single" w:color="70AD47" w:themeColor="accent6" w:sz="8" w:space="0"/>
+              <w:bottom w:val="single" w:color="70AD47" w:themeColor="accent6" w:sz="8" w:space="0"/>
+              <w:right w:val="single" w:color="70AD47" w:themeColor="accent6" w:sz="8" w:space="0"/>
+            </w:tcBorders>
+            <w:tcMar>
+              <w:top w:w="100" w:type="dxa"/>
+              <w:left w:w="100" w:type="dxa"/>
+              <w:bottom w:w="100" w:type="dxa"/>
+              <w:right w:w="100" w:type="dxa"/>
+            </w:tcMar>
+          </w:tcPr>
+          <w:p>
+            <w:ins w:author="Claude" w:date="2026-10-19T00:00:00Z" w:id="21">
+              <w:r>
+                <w:rPr>
+                  <w:rFonts w:ascii="Arial" w:hAnsi="Arial" w:eastAsia="Arial" w:cs="Arial"/>
                   <w:color w:val="000000"/>
                   <w:sz w:val="22"/>
                   <w:szCs w:val="22"/>
@@ -1963,23 +1963,23 @@
           <w:tcPr>
             <w:tcW w:w="1700" w:type="dxa"/>
             <w:tcBorders>
-              <w:top w:val="single" w:sz="8" w:space="0" w:color="70AD47" w:themeColor="accent6"/>
-              <w:left w:val="single" w:sz="8" w:space="0" w:color="70AD47" w:themeColor="accent6"/>
-              <w:bottom w:val="single" w:sz="8" w:space="0" w:color="70AD47" w:themeColor="accent6"/>
-              <w:right w:val="single" w:sz="8" w:space="0" w:color="70AD47" w:themeColor="accent6"/>
-            </w:tcBorders>
-            <w:tcMar>
-              <w:top w:w="100" w:type="dxa"/>
-              <w:left w:w="100" w:type="dxa"/>
-              <w:bottom w:w="100" w:type="dxa"/>
-              <w:right w:w="100" w:type="dxa"/>
-            </w:tcMar>
-          </w:tcPr>
-          <w:p>
-            <w:ins w:id="22" w:author="Claude" w:date="2026-10-19T00:00:00Z">
-              <w:r>
-                <w:rPr>
-                  <w:rFonts w:ascii="Arial" w:eastAsia="Arial" w:hAnsi="Arial" w:cs="Arial"/>
+              <w:top w:val="single" w:color="70AD47" w:themeColor="accent6" w:sz="8" w:space="0"/>
+              <w:left w:val="single" w:color="70AD47" w:themeColor="accent6" w:sz="8" w:space="0"/>
+              <w:bottom w:val="single" w:color="70AD47" w:themeColor="accent6" w:sz="8" w:space="0"/>
+              <w:right w:val="single" w:color="70AD47" w:themeColor="accent6" w:sz="8" w:space="0"/>
+            </w:tcBorders>
+            <w:tcMar>
+              <w:top w:w="100" w:type="dxa"/>
+              <w:left w:w="100" w:type="dxa"/>
+              <w:bottom w:w="100" w:type="dxa"/>
+              <w:right w:w="100" w:type="dxa"/>
+            </w:tcMar>
+          </w:tcPr>
+          <w:p>
+            <w:ins w:author="Claude" w:date="2026-10-19T00:00:00Z" w:id="22">
+              <w:r>
+                <w:rPr>
+                  <w:rFonts w:ascii="Arial" w:hAnsi="Arial" w:eastAsia="Arial" w:cs="Arial"/>
                   <w:color w:val="000000"/>
                   <w:sz w:val="22"/>
                   <w:szCs w:val="22"/>
@@ -1993,23 +1993,23 @@
           <w:tcPr>
             <w:tcW w:w="2450" w:type="dxa"/>
             <w:tcBorders>
-              <w:top w:val="single" w:sz="8" w:space="0" w:color="70AD47" w:themeColor="accent6"/>
-              <w:left w:val="single" w:sz="8" w:space="0" w:color="70AD47" w:themeColor="accent6"/>
-              <w:bottom w:val="single" w:sz="8" w:space="0" w:color="70AD47" w:themeColor="accent6"/>
-              <w:right w:val="single" w:sz="8" w:space="0" w:color="70AD47" w:themeColor="accent6"/>
-            </w:tcBorders>
-            <w:tcMar>
-              <w:top w:w="100" w:type="dxa"/>
-              <w:left w:w="100" w:type="dxa"/>
-              <w:bottom w:w="100" w:type="dxa"/>
-              <w:right w:w="100" w:type="dxa"/>
-            </w:tcMar>
-          </w:tcPr>
-          <w:p>
-            <w:ins w:id="23" w:author="Claude" w:date="2026-10-19T00:00:00Z">
-              <w:r>
-                <w:rPr>
-                  <w:rFonts w:ascii="Arial" w:eastAsia="Arial" w:hAnsi="Arial" w:cs="Arial"/>
+              <w:top w:val="single" w:color="70AD47" w:themeColor="accent6" w:sz="8" w:space="0"/>
+              <w:left w:val="single" w:color="70AD47" w:themeColor="accent6" w:sz="8" w:space="0"/>
+              <w:bottom w:val="single" w:color="70AD47" w:themeColor="accent6" w:sz="8" w:space="0"/>
+              <w:right w:val="single" w:color="70AD47" w:themeColor="accent6" w:sz="8" w:space="0"/>
+            </w:tcBorders>
+            <w:tcMar>
+              <w:top w:w="100" w:type="dxa"/>
+              <w:left w:w="100" w:type="dxa"/>
+              <w:bottom w:w="100" w:type="dxa"/>
+              <w:right w:w="100" w:type="dxa"/>
+            </w:tcMar>
+          </w:tcPr>
+          <w:p>
+            <w:ins w:author="Claude" w:date="2026-10-19T00:00:00Z" w:id="23">
+              <w:r>
+                <w:rPr>
+                  <w:rFonts w:ascii="Arial" w:hAnsi="Arial" w:eastAsia="Arial" w:cs="Arial"/>
                   <w:color w:val="000000"/>
                   <w:sz w:val="22"/>
                   <w:szCs w:val="22"/>
@@ -2023,23 +2023,23 @@
           <w:tcPr>
             <w:tcW w:w="3150" w:type="dxa"/>
             <w:tcBorders>
-              <w:top w:val="single" w:sz="8" w:space="0" w:color="70AD47" w:themeColor="accent6"/>
-              <w:left w:val="single" w:sz="8" w:space="0" w:color="70AD47" w:themeColor="accent6"/>
-              <w:bottom w:val="single" w:sz="8" w:space="0" w:color="70AD47" w:themeColor="accent6"/>
-              <w:right w:val="single" w:sz="8" w:space="0" w:color="70AD47" w:themeColor="accent6"/>
-            </w:tcBorders>
-            <w:tcMar>
-              <w:top w:w="100" w:type="dxa"/>
-              <w:left w:w="100" w:type="dxa"/>
-              <w:bottom w:w="100" w:type="dxa"/>
-              <w:right w:w="100" w:type="dxa"/>
-            </w:tcMar>
-          </w:tcPr>
-          <w:p>
-            <w:ins w:id="24" w:author="Claude" w:date="2026-10-19T00:00:00Z">
-              <w:r>
-                <w:rPr>
-                  <w:rFonts w:ascii="Arial" w:eastAsia="Arial" w:hAnsi="Arial" w:cs="Arial"/>
+              <w:top w:val="single" w:color="70AD47" w:themeColor="accent6" w:sz="8" w:space="0"/>
+              <w:left w:val="single" w:color="70AD47" w:themeColor="accent6" w:sz="8" w:space="0"/>
+              <w:bottom w:val="single" w:color="70AD47" w:themeColor="accent6" w:sz="8" w:space="0"/>
+              <w:right w:val="single" w:color="70AD47" w:themeColor="accent6" w:sz="8" w:space="0"/>
+            </w:tcBorders>
+            <w:tcMar>
+              <w:top w:w="100" w:type="dxa"/>
+              <w:left w:w="100" w:type="dxa"/>
+              <w:bottom w:w="100" w:type="dxa"/>
+              <w:right w:w="100" w:type="dxa"/>
+            </w:tcMar>
+          </w:tcPr>
+          <w:p>
+            <w:ins w:author="Claude" w:date="2026-10-19T00:00:00Z" w:id="24">
+              <w:r>
+                <w:rPr>
+                  <w:rFonts w:ascii="Arial" w:hAnsi="Arial" w:eastAsia="Arial" w:cs="Arial"/>
                   <w:color w:val="000000"/>
                   <w:sz w:val="22"/>
                   <w:szCs w:val="22"/>
@@ -2053,22 +2053,22 @@
           <w:tcPr>
             <w:tcW w:w="1400" w:type="dxa"/>
             <w:tcBorders>
-              <w:top w:val="single" w:sz="8" w:space="0" w:color="70AD47" w:themeColor="accent6"/>
-              <w:left w:val="single" w:sz="8" w:space="0" w:color="70AD47" w:themeColor="accent6"/>
-              <w:bottom w:val="single" w:sz="8" w:space="0" w:color="70AD47" w:themeColor="accent6"/>
-              <w:right w:val="single" w:sz="8" w:space="0" w:color="70AD47" w:themeColor="accent6"/>
-            </w:tcBorders>
-            <w:tcMar>
-              <w:top w:w="100" w:type="dxa"/>
-              <w:left w:w="100" w:type="dxa"/>
-              <w:bottom w:w="100" w:type="dxa"/>
-              <w:right w:w="100" w:type="dxa"/>
-            </w:tcMar>
-          </w:tcPr>
-          <w:p>
-            <w:r>
-              <w:rPr>
-                <w:rFonts w:ascii="Arial" w:eastAsia="Arial" w:hAnsi="Arial" w:cs="Arial"/>
+              <w:top w:val="single" w:color="70AD47" w:themeColor="accent6" w:sz="8" w:space="0"/>
+              <w:left w:val="single" w:color="70AD47" w:themeColor="accent6" w:sz="8" w:space="0"/>
+              <w:bottom w:val="single" w:color="70AD47" w:themeColor="accent6" w:sz="8" w:space="0"/>
+              <w:right w:val="single" w:color="70AD47" w:themeColor="accent6" w:sz="8" w:space="0"/>
+            </w:tcBorders>
+            <w:tcMar>
+              <w:top w:w="100" w:type="dxa"/>
+              <w:left w:w="100" w:type="dxa"/>
+              <w:bottom w:w="100" w:type="dxa"/>
+              <w:right w:w="100" w:type="dxa"/>
+            </w:tcMar>
+          </w:tcPr>
+          <w:p>
+            <w:r>
+              <w:rPr>
+                <w:rFonts w:ascii="Arial" w:hAnsi="Arial" w:eastAsia="Arial" w:cs="Arial"/>
                 <w:color w:val="000000"/>
                 <w:sz w:val="22"/>
                 <w:szCs w:val="22"/>
@@ -2081,29 +2081,29 @@
       <w:tr>
         <w:trPr>
           <w:cantSplit/>
-          <w:ins w:id="25" w:author="Claude" w:date="2026-10-19T00:00:00Z"/>
+          <w:ins w:author="Claude" w:date="2026-10-19T00:00:00Z" w:id="822055205"/>
         </w:trPr>
         <w:tc>
           <w:tcPr>
             <w:tcW w:w="640" w:type="dxa"/>
             <w:tcBorders>
-              <w:top w:val="single" w:sz="8" w:space="0" w:color="70AD47" w:themeColor="accent6"/>
-              <w:left w:val="single" w:sz="8" w:space="0" w:color="70AD47" w:themeColor="accent6"/>
-              <w:bottom w:val="single" w:sz="8" w:space="0" w:color="70AD47" w:themeColor="accent6"/>
-              <w:right w:val="single" w:sz="8" w:space="0" w:color="70AD47" w:themeColor="accent6"/>
-            </w:tcBorders>
-            <w:tcMar>
-              <w:top w:w="100" w:type="dxa"/>
-              <w:left w:w="100" w:type="dxa"/>
-              <w:bottom w:w="100" w:type="dxa"/>
-              <w:right w:w="100" w:type="dxa"/>
-            </w:tcMar>
-          </w:tcPr>
-          <w:p>
-            <w:ins w:id="26" w:author="Claude" w:date="2026-10-19T00:00:00Z">
-              <w:r>
-                <w:rPr>
-                  <w:rFonts w:ascii="Arial" w:eastAsia="Arial" w:hAnsi="Arial" w:cs="Arial"/>
+              <w:top w:val="single" w:color="70AD47" w:themeColor="accent6" w:sz="8" w:space="0"/>
+              <w:left w:val="single" w:color="70AD47" w:themeColor="accent6" w:sz="8" w:space="0"/>
+              <w:bottom w:val="single" w:color="70AD47" w:themeColor="accent6" w:sz="8" w:space="0"/>
+              <w:right w:val="single" w:color="70AD47" w:themeColor="accent6" w:sz="8" w:space="0"/>
+            </w:tcBorders>
+            <w:tcMar>
+              <w:top w:w="100" w:type="dxa"/>
+              <w:left w:w="100" w:type="dxa"/>
+              <w:bottom w:w="100" w:type="dxa"/>
+              <w:right w:w="100" w:type="dxa"/>
+            </w:tcMar>
+          </w:tcPr>
+          <w:p>
+            <w:ins w:author="Claude" w:date="2026-10-19T00:00:00Z" w:id="26">
+              <w:r>
+                <w:rPr>
+                  <w:rFonts w:ascii="Arial" w:hAnsi="Arial" w:eastAsia="Arial" w:cs="Arial"/>
                   <w:color w:val="000000"/>
                   <w:sz w:val="22"/>
                   <w:szCs w:val="22"/>
@@ -2117,23 +2117,23 @@
           <w:tcPr>
             <w:tcW w:w="1700" w:type="dxa"/>
             <w:tcBorders>
-              <w:top w:val="single" w:sz="8" w:space="0" w:color="70AD47" w:themeColor="accent6"/>
-              <w:left w:val="single" w:sz="8" w:space="0" w:color="70AD47" w:themeColor="accent6"/>
-              <w:bottom w:val="single" w:sz="8" w:space="0" w:color="70AD47" w:themeColor="accent6"/>
-              <w:right w:val="single" w:sz="8" w:space="0" w:color="70AD47" w:themeColor="accent6"/>
-            </w:tcBorders>
-            <w:tcMar>
-              <w:top w:w="100" w:type="dxa"/>
-              <w:left w:w="100" w:type="dxa"/>
-              <w:bottom w:w="100" w:type="dxa"/>
-              <w:right w:w="100" w:type="dxa"/>
-            </w:tcMar>
-          </w:tcPr>
-          <w:p>
-            <w:ins w:id="27" w:author="Claude" w:date="2026-10-19T00:00:00Z">
-              <w:r>
-                <w:rPr>
-                  <w:rFonts w:ascii="Arial" w:eastAsia="Arial" w:hAnsi="Arial" w:cs="Arial"/>
+              <w:top w:val="single" w:color="70AD47" w:themeColor="accent6" w:sz="8" w:space="0"/>
+              <w:left w:val="single" w:color="70AD47" w:themeColor="accent6" w:sz="8" w:space="0"/>
+              <w:bottom w:val="single" w:color="70AD47" w:themeColor="accent6" w:sz="8" w:space="0"/>
+              <w:right w:val="single" w:color="70AD47" w:themeColor="accent6" w:sz="8" w:space="0"/>
+            </w:tcBorders>
+            <w:tcMar>
+              <w:top w:w="100" w:type="dxa"/>
+              <w:left w:w="100" w:type="dxa"/>
+              <w:bottom w:w="100" w:type="dxa"/>
+              <w:right w:w="100" w:type="dxa"/>
+            </w:tcMar>
+          </w:tcPr>
+          <w:p>
+            <w:ins w:author="Claude" w:date="2026-10-19T00:00:00Z" w:id="27">
+              <w:r>
+                <w:rPr>
+                  <w:rFonts w:ascii="Arial" w:hAnsi="Arial" w:eastAsia="Arial" w:cs="Arial"/>
                   <w:color w:val="000000"/>
                   <w:sz w:val="22"/>
                   <w:szCs w:val="22"/>
@@ -2147,23 +2147,23 @@
           <w:tcPr>
             <w:tcW w:w="2450" w:type="dxa"/>
             <w:tcBorders>
-              <w:top w:val="single" w:sz="8" w:space="0" w:color="70AD47" w:themeColor="accent6"/>
-              <w:left w:val="single" w:sz="8" w:space="0" w:color="70AD47" w:themeColor="accent6"/>
-              <w:bottom w:val="single" w:sz="8" w:space="0" w:color="70AD47" w:themeColor="accent6"/>
-              <w:right w:val="single" w:sz="8" w:space="0" w:color="70AD47" w:themeColor="accent6"/>
-            </w:tcBorders>
-            <w:tcMar>
-              <w:top w:w="100" w:type="dxa"/>
-              <w:left w:w="100" w:type="dxa"/>
-              <w:bottom w:w="100" w:type="dxa"/>
-              <w:right w:w="100" w:type="dxa"/>
-            </w:tcMar>
-          </w:tcPr>
-          <w:p>
-            <w:ins w:id="28" w:author="Claude" w:date="2026-10-19T00:00:00Z">
-              <w:r>
-                <w:rPr>
-                  <w:rFonts w:ascii="Arial" w:eastAsia="Arial" w:hAnsi="Arial" w:cs="Arial"/>
+              <w:top w:val="single" w:color="70AD47" w:themeColor="accent6" w:sz="8" w:space="0"/>
+              <w:left w:val="single" w:color="70AD47" w:themeColor="accent6" w:sz="8" w:space="0"/>
+              <w:bottom w:val="single" w:color="70AD47" w:themeColor="accent6" w:sz="8" w:space="0"/>
+              <w:right w:val="single" w:color="70AD47" w:themeColor="accent6" w:sz="8" w:space="0"/>
+            </w:tcBorders>
+            <w:tcMar>
+              <w:top w:w="100" w:type="dxa"/>
+              <w:left w:w="100" w:type="dxa"/>
+              <w:bottom w:w="100" w:type="dxa"/>
+              <w:right w:w="100" w:type="dxa"/>
+            </w:tcMar>
+          </w:tcPr>
+          <w:p>
+            <w:ins w:author="Claude" w:date="2026-10-19T00:00:00Z" w:id="28">
+              <w:r>
+                <w:rPr>
+                  <w:rFonts w:ascii="Arial" w:hAnsi="Arial" w:eastAsia="Arial" w:cs="Arial"/>
                   <w:color w:val="000000"/>
                   <w:sz w:val="22"/>
                   <w:szCs w:val="22"/>
@@ -2177,23 +2177,23 @@
           <w:tcPr>
             <w:tcW w:w="3150" w:type="dxa"/>
             <w:tcBorders>
-              <w:top w:val="single" w:sz="8" w:space="0" w:color="70AD47" w:themeColor="accent6"/>
-              <w:left w:val="single" w:sz="8" w:space="0" w:color="70AD47" w:themeColor="accent6"/>
-              <w:bottom w:val="single" w:sz="8" w:space="0" w:color="70AD47" w:themeColor="accent6"/>
-              <w:right w:val="single" w:sz="8" w:space="0" w:color="70AD47" w:themeColor="accent6"/>
-            </w:tcBorders>
-            <w:tcMar>
-              <w:top w:w="100" w:type="dxa"/>
-              <w:left w:w="100" w:type="dxa"/>
-              <w:bottom w:w="100" w:type="dxa"/>
-              <w:right w:w="100" w:type="dxa"/>
-            </w:tcMar>
-          </w:tcPr>
-          <w:p>
-            <w:ins w:id="29" w:author="Claude" w:date="2026-10-19T00:00:00Z">
-              <w:r>
-                <w:rPr>
-                  <w:rFonts w:ascii="Arial" w:eastAsia="Arial" w:hAnsi="Arial" w:cs="Arial"/>
+              <w:top w:val="single" w:color="70AD47" w:themeColor="accent6" w:sz="8" w:space="0"/>
+              <w:left w:val="single" w:color="70AD47" w:themeColor="accent6" w:sz="8" w:space="0"/>
+              <w:bottom w:val="single" w:color="70AD47" w:themeColor="accent6" w:sz="8" w:space="0"/>
+              <w:right w:val="single" w:color="70AD47" w:themeColor="accent6" w:sz="8" w:space="0"/>
+            </w:tcBorders>
+            <w:tcMar>
+              <w:top w:w="100" w:type="dxa"/>
+              <w:left w:w="100" w:type="dxa"/>
+              <w:bottom w:w="100" w:type="dxa"/>
+              <w:right w:w="100" w:type="dxa"/>
+            </w:tcMar>
+          </w:tcPr>
+          <w:p>
+            <w:ins w:author="Claude" w:date="2026-10-19T00:00:00Z" w:id="29">
+              <w:r>
+                <w:rPr>
+                  <w:rFonts w:ascii="Arial" w:hAnsi="Arial" w:eastAsia="Arial" w:cs="Arial"/>
                   <w:color w:val="000000"/>
                   <w:sz w:val="22"/>
                   <w:szCs w:val="22"/>
@@ -2207,22 +2207,22 @@
           <w:tcPr>
             <w:tcW w:w="1400" w:type="dxa"/>
             <w:tcBorders>
-              <w:top w:val="single" w:sz="8" w:space="0" w:color="70AD47" w:themeColor="accent6"/>
-              <w:left w:val="single" w:sz="8" w:space="0" w:color="70AD47" w:themeColor="accent6"/>
-              <w:bottom w:val="single" w:sz="8" w:space="0" w:color="70AD47" w:themeColor="accent6"/>
-              <w:right w:val="single" w:sz="8" w:space="0" w:color="70AD47" w:themeColor="accent6"/>
-            </w:tcBorders>
-            <w:tcMar>
-              <w:top w:w="100" w:type="dxa"/>
-              <w:left w:w="100" w:type="dxa"/>
-              <w:bottom w:w="100" w:type="dxa"/>
-              <w:right w:w="100" w:type="dxa"/>
-            </w:tcMar>
-          </w:tcPr>
-          <w:p>
-            <w:r>
-              <w:rPr>
-                <w:rFonts w:ascii="Arial" w:eastAsia="Arial" w:hAnsi="Arial" w:cs="Arial"/>
+              <w:top w:val="single" w:color="70AD47" w:themeColor="accent6" w:sz="8" w:space="0"/>
+              <w:left w:val="single" w:color="70AD47" w:themeColor="accent6" w:sz="8" w:space="0"/>
+              <w:bottom w:val="single" w:color="70AD47" w:themeColor="accent6" w:sz="8" w:space="0"/>
+              <w:right w:val="single" w:color="70AD47" w:themeColor="accent6" w:sz="8" w:space="0"/>
+            </w:tcBorders>
+            <w:tcMar>
+              <w:top w:w="100" w:type="dxa"/>
+              <w:left w:w="100" w:type="dxa"/>
+              <w:bottom w:w="100" w:type="dxa"/>
+              <w:right w:w="100" w:type="dxa"/>
+            </w:tcMar>
+          </w:tcPr>
+          <w:p>
+            <w:r>
+              <w:rPr>
+                <w:rFonts w:ascii="Arial" w:hAnsi="Arial" w:eastAsia="Arial" w:cs="Arial"/>
                 <w:color w:val="000000"/>
                 <w:sz w:val="22"/>
                 <w:szCs w:val="22"/>
@@ -2235,29 +2235,29 @@
       <w:tr>
         <w:trPr>
           <w:cantSplit/>
-          <w:ins w:id="30" w:author="Claude" w:date="2026-10-19T00:00:00Z"/>
+          <w:ins w:author="Claude" w:date="2026-10-19T00:00:00Z" w:id="1196468349"/>
         </w:trPr>
         <w:tc>
           <w:tcPr>
             <w:tcW w:w="640" w:type="dxa"/>
             <w:tcBorders>
-              <w:top w:val="single" w:sz="8" w:space="0" w:color="70AD47" w:themeColor="accent6"/>
-              <w:left w:val="single" w:sz="8" w:space="0" w:color="70AD47" w:themeColor="accent6"/>
-              <w:bottom w:val="single" w:sz="8" w:space="0" w:color="70AD47" w:themeColor="accent6"/>
-              <w:right w:val="single" w:sz="8" w:space="0" w:color="70AD47" w:themeColor="accent6"/>
-            </w:tcBorders>
-            <w:tcMar>
-              <w:top w:w="100" w:type="dxa"/>
-              <w:left w:w="100" w:type="dxa"/>
-              <w:bottom w:w="100" w:type="dxa"/>
-              <w:right w:w="100" w:type="dxa"/>
-            </w:tcMar>
-          </w:tcPr>
-          <w:p>
-            <w:ins w:id="31" w:author="Claude" w:date="2026-10-19T00:00:00Z">
-              <w:r>
-                <w:rPr>
-                  <w:rFonts w:ascii="Arial" w:eastAsia="Arial" w:hAnsi="Arial" w:cs="Arial"/>
+              <w:top w:val="single" w:color="70AD47" w:themeColor="accent6" w:sz="8" w:space="0"/>
+              <w:left w:val="single" w:color="70AD47" w:themeColor="accent6" w:sz="8" w:space="0"/>
+              <w:bottom w:val="single" w:color="70AD47" w:themeColor="accent6" w:sz="8" w:space="0"/>
+              <w:right w:val="single" w:color="70AD47" w:themeColor="accent6" w:sz="8" w:space="0"/>
+            </w:tcBorders>
+            <w:tcMar>
+              <w:top w:w="100" w:type="dxa"/>
+              <w:left w:w="100" w:type="dxa"/>
+              <w:bottom w:w="100" w:type="dxa"/>
+              <w:right w:w="100" w:type="dxa"/>
+            </w:tcMar>
+          </w:tcPr>
+          <w:p>
+            <w:ins w:author="Claude" w:date="2026-10-19T00:00:00Z" w:id="31">
+              <w:r>
+                <w:rPr>
+                  <w:rFonts w:ascii="Arial" w:hAnsi="Arial" w:eastAsia="Arial" w:cs="Arial"/>
                   <w:color w:val="000000"/>
                   <w:sz w:val="22"/>
                   <w:szCs w:val="22"/>
@@ -2271,23 +2271,23 @@
           <w:tcPr>
             <w:tcW w:w="1700" w:type="dxa"/>
             <w:tcBorders>
-              <w:top w:val="single" w:sz="8" w:space="0" w:color="70AD47" w:themeColor="accent6"/>
-              <w:left w:val="single" w:sz="8" w:space="0" w:color="70AD47" w:themeColor="accent6"/>
-              <w:bottom w:val="single" w:sz="8" w:space="0" w:color="70AD47" w:themeColor="accent6"/>
-              <w:right w:val="single" w:sz="8" w:space="0" w:color="70AD47" w:themeColor="accent6"/>
-            </w:tcBorders>
-            <w:tcMar>
-              <w:top w:w="100" w:type="dxa"/>
-              <w:left w:w="100" w:type="dxa"/>
-              <w:bottom w:w="100" w:type="dxa"/>
-              <w:right w:w="100" w:type="dxa"/>
-            </w:tcMar>
-          </w:tcPr>
-          <w:p>
-            <w:ins w:id="32" w:author="Claude" w:date="2026-10-19T00:00:00Z">
-              <w:r>
-                <w:rPr>
-                  <w:rFonts w:ascii="Arial" w:eastAsia="Arial" w:hAnsi="Arial" w:cs="Arial"/>
+              <w:top w:val="single" w:color="70AD47" w:themeColor="accent6" w:sz="8" w:space="0"/>
+              <w:left w:val="single" w:color="70AD47" w:themeColor="accent6" w:sz="8" w:space="0"/>
+              <w:bottom w:val="single" w:color="70AD47" w:themeColor="accent6" w:sz="8" w:space="0"/>
+              <w:right w:val="single" w:color="70AD47" w:themeColor="accent6" w:sz="8" w:space="0"/>
+            </w:tcBorders>
+            <w:tcMar>
+              <w:top w:w="100" w:type="dxa"/>
+              <w:left w:w="100" w:type="dxa"/>
+              <w:bottom w:w="100" w:type="dxa"/>
+              <w:right w:w="100" w:type="dxa"/>
+            </w:tcMar>
+          </w:tcPr>
+          <w:p>
+            <w:ins w:author="Claude" w:date="2026-10-19T00:00:00Z" w:id="32">
+              <w:r>
+                <w:rPr>
+                  <w:rFonts w:ascii="Arial" w:hAnsi="Arial" w:eastAsia="Arial" w:cs="Arial"/>
                   <w:color w:val="000000"/>
                   <w:sz w:val="22"/>
                   <w:szCs w:val="22"/>
@@ -2301,23 +2301,23 @@
           <w:tcPr>
             <w:tcW w:w="2450" w:type="dxa"/>
             <w:tcBorders>
-              <w:top w:val="single" w:sz="8" w:space="0" w:color="70AD47" w:themeColor="accent6"/>
-              <w:left w:val="single" w:sz="8" w:space="0" w:color="70AD47" w:themeColor="accent6"/>
-              <w:bottom w:val="single" w:sz="8" w:space="0" w:color="70AD47" w:themeColor="accent6"/>
-              <w:right w:val="single" w:sz="8" w:space="0" w:color="70AD47" w:themeColor="accent6"/>
-            </w:tcBorders>
-            <w:tcMar>
-              <w:top w:w="100" w:type="dxa"/>
-              <w:left w:w="100" w:type="dxa"/>
-              <w:bottom w:w="100" w:type="dxa"/>
-              <w:right w:w="100" w:type="dxa"/>
-            </w:tcMar>
-          </w:tcPr>
-          <w:p>
-            <w:ins w:id="33" w:author="Claude" w:date="2026-10-19T00:00:00Z">
-              <w:r>
-                <w:rPr>
-                  <w:rFonts w:ascii="Arial" w:eastAsia="Arial" w:hAnsi="Arial" w:cs="Arial"/>
+              <w:top w:val="single" w:color="70AD47" w:themeColor="accent6" w:sz="8" w:space="0"/>
+              <w:left w:val="single" w:color="70AD47" w:themeColor="accent6" w:sz="8" w:space="0"/>
+              <w:bottom w:val="single" w:color="70AD47" w:themeColor="accent6" w:sz="8" w:space="0"/>
+              <w:right w:val="single" w:color="70AD47" w:themeColor="accent6" w:sz="8" w:space="0"/>
+            </w:tcBorders>
+            <w:tcMar>
+              <w:top w:w="100" w:type="dxa"/>
+              <w:left w:w="100" w:type="dxa"/>
+              <w:bottom w:w="100" w:type="dxa"/>
+              <w:right w:w="100" w:type="dxa"/>
+            </w:tcMar>
+          </w:tcPr>
+          <w:p>
+            <w:ins w:author="Claude" w:date="2026-10-19T00:00:00Z" w:id="33">
+              <w:r>
+                <w:rPr>
+                  <w:rFonts w:ascii="Arial" w:hAnsi="Arial" w:eastAsia="Arial" w:cs="Arial"/>
                   <w:color w:val="000000"/>
                   <w:sz w:val="22"/>
                   <w:szCs w:val="22"/>
@@ -2331,23 +2331,23 @@
           <w:tcPr>
             <w:tcW w:w="3150" w:type="dxa"/>
             <w:tcBorders>
-              <w:top w:val="single" w:sz="8" w:space="0" w:color="70AD47" w:themeColor="accent6"/>
-              <w:left w:val="single" w:sz="8" w:space="0" w:color="70AD47" w:themeColor="accent6"/>
-              <w:bottom w:val="single" w:sz="8" w:space="0" w:color="70AD47" w:themeColor="accent6"/>
-              <w:right w:val="single" w:sz="8" w:space="0" w:color="70AD47" w:themeColor="accent6"/>
-            </w:tcBorders>
-            <w:tcMar>
-              <w:top w:w="100" w:type="dxa"/>
-              <w:left w:w="100" w:type="dxa"/>
-              <w:bottom w:w="100" w:type="dxa"/>
-              <w:right w:w="100" w:type="dxa"/>
-            </w:tcMar>
-          </w:tcPr>
-          <w:p>
-            <w:ins w:id="34" w:author="Claude" w:date="2026-10-19T00:00:00Z">
-              <w:r>
-                <w:rPr>
-                  <w:rFonts w:ascii="Arial" w:eastAsia="Arial" w:hAnsi="Arial" w:cs="Arial"/>
+              <w:top w:val="single" w:color="70AD47" w:themeColor="accent6" w:sz="8" w:space="0"/>
+              <w:left w:val="single" w:color="70AD47" w:themeColor="accent6" w:sz="8" w:space="0"/>
+              <w:bottom w:val="single" w:color="70AD47" w:themeColor="accent6" w:sz="8" w:space="0"/>
+              <w:right w:val="single" w:color="70AD47" w:themeColor="accent6" w:sz="8" w:space="0"/>
+            </w:tcBorders>
+            <w:tcMar>
+              <w:top w:w="100" w:type="dxa"/>
+              <w:left w:w="100" w:type="dxa"/>
+              <w:bottom w:w="100" w:type="dxa"/>
+              <w:right w:w="100" w:type="dxa"/>
+            </w:tcMar>
+          </w:tcPr>
+          <w:p>
+            <w:ins w:author="Claude" w:date="2026-10-19T00:00:00Z" w:id="34">
+              <w:r>
+                <w:rPr>
+                  <w:rFonts w:ascii="Arial" w:hAnsi="Arial" w:eastAsia="Arial" w:cs="Arial"/>
                   <w:color w:val="000000"/>
                   <w:sz w:val="22"/>
                   <w:szCs w:val="22"/>
@@ -2361,23 +2361,23 @@
           <w:tcPr>
             <w:tcW w:w="1400" w:type="dxa"/>
             <w:tcBorders>
-              <w:top w:val="single" w:sz="8" w:space="0" w:color="70AD47" w:themeColor="accent6"/>
-              <w:left w:val="single" w:sz="8" w:space="0" w:color="70AD47" w:themeColor="accent6"/>
-              <w:bottom w:val="single" w:sz="8" w:space="0" w:color="70AD47" w:themeColor="accent6"/>
-              <w:right w:val="single" w:sz="8" w:space="0" w:color="70AD47" w:themeColor="accent6"/>
-            </w:tcBorders>
-            <w:tcMar>
-              <w:top w:w="100" w:type="dxa"/>
-              <w:left w:w="100" w:type="dxa"/>
-              <w:bottom w:w="100" w:type="dxa"/>
-              <w:right w:w="100" w:type="dxa"/>
-            </w:tcMar>
-          </w:tcPr>
-          <w:p>
-            <w:ins w:id="35" w:author="Claude" w:date="2026-10-19T00:00:00Z">
-              <w:r>
-                <w:rPr>
-                  <w:rFonts w:ascii="Arial" w:eastAsia="Arial" w:hAnsi="Arial" w:cs="Arial"/>
+              <w:top w:val="single" w:color="70AD47" w:themeColor="accent6" w:sz="8" w:space="0"/>
+              <w:left w:val="single" w:color="70AD47" w:themeColor="accent6" w:sz="8" w:space="0"/>
+              <w:bottom w:val="single" w:color="70AD47" w:themeColor="accent6" w:sz="8" w:space="0"/>
+              <w:right w:val="single" w:color="70AD47" w:themeColor="accent6" w:sz="8" w:space="0"/>
+            </w:tcBorders>
+            <w:tcMar>
+              <w:top w:w="100" w:type="dxa"/>
+              <w:left w:w="100" w:type="dxa"/>
+              <w:bottom w:w="100" w:type="dxa"/>
+              <w:right w:w="100" w:type="dxa"/>
+            </w:tcMar>
+          </w:tcPr>
+          <w:p>
+            <w:ins w:author="Claude" w:date="2026-10-19T00:00:00Z" w:id="35">
+              <w:r>
+                <w:rPr>
+                  <w:rFonts w:ascii="Arial" w:hAnsi="Arial" w:eastAsia="Arial" w:cs="Arial"/>
                   <w:color w:val="000000"/>
                   <w:sz w:val="22"/>
                   <w:szCs w:val="22"/>
@@ -2391,29 +2391,29 @@
       <w:tr>
         <w:trPr>
           <w:cantSplit/>
-          <w:ins w:id="36" w:author="Claude" w:date="2026-10-19T00:00:00Z"/>
+          <w:ins w:author="Claude" w:date="2026-10-19T00:00:00Z" w:id="1638705347"/>
         </w:trPr>
         <w:tc>
           <w:tcPr>
             <w:tcW w:w="640" w:type="dxa"/>
             <w:tcBorders>
-              <w:top w:val="single" w:sz="8" w:space="0" w:color="70AD47" w:themeColor="accent6"/>
-              <w:left w:val="single" w:sz="8" w:space="0" w:color="70AD47" w:themeColor="accent6"/>
-              <w:bottom w:val="single" w:sz="8" w:space="0" w:color="70AD47" w:themeColor="accent6"/>
-              <w:right w:val="single" w:sz="8" w:space="0" w:color="70AD47" w:themeColor="accent6"/>
-            </w:tcBorders>
-            <w:tcMar>
-              <w:top w:w="100" w:type="dxa"/>
-              <w:left w:w="100" w:type="dxa"/>
-              <w:bottom w:w="100" w:type="dxa"/>
-              <w:right w:w="100" w:type="dxa"/>
-            </w:tcMar>
-          </w:tcPr>
-          <w:p>
-            <w:ins w:id="37" w:author="Claude" w:date="2026-10-19T00:00:00Z">
-              <w:r>
-                <w:rPr>
-                  <w:rFonts w:ascii="Arial" w:eastAsia="Arial" w:hAnsi="Arial" w:cs="Arial"/>
+              <w:top w:val="single" w:color="70AD47" w:themeColor="accent6" w:sz="8" w:space="0"/>
+              <w:left w:val="single" w:color="70AD47" w:themeColor="accent6" w:sz="8" w:space="0"/>
+              <w:bottom w:val="single" w:color="70AD47" w:themeColor="accent6" w:sz="8" w:space="0"/>
+              <w:right w:val="single" w:color="70AD47" w:themeColor="accent6" w:sz="8" w:space="0"/>
+            </w:tcBorders>
+            <w:tcMar>
+              <w:top w:w="100" w:type="dxa"/>
+              <w:left w:w="100" w:type="dxa"/>
+              <w:bottom w:w="100" w:type="dxa"/>
+              <w:right w:w="100" w:type="dxa"/>
+            </w:tcMar>
+          </w:tcPr>
+          <w:p>
+            <w:ins w:author="Claude" w:date="2026-10-19T00:00:00Z" w:id="37">
+              <w:r>
+                <w:rPr>
+                  <w:rFonts w:ascii="Arial" w:hAnsi="Arial" w:eastAsia="Arial" w:cs="Arial"/>
                   <w:color w:val="000000"/>
                   <w:sz w:val="22"/>
                   <w:szCs w:val="22"/>
@@ -2427,23 +2427,23 @@
           <w:tcPr>
             <w:tcW w:w="1700" w:type="dxa"/>
             <w:tcBorders>
-              <w:top w:val="single" w:sz="8" w:space="0" w:color="70AD47" w:themeColor="accent6"/>
-              <w:left w:val="single" w:sz="8" w:space="0" w:color="70AD47" w:themeColor="accent6"/>
-              <w:bottom w:val="single" w:sz="8" w:space="0" w:color="70AD47" w:themeColor="accent6"/>
-              <w:right w:val="single" w:sz="8" w:space="0" w:color="70AD47" w:themeColor="accent6"/>
-            </w:tcBorders>
-            <w:tcMar>
-              <w:top w:w="100" w:type="dxa"/>
-              <w:left w:w="100" w:type="dxa"/>
-              <w:bottom w:w="100" w:type="dxa"/>
-              <w:right w:w="100" w:type="dxa"/>
-            </w:tcMar>
-          </w:tcPr>
-          <w:p>
-            <w:ins w:id="38" w:author="Claude" w:date="2026-10-19T00:00:00Z">
-              <w:r>
-                <w:rPr>
-                  <w:rFonts w:ascii="Arial" w:eastAsia="Arial" w:hAnsi="Arial" w:cs="Arial"/>
+              <w:top w:val="single" w:color="70AD47" w:themeColor="accent6" w:sz="8" w:space="0"/>
+              <w:left w:val="single" w:color="70AD47" w:themeColor="accent6" w:sz="8" w:space="0"/>
+              <w:bottom w:val="single" w:color="70AD47" w:themeColor="accent6" w:sz="8" w:space="0"/>
+              <w:right w:val="single" w:color="70AD47" w:themeColor="accent6" w:sz="8" w:space="0"/>
+            </w:tcBorders>
+            <w:tcMar>
+              <w:top w:w="100" w:type="dxa"/>
+              <w:left w:w="100" w:type="dxa"/>
+              <w:bottom w:w="100" w:type="dxa"/>
+              <w:right w:w="100" w:type="dxa"/>
+            </w:tcMar>
+          </w:tcPr>
+          <w:p>
+            <w:ins w:author="Claude" w:date="2026-10-19T00:00:00Z" w:id="38">
+              <w:r>
+                <w:rPr>
+                  <w:rFonts w:ascii="Arial" w:hAnsi="Arial" w:eastAsia="Arial" w:cs="Arial"/>
                   <w:color w:val="000000"/>
                   <w:sz w:val="22"/>
                   <w:szCs w:val="22"/>
@@ -2457,23 +2457,23 @@
           <w:tcPr>
             <w:tcW w:w="2450" w:type="dxa"/>
             <w:tcBorders>
-              <w:top w:val="single" w:sz="8" w:space="0" w:color="70AD47" w:themeColor="accent6"/>
-              <w:left w:val="single" w:sz="8" w:space="0" w:color="70AD47" w:themeColor="accent6"/>
-              <w:bottom w:val="single" w:sz="8" w:space="0" w:color="70AD47" w:themeColor="accent6"/>
-              <w:right w:val="single" w:sz="8" w:space="0" w:color="70AD47" w:themeColor="accent6"/>
-            </w:tcBorders>
-            <w:tcMar>
-              <w:top w:w="100" w:type="dxa"/>
-              <w:left w:w="100" w:type="dxa"/>
-              <w:bottom w:w="100" w:type="dxa"/>
-              <w:right w:w="100" w:type="dxa"/>
-            </w:tcMar>
-          </w:tcPr>
-          <w:p>
-            <w:ins w:id="39" w:author="Claude" w:date="2026-10-19T00:00:00Z">
-              <w:r>
-                <w:rPr>
-                  <w:rFonts w:ascii="Arial" w:eastAsia="Arial" w:hAnsi="Arial" w:cs="Arial"/>
+              <w:top w:val="single" w:color="70AD47" w:themeColor="accent6" w:sz="8" w:space="0"/>
+              <w:left w:val="single" w:color="70AD47" w:themeColor="accent6" w:sz="8" w:space="0"/>
+              <w:bottom w:val="single" w:color="70AD47" w:themeColor="accent6" w:sz="8" w:space="0"/>
+              <w:right w:val="single" w:color="70AD47" w:themeColor="accent6" w:sz="8" w:space="0"/>
+            </w:tcBorders>
+            <w:tcMar>
+              <w:top w:w="100" w:type="dxa"/>
+              <w:left w:w="100" w:type="dxa"/>
+              <w:bottom w:w="100" w:type="dxa"/>
+              <w:right w:w="100" w:type="dxa"/>
+            </w:tcMar>
+          </w:tcPr>
+          <w:p>
+            <w:ins w:author="Claude" w:date="2026-10-19T00:00:00Z" w:id="39">
+              <w:r>
+                <w:rPr>
+                  <w:rFonts w:ascii="Arial" w:hAnsi="Arial" w:eastAsia="Arial" w:cs="Arial"/>
                   <w:color w:val="000000"/>
                   <w:sz w:val="22"/>
                   <w:szCs w:val="22"/>
@@ -2487,23 +2487,23 @@
           <w:tcPr>
             <w:tcW w:w="3150" w:type="dxa"/>
             <w:tcBorders>
-              <w:top w:val="single" w:sz="8" w:space="0" w:color="70AD47" w:themeColor="accent6"/>
-              <w:left w:val="single" w:sz="8" w:space="0" w:color="70AD47" w:themeColor="accent6"/>
-              <w:bottom w:val="single" w:sz="8" w:space="0" w:color="70AD47" w:themeColor="accent6"/>
-              <w:right w:val="single" w:sz="8" w:space="0" w:color="70AD47" w:themeColor="accent6"/>
-            </w:tcBorders>
-            <w:tcMar>
-              <w:top w:w="100" w:type="dxa"/>
-              <w:left w:w="100" w:type="dxa"/>
-              <w:bottom w:w="100" w:type="dxa"/>
-              <w:right w:w="100" w:type="dxa"/>
-            </w:tcMar>
-          </w:tcPr>
-          <w:p>
-            <w:ins w:id="40" w:author="Claude" w:date="2026-10-19T00:00:00Z">
-              <w:r>
-                <w:rPr>
-                  <w:rFonts w:ascii="Arial" w:eastAsia="Arial" w:hAnsi="Arial" w:cs="Arial"/>
+              <w:top w:val="single" w:color="70AD47" w:themeColor="accent6" w:sz="8" w:space="0"/>
+              <w:left w:val="single" w:color="70AD47" w:themeColor="accent6" w:sz="8" w:space="0"/>
+              <w:bottom w:val="single" w:color="70AD47" w:themeColor="accent6" w:sz="8" w:space="0"/>
+              <w:right w:val="single" w:color="70AD47" w:themeColor="accent6" w:sz="8" w:space="0"/>
+            </w:tcBorders>
+            <w:tcMar>
+              <w:top w:w="100" w:type="dxa"/>
+              <w:left w:w="100" w:type="dxa"/>
+              <w:bottom w:w="100" w:type="dxa"/>
+              <w:right w:w="100" w:type="dxa"/>
+            </w:tcMar>
+          </w:tcPr>
+          <w:p>
+            <w:ins w:author="Claude" w:date="2026-10-19T00:00:00Z" w:id="40">
+              <w:r>
+                <w:rPr>
+                  <w:rFonts w:ascii="Arial" w:hAnsi="Arial" w:eastAsia="Arial" w:cs="Arial"/>
                   <w:color w:val="000000"/>
                   <w:sz w:val="22"/>
                   <w:szCs w:val="22"/>
@@ -2517,22 +2517,22 @@
           <w:tcPr>
             <w:tcW w:w="1400" w:type="dxa"/>
             <w:tcBorders>
-              <w:top w:val="single" w:sz="8" w:space="0" w:color="70AD47" w:themeColor="accent6"/>
-              <w:left w:val="single" w:sz="8" w:space="0" w:color="70AD47" w:themeColor="accent6"/>
-              <w:bottom w:val="single" w:sz="8" w:space="0" w:color="70AD47" w:themeColor="accent6"/>
-              <w:right w:val="single" w:sz="8" w:space="0" w:color="70AD47" w:themeColor="accent6"/>
-            </w:tcBorders>
-            <w:tcMar>
-              <w:top w:w="100" w:type="dxa"/>
-              <w:left w:w="100" w:type="dxa"/>
-              <w:bottom w:w="100" w:type="dxa"/>
-              <w:right w:w="100" w:type="dxa"/>
-            </w:tcMar>
-          </w:tcPr>
-          <w:p>
-            <w:r>
-              <w:rPr>
-                <w:rFonts w:ascii="Arial" w:eastAsia="Arial" w:hAnsi="Arial" w:cs="Arial"/>
+              <w:top w:val="single" w:color="70AD47" w:themeColor="accent6" w:sz="8" w:space="0"/>
+              <w:left w:val="single" w:color="70AD47" w:themeColor="accent6" w:sz="8" w:space="0"/>
+              <w:bottom w:val="single" w:color="70AD47" w:themeColor="accent6" w:sz="8" w:space="0"/>
+              <w:right w:val="single" w:color="70AD47" w:themeColor="accent6" w:sz="8" w:space="0"/>
+            </w:tcBorders>
+            <w:tcMar>
+              <w:top w:w="100" w:type="dxa"/>
+              <w:left w:w="100" w:type="dxa"/>
+              <w:bottom w:w="100" w:type="dxa"/>
+              <w:right w:w="100" w:type="dxa"/>
+            </w:tcMar>
+          </w:tcPr>
+          <w:p>
+            <w:r>
+              <w:rPr>
+                <w:rFonts w:ascii="Arial" w:hAnsi="Arial" w:eastAsia="Arial" w:cs="Arial"/>
                 <w:color w:val="000000"/>
                 <w:sz w:val="22"/>
                 <w:szCs w:val="22"/>
@@ -2545,29 +2545,29 @@
       <w:tr>
         <w:trPr>
           <w:cantSplit/>
-          <w:ins w:id="41" w:author="Claude" w:date="2026-10-19T00:00:00Z"/>
+          <w:ins w:author="Claude" w:date="2026-10-19T00:00:00Z" w:id="662359898"/>
         </w:trPr>
         <w:tc>
           <w:tcPr>
             <w:tcW w:w="640" w:type="dxa"/>
             <w:tcBorders>
-              <w:top w:val="single" w:sz="8" w:space="0" w:color="70AD47" w:themeColor="accent6"/>
-              <w:left w:val="single" w:sz="8" w:space="0" w:color="70AD47" w:themeColor="accent6"/>
-              <w:bottom w:val="single" w:sz="8" w:space="0" w:color="70AD47" w:themeColor="accent6"/>
-              <w:right w:val="single" w:sz="8" w:space="0" w:color="70AD47" w:themeColor="accent6"/>
-            </w:tcBorders>
-            <w:tcMar>
-              <w:top w:w="100" w:type="dxa"/>
-              <w:left w:w="100" w:type="dxa"/>
-              <w:bottom w:w="100" w:type="dxa"/>
-              <w:right w:w="100" w:type="dxa"/>
-            </w:tcMar>
-          </w:tcPr>
-          <w:p>
-            <w:ins w:id="42" w:author="Claude" w:date="2026-10-19T00:00:00Z">
-              <w:r>
-                <w:rPr>
-                  <w:rFonts w:ascii="Arial" w:eastAsia="Arial" w:hAnsi="Arial" w:cs="Arial"/>
+              <w:top w:val="single" w:color="70AD47" w:themeColor="accent6" w:sz="8" w:space="0"/>
+              <w:left w:val="single" w:color="70AD47" w:themeColor="accent6" w:sz="8" w:space="0"/>
+              <w:bottom w:val="single" w:color="70AD47" w:themeColor="accent6" w:sz="8" w:space="0"/>
+              <w:right w:val="single" w:color="70AD47" w:themeColor="accent6" w:sz="8" w:space="0"/>
+            </w:tcBorders>
+            <w:tcMar>
+              <w:top w:w="100" w:type="dxa"/>
+              <w:left w:w="100" w:type="dxa"/>
+              <w:bottom w:w="100" w:type="dxa"/>
+              <w:right w:w="100" w:type="dxa"/>
+            </w:tcMar>
+          </w:tcPr>
+          <w:p>
+            <w:ins w:author="Claude" w:date="2026-10-19T00:00:00Z" w:id="42">
+              <w:r>
+                <w:rPr>
+                  <w:rFonts w:ascii="Arial" w:hAnsi="Arial" w:eastAsia="Arial" w:cs="Arial"/>
                   <w:color w:val="000000"/>
                   <w:sz w:val="22"/>
                   <w:szCs w:val="22"/>
@@ -2581,23 +2581,23 @@
           <w:tcPr>
             <w:tcW w:w="1700" w:type="dxa"/>
             <w:tcBorders>
-              <w:top w:val="single" w:sz="8" w:space="0" w:color="70AD47" w:themeColor="accent6"/>
-              <w:left w:val="single" w:sz="8" w:space="0" w:color="70AD47" w:themeColor="accent6"/>
-              <w:bottom w:val="single" w:sz="8" w:space="0" w:color="70AD47" w:themeColor="accent6"/>
-              <w:right w:val="single" w:sz="8" w:space="0" w:color="70AD47" w:themeColor="accent6"/>
-            </w:tcBorders>
-            <w:tcMar>
-              <w:top w:w="100" w:type="dxa"/>
-              <w:left w:w="100" w:type="dxa"/>
-              <w:bottom w:w="100" w:type="dxa"/>
-              <w:right w:w="100" w:type="dxa"/>
-            </w:tcMar>
-          </w:tcPr>
-          <w:p>
-            <w:ins w:id="43" w:author="Claude" w:date="2026-10-19T00:00:00Z">
-              <w:r>
-                <w:rPr>
-                  <w:rFonts w:ascii="Arial" w:eastAsia="Arial" w:hAnsi="Arial" w:cs="Arial"/>
+              <w:top w:val="single" w:color="70AD47" w:themeColor="accent6" w:sz="8" w:space="0"/>
+              <w:left w:val="single" w:color="70AD47" w:themeColor="accent6" w:sz="8" w:space="0"/>
+              <w:bottom w:val="single" w:color="70AD47" w:themeColor="accent6" w:sz="8" w:space="0"/>
+              <w:right w:val="single" w:color="70AD47" w:themeColor="accent6" w:sz="8" w:space="0"/>
+            </w:tcBorders>
+            <w:tcMar>
+              <w:top w:w="100" w:type="dxa"/>
+              <w:left w:w="100" w:type="dxa"/>
+              <w:bottom w:w="100" w:type="dxa"/>
+              <w:right w:w="100" w:type="dxa"/>
+            </w:tcMar>
+          </w:tcPr>
+          <w:p>
+            <w:ins w:author="Claude" w:date="2026-10-19T00:00:00Z" w:id="43">
+              <w:r>
+                <w:rPr>
+                  <w:rFonts w:ascii="Arial" w:hAnsi="Arial" w:eastAsia="Arial" w:cs="Arial"/>
                   <w:color w:val="000000"/>
                   <w:sz w:val="22"/>
                   <w:szCs w:val="22"/>
@@ -2611,23 +2611,23 @@
           <w:tcPr>
             <w:tcW w:w="2450" w:type="dxa"/>
             <w:tcBorders>
-              <w:top w:val="single" w:sz="8" w:space="0" w:color="70AD47" w:themeColor="accent6"/>
-              <w:left w:val="single" w:sz="8" w:space="0" w:color="70AD47" w:themeColor="accent6"/>
-              <w:bottom w:val="single" w:sz="8" w:space="0" w:color="70AD47" w:themeColor="accent6"/>
-              <w:right w:val="single" w:sz="8" w:space="0" w:color="70AD47" w:themeColor="accent6"/>
-            </w:tcBorders>
-            <w:tcMar>
-              <w:top w:w="100" w:type="dxa"/>
-              <w:left w:w="100" w:type="dxa"/>
-              <w:bottom w:w="100" w:type="dxa"/>
-              <w:right w:w="100" w:type="dxa"/>
-            </w:tcMar>
-          </w:tcPr>
-          <w:p>
-            <w:ins w:id="44" w:author="Claude" w:date="2026-10-19T00:00:00Z">
-              <w:r>
-                <w:rPr>
-                  <w:rFonts w:ascii="Arial" w:eastAsia="Arial" w:hAnsi="Arial" w:cs="Arial"/>
+              <w:top w:val="single" w:color="70AD47" w:themeColor="accent6" w:sz="8" w:space="0"/>
+              <w:left w:val="single" w:color="70AD47" w:themeColor="accent6" w:sz="8" w:space="0"/>
+              <w:bottom w:val="single" w:color="70AD47" w:themeColor="accent6" w:sz="8" w:space="0"/>
+              <w:right w:val="single" w:color="70AD47" w:themeColor="accent6" w:sz="8" w:space="0"/>
+            </w:tcBorders>
+            <w:tcMar>
+              <w:top w:w="100" w:type="dxa"/>
+              <w:left w:w="100" w:type="dxa"/>
+              <w:bottom w:w="100" w:type="dxa"/>
+              <w:right w:w="100" w:type="dxa"/>
+            </w:tcMar>
+          </w:tcPr>
+          <w:p>
+            <w:ins w:author="Claude" w:date="2026-10-19T00:00:00Z" w:id="44">
+              <w:r>
+                <w:rPr>
+                  <w:rFonts w:ascii="Arial" w:hAnsi="Arial" w:eastAsia="Arial" w:cs="Arial"/>
                   <w:color w:val="000000"/>
                   <w:sz w:val="22"/>
                   <w:szCs w:val="22"/>
@@ -2637,7 +2637,7 @@
               <w:proofErr w:type="gramStart"/>
               <w:r>
                 <w:rPr>
-                  <w:rFonts w:ascii="Arial" w:eastAsia="Arial" w:hAnsi="Arial" w:cs="Arial"/>
+                  <w:rFonts w:ascii="Arial" w:hAnsi="Arial" w:eastAsia="Arial" w:cs="Arial"/>
                   <w:color w:val="000000"/>
                   <w:sz w:val="22"/>
                   <w:szCs w:val="22"/>
@@ -2647,7 +2647,7 @@
               <w:proofErr w:type="gramEnd"/>
               <w:r>
                 <w:rPr>
-                  <w:rFonts w:ascii="Arial" w:eastAsia="Arial" w:hAnsi="Arial" w:cs="Arial"/>
+                  <w:rFonts w:ascii="Arial" w:hAnsi="Arial" w:eastAsia="Arial" w:cs="Arial"/>
                   <w:color w:val="000000"/>
                   <w:sz w:val="22"/>
                   <w:szCs w:val="22"/>
@@ -2661,23 +2661,23 @@
           <w:tcPr>
             <w:tcW w:w="3150" w:type="dxa"/>
             <w:tcBorders>
-              <w:top w:val="single" w:sz="8" w:space="0" w:color="70AD47" w:themeColor="accent6"/>
-              <w:left w:val="single" w:sz="8" w:space="0" w:color="70AD47" w:themeColor="accent6"/>
-              <w:bottom w:val="single" w:sz="8" w:space="0" w:color="70AD47" w:themeColor="accent6"/>
-              <w:right w:val="single" w:sz="8" w:space="0" w:color="70AD47" w:themeColor="accent6"/>
-            </w:tcBorders>
-            <w:tcMar>
-              <w:top w:w="100" w:type="dxa"/>
-              <w:left w:w="100" w:type="dxa"/>
-              <w:bottom w:w="100" w:type="dxa"/>
-              <w:right w:w="100" w:type="dxa"/>
-            </w:tcMar>
-          </w:tcPr>
-          <w:p>
-            <w:ins w:id="45" w:author="Claude" w:date="2026-10-19T00:00:00Z">
-              <w:r>
-                <w:rPr>
-                  <w:rFonts w:ascii="Arial" w:eastAsia="Arial" w:hAnsi="Arial" w:cs="Arial"/>
+              <w:top w:val="single" w:color="70AD47" w:themeColor="accent6" w:sz="8" w:space="0"/>
+              <w:left w:val="single" w:color="70AD47" w:themeColor="accent6" w:sz="8" w:space="0"/>
+              <w:bottom w:val="single" w:color="70AD47" w:themeColor="accent6" w:sz="8" w:space="0"/>
+              <w:right w:val="single" w:color="70AD47" w:themeColor="accent6" w:sz="8" w:space="0"/>
+            </w:tcBorders>
+            <w:tcMar>
+              <w:top w:w="100" w:type="dxa"/>
+              <w:left w:w="100" w:type="dxa"/>
+              <w:bottom w:w="100" w:type="dxa"/>
+              <w:right w:w="100" w:type="dxa"/>
+            </w:tcMar>
+          </w:tcPr>
+          <w:p>
+            <w:ins w:author="Claude" w:date="2026-10-19T00:00:00Z" w:id="45">
+              <w:r>
+                <w:rPr>
+                  <w:rFonts w:ascii="Arial" w:hAnsi="Arial" w:eastAsia="Arial" w:cs="Arial"/>
                   <w:color w:val="000000"/>
                   <w:sz w:val="22"/>
                   <w:szCs w:val="22"/>
@@ -2691,22 +2691,22 @@
           <w:tcPr>
             <w:tcW w:w="1400" w:type="dxa"/>
             <w:tcBorders>
-              <w:top w:val="single" w:sz="8" w:space="0" w:color="70AD47" w:themeColor="accent6"/>
-              <w:left w:val="single" w:sz="8" w:space="0" w:color="70AD47" w:themeColor="accent6"/>
-              <w:bottom w:val="single" w:sz="8" w:space="0" w:color="70AD47" w:themeColor="accent6"/>
-              <w:right w:val="single" w:sz="8" w:space="0" w:color="70AD47" w:themeColor="accent6"/>
-            </w:tcBorders>
-            <w:tcMar>
-              <w:top w:w="100" w:type="dxa"/>
-              <w:left w:w="100" w:type="dxa"/>
-              <w:bottom w:w="100" w:type="dxa"/>
-              <w:right w:w="100" w:type="dxa"/>
-            </w:tcMar>
-          </w:tcPr>
-          <w:p>
-            <w:r>
-              <w:rPr>
-                <w:rFonts w:ascii="Arial" w:eastAsia="Arial" w:hAnsi="Arial" w:cs="Arial"/>
+              <w:top w:val="single" w:color="70AD47" w:themeColor="accent6" w:sz="8" w:space="0"/>
+              <w:left w:val="single" w:color="70AD47" w:themeColor="accent6" w:sz="8" w:space="0"/>
+              <w:bottom w:val="single" w:color="70AD47" w:themeColor="accent6" w:sz="8" w:space="0"/>
+              <w:right w:val="single" w:color="70AD47" w:themeColor="accent6" w:sz="8" w:space="0"/>
+            </w:tcBorders>
+            <w:tcMar>
+              <w:top w:w="100" w:type="dxa"/>
+              <w:left w:w="100" w:type="dxa"/>
+              <w:bottom w:w="100" w:type="dxa"/>
+              <w:right w:w="100" w:type="dxa"/>
+            </w:tcMar>
+          </w:tcPr>
+          <w:p>
+            <w:r>
+              <w:rPr>
+                <w:rFonts w:ascii="Arial" w:hAnsi="Arial" w:eastAsia="Arial" w:cs="Arial"/>
                 <w:color w:val="000000"/>
                 <w:sz w:val="22"/>
                 <w:szCs w:val="22"/>
@@ -2719,29 +2719,29 @@
       <w:tr>
         <w:trPr>
           <w:cantSplit/>
-          <w:ins w:id="46" w:author="Claude" w:date="2026-10-19T00:00:00Z"/>
+          <w:ins w:author="Claude" w:date="2026-10-19T00:00:00Z" w:id="1146289309"/>
         </w:trPr>
         <w:tc>
           <w:tcPr>
             <w:tcW w:w="640" w:type="dxa"/>
             <w:tcBorders>
-              <w:top w:val="single" w:sz="8" w:space="0" w:color="70AD47" w:themeColor="accent6"/>
-              <w:left w:val="single" w:sz="8" w:space="0" w:color="70AD47" w:themeColor="accent6"/>
-              <w:bottom w:val="single" w:sz="8" w:space="0" w:color="70AD47" w:themeColor="accent6"/>
-              <w:right w:val="single" w:sz="8" w:space="0" w:color="70AD47" w:themeColor="accent6"/>
-            </w:tcBorders>
-            <w:tcMar>
-              <w:top w:w="100" w:type="dxa"/>
-              <w:left w:w="100" w:type="dxa"/>
-              <w:bottom w:w="100" w:type="dxa"/>
-              <w:right w:w="100" w:type="dxa"/>
-            </w:tcMar>
-          </w:tcPr>
-          <w:p>
-            <w:ins w:id="47" w:author="Claude" w:date="2026-10-19T00:00:00Z">
-              <w:r>
-                <w:rPr>
-                  <w:rFonts w:ascii="Arial" w:eastAsia="Arial" w:hAnsi="Arial" w:cs="Arial"/>
+              <w:top w:val="single" w:color="70AD47" w:themeColor="accent6" w:sz="8" w:space="0"/>
+              <w:left w:val="single" w:color="70AD47" w:themeColor="accent6" w:sz="8" w:space="0"/>
+              <w:bottom w:val="single" w:color="70AD47" w:themeColor="accent6" w:sz="8" w:space="0"/>
+              <w:right w:val="single" w:color="70AD47" w:themeColor="accent6" w:sz="8" w:space="0"/>
+            </w:tcBorders>
+            <w:tcMar>
+              <w:top w:w="100" w:type="dxa"/>
+              <w:left w:w="100" w:type="dxa"/>
+              <w:bottom w:w="100" w:type="dxa"/>
+              <w:right w:w="100" w:type="dxa"/>
+            </w:tcMar>
+          </w:tcPr>
+          <w:p>
+            <w:ins w:author="Claude" w:date="2026-10-19T00:00:00Z" w:id="47">
+              <w:r>
+                <w:rPr>
+                  <w:rFonts w:ascii="Arial" w:hAnsi="Arial" w:eastAsia="Arial" w:cs="Arial"/>
                   <w:color w:val="000000"/>
                   <w:sz w:val="22"/>
                   <w:szCs w:val="22"/>
@@ -2756,23 +2756,23 @@
           <w:tcPr>
             <w:tcW w:w="1700" w:type="dxa"/>
             <w:tcBorders>
-              <w:top w:val="single" w:sz="8" w:space="0" w:color="70AD47" w:themeColor="accent6"/>
-              <w:left w:val="single" w:sz="8" w:space="0" w:color="70AD47" w:themeColor="accent6"/>
-              <w:bottom w:val="single" w:sz="8" w:space="0" w:color="70AD47" w:themeColor="accent6"/>
-              <w:right w:val="single" w:sz="8" w:space="0" w:color="70AD47" w:themeColor="accent6"/>
-            </w:tcBorders>
-            <w:tcMar>
-              <w:top w:w="100" w:type="dxa"/>
-              <w:left w:w="100" w:type="dxa"/>
-              <w:bottom w:w="100" w:type="dxa"/>
-              <w:right w:w="100" w:type="dxa"/>
-            </w:tcMar>
-          </w:tcPr>
-          <w:p>
-            <w:ins w:id="48" w:author="Claude" w:date="2026-10-19T00:00:00Z">
-              <w:r>
-                <w:rPr>
-                  <w:rFonts w:ascii="Arial" w:eastAsia="Arial" w:hAnsi="Arial" w:cs="Arial"/>
+              <w:top w:val="single" w:color="70AD47" w:themeColor="accent6" w:sz="8" w:space="0"/>
+              <w:left w:val="single" w:color="70AD47" w:themeColor="accent6" w:sz="8" w:space="0"/>
+              <w:bottom w:val="single" w:color="70AD47" w:themeColor="accent6" w:sz="8" w:space="0"/>
+              <w:right w:val="single" w:color="70AD47" w:themeColor="accent6" w:sz="8" w:space="0"/>
+            </w:tcBorders>
+            <w:tcMar>
+              <w:top w:w="100" w:type="dxa"/>
+              <w:left w:w="100" w:type="dxa"/>
+              <w:bottom w:w="100" w:type="dxa"/>
+              <w:right w:w="100" w:type="dxa"/>
+            </w:tcMar>
+          </w:tcPr>
+          <w:p>
+            <w:ins w:author="Claude" w:date="2026-10-19T00:00:00Z" w:id="48">
+              <w:r>
+                <w:rPr>
+                  <w:rFonts w:ascii="Arial" w:hAnsi="Arial" w:eastAsia="Arial" w:cs="Arial"/>
                   <w:color w:val="000000"/>
                   <w:sz w:val="22"/>
                   <w:szCs w:val="22"/>
@@ -2786,23 +2786,23 @@
           <w:tcPr>
             <w:tcW w:w="2450" w:type="dxa"/>
             <w:tcBorders>
-              <w:top w:val="single" w:sz="8" w:space="0" w:color="70AD47" w:themeColor="accent6"/>
-              <w:left w:val="single" w:sz="8" w:space="0" w:color="70AD47" w:themeColor="accent6"/>
-              <w:bottom w:val="single" w:sz="8" w:space="0" w:color="70AD47" w:themeColor="accent6"/>
-              <w:right w:val="single" w:sz="8" w:space="0" w:color="70AD47" w:themeColor="accent6"/>
-            </w:tcBorders>
-            <w:tcMar>
-              <w:top w:w="100" w:type="dxa"/>
-              <w:left w:w="100" w:type="dxa"/>
-              <w:bottom w:w="100" w:type="dxa"/>
-              <w:right w:w="100" w:type="dxa"/>
-            </w:tcMar>
-          </w:tcPr>
-          <w:p>
-            <w:ins w:id="49" w:author="Claude" w:date="2026-10-19T00:00:00Z">
-              <w:r>
-                <w:rPr>
-                  <w:rFonts w:ascii="Arial" w:eastAsia="Arial" w:hAnsi="Arial" w:cs="Arial"/>
+              <w:top w:val="single" w:color="70AD47" w:themeColor="accent6" w:sz="8" w:space="0"/>
+              <w:left w:val="single" w:color="70AD47" w:themeColor="accent6" w:sz="8" w:space="0"/>
+              <w:bottom w:val="single" w:color="70AD47" w:themeColor="accent6" w:sz="8" w:space="0"/>
+              <w:right w:val="single" w:color="70AD47" w:themeColor="accent6" w:sz="8" w:space="0"/>
+            </w:tcBorders>
+            <w:tcMar>
+              <w:top w:w="100" w:type="dxa"/>
+              <w:left w:w="100" w:type="dxa"/>
+              <w:bottom w:w="100" w:type="dxa"/>
+              <w:right w:w="100" w:type="dxa"/>
+            </w:tcMar>
+          </w:tcPr>
+          <w:p>
+            <w:ins w:author="Claude" w:date="2026-10-19T00:00:00Z" w:id="49">
+              <w:r>
+                <w:rPr>
+                  <w:rFonts w:ascii="Arial" w:hAnsi="Arial" w:eastAsia="Arial" w:cs="Arial"/>
                   <w:color w:val="000000"/>
                   <w:sz w:val="22"/>
                   <w:szCs w:val="22"/>
@@ -2816,23 +2816,23 @@
           <w:tcPr>
             <w:tcW w:w="3150" w:type="dxa"/>
             <w:tcBorders>
-              <w:top w:val="single" w:sz="8" w:space="0" w:color="70AD47" w:themeColor="accent6"/>
-              <w:left w:val="single" w:sz="8" w:space="0" w:color="70AD47" w:themeColor="accent6"/>
-              <w:bottom w:val="single" w:sz="8" w:space="0" w:color="70AD47" w:themeColor="accent6"/>
-              <w:right w:val="single" w:sz="8" w:space="0" w:color="70AD47" w:themeColor="accent6"/>
-            </w:tcBorders>
-            <w:tcMar>
-              <w:top w:w="100" w:type="dxa"/>
-              <w:left w:w="100" w:type="dxa"/>
-              <w:bottom w:w="100" w:type="dxa"/>
-              <w:right w:w="100" w:type="dxa"/>
-            </w:tcMar>
-          </w:tcPr>
-          <w:p>
-            <w:ins w:id="50" w:author="Claude" w:date="2026-10-19T00:00:00Z">
-              <w:r>
-                <w:rPr>
-                  <w:rFonts w:ascii="Arial" w:eastAsia="Arial" w:hAnsi="Arial" w:cs="Arial"/>
+              <w:top w:val="single" w:color="70AD47" w:themeColor="accent6" w:sz="8" w:space="0"/>
+              <w:left w:val="single" w:color="70AD47" w:themeColor="accent6" w:sz="8" w:space="0"/>
+              <w:bottom w:val="single" w:color="70AD47" w:themeColor="accent6" w:sz="8" w:space="0"/>
+              <w:right w:val="single" w:color="70AD47" w:themeColor="accent6" w:sz="8" w:space="0"/>
+            </w:tcBorders>
+            <w:tcMar>
+              <w:top w:w="100" w:type="dxa"/>
+              <w:left w:w="100" w:type="dxa"/>
+              <w:bottom w:w="100" w:type="dxa"/>
+              <w:right w:w="100" w:type="dxa"/>
+            </w:tcMar>
+          </w:tcPr>
+          <w:p>
+            <w:ins w:author="Claude" w:date="2026-10-19T00:00:00Z" w:id="50">
+              <w:r>
+                <w:rPr>
+                  <w:rFonts w:ascii="Arial" w:hAnsi="Arial" w:eastAsia="Arial" w:cs="Arial"/>
                   <w:color w:val="000000"/>
                   <w:sz w:val="22"/>
                   <w:szCs w:val="22"/>
@@ -2846,23 +2846,23 @@
           <w:tcPr>
             <w:tcW w:w="1400" w:type="dxa"/>
             <w:tcBorders>
-              <w:top w:val="single" w:sz="8" w:space="0" w:color="70AD47" w:themeColor="accent6"/>
-              <w:left w:val="single" w:sz="8" w:space="0" w:color="70AD47" w:themeColor="accent6"/>
-              <w:bottom w:val="single" w:sz="8" w:space="0" w:color="70AD47" w:themeColor="accent6"/>
-              <w:right w:val="single" w:sz="8" w:space="0" w:color="70AD47" w:themeColor="accent6"/>
-            </w:tcBorders>
-            <w:tcMar>
-              <w:top w:w="100" w:type="dxa"/>
-              <w:left w:w="100" w:type="dxa"/>
-              <w:bottom w:w="100" w:type="dxa"/>
-              <w:right w:w="100" w:type="dxa"/>
-            </w:tcMar>
-          </w:tcPr>
-          <w:p>
-            <w:ins w:id="51" w:author="Claude" w:date="2026-10-19T00:00:00Z">
-              <w:r>
-                <w:rPr>
-                  <w:rFonts w:ascii="Arial" w:eastAsia="Arial" w:hAnsi="Arial" w:cs="Arial"/>
+              <w:top w:val="single" w:color="70AD47" w:themeColor="accent6" w:sz="8" w:space="0"/>
+              <w:left w:val="single" w:color="70AD47" w:themeColor="accent6" w:sz="8" w:space="0"/>
+              <w:bottom w:val="single" w:color="70AD47" w:themeColor="accent6" w:sz="8" w:space="0"/>
+              <w:right w:val="single" w:color="70AD47" w:themeColor="accent6" w:sz="8" w:space="0"/>
+            </w:tcBorders>
+            <w:tcMar>
+              <w:top w:w="100" w:type="dxa"/>
+              <w:left w:w="100" w:type="dxa"/>
+              <w:bottom w:w="100" w:type="dxa"/>
+              <w:right w:w="100" w:type="dxa"/>
+            </w:tcMar>
+          </w:tcPr>
+          <w:p>
+            <w:ins w:author="Claude" w:date="2026-10-19T00:00:00Z" w:id="51">
+              <w:r>
+                <w:rPr>
+                  <w:rFonts w:ascii="Arial" w:hAnsi="Arial" w:eastAsia="Arial" w:cs="Arial"/>
                   <w:color w:val="000000"/>
                   <w:sz w:val="22"/>
                   <w:szCs w:val="22"/>
@@ -2876,29 +2876,29 @@
       <w:tr>
         <w:trPr>
           <w:cantSplit/>
-          <w:ins w:id="52" w:author="Claude" w:date="2026-10-19T00:00:00Z"/>
+          <w:ins w:author="Claude" w:date="2026-10-19T00:00:00Z" w:id="1347703656"/>
         </w:trPr>
         <w:tc>
           <w:tcPr>
             <w:tcW w:w="640" w:type="dxa"/>
             <w:tcBorders>
-              <w:top w:val="single" w:sz="8" w:space="0" w:color="70AD47" w:themeColor="accent6"/>
-              <w:left w:val="single" w:sz="8" w:space="0" w:color="70AD47" w:themeColor="accent6"/>
-              <w:bottom w:val="single" w:sz="8" w:space="0" w:color="70AD47" w:themeColor="accent6"/>
-              <w:right w:val="single" w:sz="8" w:space="0" w:color="70AD47" w:themeColor="accent6"/>
-            </w:tcBorders>
-            <w:tcMar>
-              <w:top w:w="100" w:type="dxa"/>
-              <w:left w:w="100" w:type="dxa"/>
-              <w:bottom w:w="100" w:type="dxa"/>
-              <w:right w:w="100" w:type="dxa"/>
-            </w:tcMar>
-          </w:tcPr>
-          <w:p>
-            <w:ins w:id="53" w:author="Claude" w:date="2026-10-19T00:00:00Z">
-              <w:r>
-                <w:rPr>
-                  <w:rFonts w:ascii="Arial" w:eastAsia="Arial" w:hAnsi="Arial" w:cs="Arial"/>
+              <w:top w:val="single" w:color="70AD47" w:themeColor="accent6" w:sz="8" w:space="0"/>
+              <w:left w:val="single" w:color="70AD47" w:themeColor="accent6" w:sz="8" w:space="0"/>
+              <w:bottom w:val="single" w:color="70AD47" w:themeColor="accent6" w:sz="8" w:space="0"/>
+              <w:right w:val="single" w:color="70AD47" w:themeColor="accent6" w:sz="8" w:space="0"/>
+            </w:tcBorders>
+            <w:tcMar>
+              <w:top w:w="100" w:type="dxa"/>
+              <w:left w:w="100" w:type="dxa"/>
+              <w:bottom w:w="100" w:type="dxa"/>
+              <w:right w:w="100" w:type="dxa"/>
+            </w:tcMar>
+          </w:tcPr>
+          <w:p>
+            <w:ins w:author="Claude" w:date="2026-10-19T00:00:00Z" w:id="53">
+              <w:r>
+                <w:rPr>
+                  <w:rFonts w:ascii="Arial" w:hAnsi="Arial" w:eastAsia="Arial" w:cs="Arial"/>
                   <w:color w:val="000000"/>
                   <w:sz w:val="22"/>
                   <w:szCs w:val="22"/>
@@ -2912,23 +2912,23 @@
           <w:tcPr>
             <w:tcW w:w="1700" w:type="dxa"/>
             <w:tcBorders>
-              <w:top w:val="single" w:sz="8" w:space="0" w:color="70AD47" w:themeColor="accent6"/>
-              <w:left w:val="single" w:sz="8" w:space="0" w:color="70AD47" w:themeColor="accent6"/>
-              <w:bottom w:val="single" w:sz="8" w:space="0" w:color="70AD47" w:themeColor="accent6"/>
-              <w:right w:val="single" w:sz="8" w:space="0" w:color="70AD47" w:themeColor="accent6"/>
-            </w:tcBorders>
-            <w:tcMar>
-              <w:top w:w="100" w:type="dxa"/>
-              <w:left w:w="100" w:type="dxa"/>
-              <w:bottom w:w="100" w:type="dxa"/>
-              <w:right w:w="100" w:type="dxa"/>
-            </w:tcMar>
-          </w:tcPr>
-          <w:p>
-            <w:ins w:id="54" w:author="Claude" w:date="2026-10-19T00:00:00Z">
-              <w:r>
-                <w:rPr>
-                  <w:rFonts w:ascii="Arial" w:eastAsia="Arial" w:hAnsi="Arial" w:cs="Arial"/>
+              <w:top w:val="single" w:color="70AD47" w:themeColor="accent6" w:sz="8" w:space="0"/>
+              <w:left w:val="single" w:color="70AD47" w:themeColor="accent6" w:sz="8" w:space="0"/>
+              <w:bottom w:val="single" w:color="70AD47" w:themeColor="accent6" w:sz="8" w:space="0"/>
+              <w:right w:val="single" w:color="70AD47" w:themeColor="accent6" w:sz="8" w:space="0"/>
+            </w:tcBorders>
+            <w:tcMar>
+              <w:top w:w="100" w:type="dxa"/>
+              <w:left w:w="100" w:type="dxa"/>
+              <w:bottom w:w="100" w:type="dxa"/>
+              <w:right w:w="100" w:type="dxa"/>
+            </w:tcMar>
+          </w:tcPr>
+          <w:p>
+            <w:ins w:author="Claude" w:date="2026-10-19T00:00:00Z" w:id="54">
+              <w:r>
+                <w:rPr>
+                  <w:rFonts w:ascii="Arial" w:hAnsi="Arial" w:eastAsia="Arial" w:cs="Arial"/>
                   <w:color w:val="000000"/>
                   <w:sz w:val="22"/>
                   <w:szCs w:val="22"/>
@@ -2942,23 +2942,23 @@
           <w:tcPr>
             <w:tcW w:w="2450" w:type="dxa"/>
             <w:tcBorders>
-              <w:top w:val="single" w:sz="8" w:space="0" w:color="70AD47" w:themeColor="accent6"/>
-              <w:left w:val="single" w:sz="8" w:space="0" w:color="70AD47" w:themeColor="accent6"/>
-              <w:bottom w:val="single" w:sz="8" w:space="0" w:color="70AD47" w:themeColor="accent6"/>
-              <w:right w:val="single" w:sz="8" w:space="0" w:color="70AD47" w:themeColor="accent6"/>
-            </w:tcBorders>
-            <w:tcMar>
-              <w:top w:w="100" w:type="dxa"/>
-              <w:left w:w="100" w:type="dxa"/>
-              <w:bottom w:w="100" w:type="dxa"/>
-              <w:right w:w="100" w:type="dxa"/>
-            </w:tcMar>
-          </w:tcPr>
-          <w:p>
-            <w:ins w:id="55" w:author="Claude" w:date="2026-10-19T00:00:00Z">
-              <w:r>
-                <w:rPr>
-                  <w:rFonts w:ascii="Arial" w:eastAsia="Arial" w:hAnsi="Arial" w:cs="Arial"/>
+              <w:top w:val="single" w:color="70AD47" w:themeColor="accent6" w:sz="8" w:space="0"/>
+              <w:left w:val="single" w:color="70AD47" w:themeColor="accent6" w:sz="8" w:space="0"/>
+              <w:bottom w:val="single" w:color="70AD47" w:themeColor="accent6" w:sz="8" w:space="0"/>
+              <w:right w:val="single" w:color="70AD47" w:themeColor="accent6" w:sz="8" w:space="0"/>
+            </w:tcBorders>
+            <w:tcMar>
+              <w:top w:w="100" w:type="dxa"/>
+              <w:left w:w="100" w:type="dxa"/>
+              <w:bottom w:w="100" w:type="dxa"/>
+              <w:right w:w="100" w:type="dxa"/>
+            </w:tcMar>
+          </w:tcPr>
+          <w:p>
+            <w:ins w:author="Claude" w:date="2026-10-19T00:00:00Z" w:id="55">
+              <w:r>
+                <w:rPr>
+                  <w:rFonts w:ascii="Arial" w:hAnsi="Arial" w:eastAsia="Arial" w:cs="Arial"/>
                   <w:color w:val="000000"/>
                   <w:sz w:val="22"/>
                   <w:szCs w:val="22"/>
@@ -2972,23 +2972,23 @@
           <w:tcPr>
             <w:tcW w:w="3150" w:type="dxa"/>
             <w:tcBorders>
-              <w:top w:val="single" w:sz="8" w:space="0" w:color="70AD47" w:themeColor="accent6"/>
-              <w:left w:val="single" w:sz="8" w:space="0" w:color="70AD47" w:themeColor="accent6"/>
-              <w:bottom w:val="single" w:sz="8" w:space="0" w:color="70AD47" w:themeColor="accent6"/>
-              <w:right w:val="single" w:sz="8" w:space="0" w:color="70AD47" w:themeColor="accent6"/>
-            </w:tcBorders>
-            <w:tcMar>
-              <w:top w:w="100" w:type="dxa"/>
-              <w:left w:w="100" w:type="dxa"/>
-              <w:bottom w:w="100" w:type="dxa"/>
-              <w:right w:w="100" w:type="dxa"/>
-            </w:tcMar>
-          </w:tcPr>
-          <w:p>
-            <w:ins w:id="56" w:author="Claude" w:date="2026-10-19T00:00:00Z">
-              <w:r>
-                <w:rPr>
-                  <w:rFonts w:ascii="Arial" w:eastAsia="Arial" w:hAnsi="Arial" w:cs="Arial"/>
+              <w:top w:val="single" w:color="70AD47" w:themeColor="accent6" w:sz="8" w:space="0"/>
+              <w:left w:val="single" w:color="70AD47" w:themeColor="accent6" w:sz="8" w:space="0"/>
+              <w:bottom w:val="single" w:color="70AD47" w:themeColor="accent6" w:sz="8" w:space="0"/>
+              <w:right w:val="single" w:color="70AD47" w:themeColor="accent6" w:sz="8" w:space="0"/>
+            </w:tcBorders>
+            <w:tcMar>
+              <w:top w:w="100" w:type="dxa"/>
+              <w:left w:w="100" w:type="dxa"/>
+              <w:bottom w:w="100" w:type="dxa"/>
+              <w:right w:w="100" w:type="dxa"/>
+            </w:tcMar>
+          </w:tcPr>
+          <w:p>
+            <w:ins w:author="Claude" w:date="2026-10-19T00:00:00Z" w:id="56">
+              <w:r>
+                <w:rPr>
+                  <w:rFonts w:ascii="Arial" w:hAnsi="Arial" w:eastAsia="Arial" w:cs="Arial"/>
                   <w:color w:val="000000"/>
                   <w:sz w:val="22"/>
                   <w:szCs w:val="22"/>
@@ -3002,22 +3002,22 @@
           <w:tcPr>
             <w:tcW w:w="1400" w:type="dxa"/>
             <w:tcBorders>
-              <w:top w:val="single" w:sz="8" w:space="0" w:color="70AD47" w:themeColor="accent6"/>
-              <w:left w:val="single" w:sz="8" w:space="0" w:color="70AD47" w:themeColor="accent6"/>
-              <w:bottom w:val="single" w:sz="8" w:space="0" w:color="70AD47" w:themeColor="accent6"/>
-              <w:right w:val="single" w:sz="8" w:space="0" w:color="70AD47" w:themeColor="accent6"/>
-            </w:tcBorders>
-            <w:tcMar>
-              <w:top w:w="100" w:type="dxa"/>
-              <w:left w:w="100" w:type="dxa"/>
-              <w:bottom w:w="100" w:type="dxa"/>
-              <w:right w:w="100" w:type="dxa"/>
-            </w:tcMar>
-          </w:tcPr>
-          <w:p>
-            <w:r>
-              <w:rPr>
-                <w:rFonts w:ascii="Arial" w:eastAsia="Arial" w:hAnsi="Arial" w:cs="Arial"/>
+              <w:top w:val="single" w:color="70AD47" w:themeColor="accent6" w:sz="8" w:space="0"/>
+              <w:left w:val="single" w:color="70AD47" w:themeColor="accent6" w:sz="8" w:space="0"/>
+              <w:bottom w:val="single" w:color="70AD47" w:themeColor="accent6" w:sz="8" w:space="0"/>
+              <w:right w:val="single" w:color="70AD47" w:themeColor="accent6" w:sz="8" w:space="0"/>
+            </w:tcBorders>
+            <w:tcMar>
+              <w:top w:w="100" w:type="dxa"/>
+              <w:left w:w="100" w:type="dxa"/>
+              <w:bottom w:w="100" w:type="dxa"/>
+              <w:right w:w="100" w:type="dxa"/>
+            </w:tcMar>
+          </w:tcPr>
+          <w:p>
+            <w:r>
+              <w:rPr>
+                <w:rFonts w:ascii="Arial" w:hAnsi="Arial" w:eastAsia="Arial" w:cs="Arial"/>
                 <w:color w:val="000000"/>
                 <w:sz w:val="22"/>
                 <w:szCs w:val="22"/>
@@ -3030,29 +3030,29 @@
       <w:tr>
         <w:trPr>
           <w:cantSplit/>
-          <w:ins w:id="57" w:author="Claude" w:date="2026-10-19T00:00:00Z"/>
+          <w:ins w:author="Claude" w:date="2026-10-19T00:00:00Z" w:id="438751040"/>
         </w:trPr>
         <w:tc>
           <w:tcPr>
             <w:tcW w:w="640" w:type="dxa"/>
             <w:tcBorders>
-              <w:top w:val="single" w:sz="8" w:space="0" w:color="70AD47" w:themeColor="accent6"/>
-              <w:left w:val="single" w:sz="8" w:space="0" w:color="70AD47" w:themeColor="accent6"/>
-              <w:bottom w:val="single" w:sz="8" w:space="0" w:color="70AD47" w:themeColor="accent6"/>
-              <w:right w:val="single" w:sz="8" w:space="0" w:color="70AD47" w:themeColor="accent6"/>
-            </w:tcBorders>
-            <w:tcMar>
-              <w:top w:w="100" w:type="dxa"/>
-              <w:left w:w="100" w:type="dxa"/>
-              <w:bottom w:w="100" w:type="dxa"/>
-              <w:right w:w="100" w:type="dxa"/>
-            </w:tcMar>
-          </w:tcPr>
-          <w:p>
-            <w:ins w:id="58" w:author="Claude" w:date="2026-10-19T00:00:00Z">
-              <w:r>
-                <w:rPr>
-                  <w:rFonts w:ascii="Arial" w:eastAsia="Arial" w:hAnsi="Arial" w:cs="Arial"/>
+              <w:top w:val="single" w:color="70AD47" w:themeColor="accent6" w:sz="8" w:space="0"/>
+              <w:left w:val="single" w:color="70AD47" w:themeColor="accent6" w:sz="8" w:space="0"/>
+              <w:bottom w:val="single" w:color="70AD47" w:themeColor="accent6" w:sz="8" w:space="0"/>
+              <w:right w:val="single" w:color="70AD47" w:themeColor="accent6" w:sz="8" w:space="0"/>
+            </w:tcBorders>
+            <w:tcMar>
+              <w:top w:w="100" w:type="dxa"/>
+              <w:left w:w="100" w:type="dxa"/>
+              <w:bottom w:w="100" w:type="dxa"/>
+              <w:right w:w="100" w:type="dxa"/>
+            </w:tcMar>
+          </w:tcPr>
+          <w:p>
+            <w:ins w:author="Claude" w:date="2026-10-19T00:00:00Z" w:id="58">
+              <w:r>
+                <w:rPr>
+                  <w:rFonts w:ascii="Arial" w:hAnsi="Arial" w:eastAsia="Arial" w:cs="Arial"/>
                   <w:color w:val="000000"/>
                   <w:sz w:val="22"/>
                   <w:szCs w:val="22"/>
@@ -3066,23 +3066,23 @@
           <w:tcPr>
             <w:tcW w:w="1700" w:type="dxa"/>
             <w:tcBorders>
-              <w:top w:val="single" w:sz="8" w:space="0" w:color="70AD47" w:themeColor="accent6"/>
-              <w:left w:val="single" w:sz="8" w:space="0" w:color="70AD47" w:themeColor="accent6"/>
-              <w:bottom w:val="single" w:sz="8" w:space="0" w:color="70AD47" w:themeColor="accent6"/>
-              <w:right w:val="single" w:sz="8" w:space="0" w:color="70AD47" w:themeColor="accent6"/>
-            </w:tcBorders>
-            <w:tcMar>
-              <w:top w:w="100" w:type="dxa"/>
-              <w:left w:w="100" w:type="dxa"/>
-              <w:bottom w:w="100" w:type="dxa"/>
-              <w:right w:w="100" w:type="dxa"/>
-            </w:tcMar>
-          </w:tcPr>
-          <w:p>
-            <w:ins w:id="59" w:author="Claude" w:date="2026-10-19T00:00:00Z">
-              <w:r>
-                <w:rPr>
-                  <w:rFonts w:ascii="Arial" w:eastAsia="Arial" w:hAnsi="Arial" w:cs="Arial"/>
+              <w:top w:val="single" w:color="70AD47" w:themeColor="accent6" w:sz="8" w:space="0"/>
+              <w:left w:val="single" w:color="70AD47" w:themeColor="accent6" w:sz="8" w:space="0"/>
+              <w:bottom w:val="single" w:color="70AD47" w:themeColor="accent6" w:sz="8" w:space="0"/>
+              <w:right w:val="single" w:color="70AD47" w:themeColor="accent6" w:sz="8" w:space="0"/>
+            </w:tcBorders>
+            <w:tcMar>
+              <w:top w:w="100" w:type="dxa"/>
+              <w:left w:w="100" w:type="dxa"/>
+              <w:bottom w:w="100" w:type="dxa"/>
+              <w:right w:w="100" w:type="dxa"/>
+            </w:tcMar>
+          </w:tcPr>
+          <w:p>
+            <w:ins w:author="Claude" w:date="2026-10-19T00:00:00Z" w:id="59">
+              <w:r>
+                <w:rPr>
+                  <w:rFonts w:ascii="Arial" w:hAnsi="Arial" w:eastAsia="Arial" w:cs="Arial"/>
                   <w:color w:val="000000"/>
                   <w:sz w:val="22"/>
                   <w:szCs w:val="22"/>
@@ -3096,23 +3096,23 @@
           <w:tcPr>
             <w:tcW w:w="2450" w:type="dxa"/>
             <w:tcBorders>
-              <w:top w:val="single" w:sz="8" w:space="0" w:color="70AD47" w:themeColor="accent6"/>
-              <w:left w:val="single" w:sz="8" w:space="0" w:color="70AD47" w:themeColor="accent6"/>
-              <w:bottom w:val="single" w:sz="8" w:space="0" w:color="70AD47" w:themeColor="accent6"/>
-              <w:right w:val="single" w:sz="8" w:space="0" w:color="70AD47" w:themeColor="accent6"/>
-            </w:tcBorders>
-            <w:tcMar>
-              <w:top w:w="100" w:type="dxa"/>
-              <w:left w:w="100" w:type="dxa"/>
-              <w:bottom w:w="100" w:type="dxa"/>
-              <w:right w:w="100" w:type="dxa"/>
-            </w:tcMar>
-          </w:tcPr>
-          <w:p>
-            <w:ins w:id="60" w:author="Claude" w:date="2026-10-19T00:00:00Z">
-              <w:r>
-                <w:rPr>
-                  <w:rFonts w:ascii="Arial" w:eastAsia="Arial" w:hAnsi="Arial" w:cs="Arial"/>
+              <w:top w:val="single" w:color="70AD47" w:themeColor="accent6" w:sz="8" w:space="0"/>
+              <w:left w:val="single" w:color="70AD47" w:themeColor="accent6" w:sz="8" w:space="0"/>
+              <w:bottom w:val="single" w:color="70AD47" w:themeColor="accent6" w:sz="8" w:space="0"/>
+              <w:right w:val="single" w:color="70AD47" w:themeColor="accent6" w:sz="8" w:space="0"/>
+            </w:tcBorders>
+            <w:tcMar>
+              <w:top w:w="100" w:type="dxa"/>
+              <w:left w:w="100" w:type="dxa"/>
+              <w:bottom w:w="100" w:type="dxa"/>
+              <w:right w:w="100" w:type="dxa"/>
+            </w:tcMar>
+          </w:tcPr>
+          <w:p>
+            <w:ins w:author="Claude" w:date="2026-10-19T00:00:00Z" w:id="60">
+              <w:r>
+                <w:rPr>
+                  <w:rFonts w:ascii="Arial" w:hAnsi="Arial" w:eastAsia="Arial" w:cs="Arial"/>
                   <w:color w:val="000000"/>
                   <w:sz w:val="22"/>
                   <w:szCs w:val="22"/>
@@ -3126,23 +3126,23 @@
           <w:tcPr>
             <w:tcW w:w="3150" w:type="dxa"/>
             <w:tcBorders>
-              <w:top w:val="single" w:sz="8" w:space="0" w:color="70AD47" w:themeColor="accent6"/>
-              <w:left w:val="single" w:sz="8" w:space="0" w:color="70AD47" w:themeColor="accent6"/>
-              <w:bottom w:val="single" w:sz="8" w:space="0" w:color="70AD47" w:themeColor="accent6"/>
-              <w:right w:val="single" w:sz="8" w:space="0" w:color="70AD47" w:themeColor="accent6"/>
-            </w:tcBorders>
-            <w:tcMar>
-              <w:top w:w="100" w:type="dxa"/>
-              <w:left w:w="100" w:type="dxa"/>
-              <w:bottom w:w="100" w:type="dxa"/>
-              <w:right w:w="100" w:type="dxa"/>
-            </w:tcMar>
-          </w:tcPr>
-          <w:p>
-            <w:ins w:id="61" w:author="Claude" w:date="2026-10-19T00:00:00Z">
-              <w:r>
-                <w:rPr>
-                  <w:rFonts w:ascii="Arial" w:eastAsia="Arial" w:hAnsi="Arial" w:cs="Arial"/>
+              <w:top w:val="single" w:color="70AD47" w:themeColor="accent6" w:sz="8" w:space="0"/>
+              <w:left w:val="single" w:color="70AD47" w:themeColor="accent6" w:sz="8" w:space="0"/>
+              <w:bottom w:val="single" w:color="70AD47" w:themeColor="accent6" w:sz="8" w:space="0"/>
+              <w:right w:val="single" w:color="70AD47" w:themeColor="accent6" w:sz="8" w:space="0"/>
+            </w:tcBorders>
+            <w:tcMar>
+              <w:top w:w="100" w:type="dxa"/>
+              <w:left w:w="100" w:type="dxa"/>
+              <w:bottom w:w="100" w:type="dxa"/>
+              <w:right w:w="100" w:type="dxa"/>
+            </w:tcMar>
+          </w:tcPr>
+          <w:p>
+            <w:ins w:author="Claude" w:date="2026-10-19T00:00:00Z" w:id="61">
+              <w:r>
+                <w:rPr>
+                  <w:rFonts w:ascii="Arial" w:hAnsi="Arial" w:eastAsia="Arial" w:cs="Arial"/>
                   <w:color w:val="000000"/>
                   <w:sz w:val="22"/>
                   <w:szCs w:val="22"/>
@@ -3156,22 +3156,22 @@
           <w:tcPr>
             <w:tcW w:w="1400" w:type="dxa"/>
             <w:tcBorders>
-              <w:top w:val="single" w:sz="8" w:space="0" w:color="70AD47" w:themeColor="accent6"/>
-              <w:left w:val="single" w:sz="8" w:space="0" w:color="70AD47" w:themeColor="accent6"/>
-              <w:bottom w:val="single" w:sz="8" w:space="0" w:color="70AD47" w:themeColor="accent6"/>
-              <w:right w:val="single" w:sz="8" w:space="0" w:color="70AD47" w:themeColor="accent6"/>
-            </w:tcBorders>
-            <w:tcMar>
-              <w:top w:w="100" w:type="dxa"/>
-              <w:left w:w="100" w:type="dxa"/>
-              <w:bottom w:w="100" w:type="dxa"/>
-              <w:right w:w="100" w:type="dxa"/>
-            </w:tcMar>
-          </w:tcPr>
-          <w:p>
-            <w:r>
-              <w:rPr>
-                <w:rFonts w:ascii="Arial" w:eastAsia="Arial" w:hAnsi="Arial" w:cs="Arial"/>
+              <w:top w:val="single" w:color="70AD47" w:themeColor="accent6" w:sz="8" w:space="0"/>
+              <w:left w:val="single" w:color="70AD47" w:themeColor="accent6" w:sz="8" w:space="0"/>
+              <w:bottom w:val="single" w:color="70AD47" w:themeColor="accent6" w:sz="8" w:space="0"/>
+              <w:right w:val="single" w:color="70AD47" w:themeColor="accent6" w:sz="8" w:space="0"/>
+            </w:tcBorders>
+            <w:tcMar>
+              <w:top w:w="100" w:type="dxa"/>
+              <w:left w:w="100" w:type="dxa"/>
+              <w:bottom w:w="100" w:type="dxa"/>
+              <w:right w:w="100" w:type="dxa"/>
+            </w:tcMar>
+          </w:tcPr>
+          <w:p>
+            <w:r>
+              <w:rPr>
+                <w:rFonts w:ascii="Arial" w:hAnsi="Arial" w:eastAsia="Arial" w:cs="Arial"/>
                 <w:color w:val="000000"/>
                 <w:sz w:val="22"/>
                 <w:szCs w:val="22"/>
@@ -3184,29 +3184,29 @@
       <w:tr>
         <w:trPr>
           <w:cantSplit/>
-          <w:ins w:id="62" w:author="Claude" w:date="2026-10-19T00:00:00Z"/>
+          <w:ins w:author="Claude" w:date="2026-10-19T00:00:00Z" w:id="1926137910"/>
         </w:trPr>
         <w:tc>
           <w:tcPr>
             <w:tcW w:w="640" w:type="dxa"/>
             <w:tcBorders>
-              <w:top w:val="single" w:sz="8" w:space="0" w:color="70AD47" w:themeColor="accent6"/>
-              <w:left w:val="single" w:sz="8" w:space="0" w:color="70AD47" w:themeColor="accent6"/>
-              <w:bottom w:val="single" w:sz="8" w:space="0" w:color="70AD47" w:themeColor="accent6"/>
-              <w:right w:val="single" w:sz="8" w:space="0" w:color="70AD47" w:themeColor="accent6"/>
-            </w:tcBorders>
-            <w:tcMar>
-              <w:top w:w="100" w:type="dxa"/>
-              <w:left w:w="100" w:type="dxa"/>
-              <w:bottom w:w="100" w:type="dxa"/>
-              <w:right w:w="100" w:type="dxa"/>
-            </w:tcMar>
-          </w:tcPr>
-          <w:p>
-            <w:ins w:id="63" w:author="Claude" w:date="2026-10-19T00:00:00Z">
-              <w:r>
-                <w:rPr>
-                  <w:rFonts w:ascii="Arial" w:eastAsia="Arial" w:hAnsi="Arial" w:cs="Arial"/>
+              <w:top w:val="single" w:color="70AD47" w:themeColor="accent6" w:sz="8" w:space="0"/>
+              <w:left w:val="single" w:color="70AD47" w:themeColor="accent6" w:sz="8" w:space="0"/>
+              <w:bottom w:val="single" w:color="70AD47" w:themeColor="accent6" w:sz="8" w:space="0"/>
+              <w:right w:val="single" w:color="70AD47" w:themeColor="accent6" w:sz="8" w:space="0"/>
+            </w:tcBorders>
+            <w:tcMar>
+              <w:top w:w="100" w:type="dxa"/>
+              <w:left w:w="100" w:type="dxa"/>
+              <w:bottom w:w="100" w:type="dxa"/>
+              <w:right w:w="100" w:type="dxa"/>
+            </w:tcMar>
+          </w:tcPr>
+          <w:p>
+            <w:ins w:author="Claude" w:date="2026-10-19T00:00:00Z" w:id="63">
+              <w:r>
+                <w:rPr>
+                  <w:rFonts w:ascii="Arial" w:hAnsi="Arial" w:eastAsia="Arial" w:cs="Arial"/>
                   <w:color w:val="000000"/>
                   <w:sz w:val="22"/>
                   <w:szCs w:val="22"/>
@@ -3220,23 +3220,23 @@
           <w:tcPr>
             <w:tcW w:w="1700" w:type="dxa"/>
             <w:tcBorders>
-              <w:top w:val="single" w:sz="8" w:space="0" w:color="70AD47" w:themeColor="accent6"/>
-              <w:left w:val="single" w:sz="8" w:space="0" w:color="70AD47" w:themeColor="accent6"/>
-              <w:bottom w:val="single" w:sz="8" w:space="0" w:color="70AD47" w:themeColor="accent6"/>
-              <w:right w:val="single" w:sz="8" w:space="0" w:color="70AD47" w:themeColor="accent6"/>
-            </w:tcBorders>
-            <w:tcMar>
-              <w:top w:w="100" w:type="dxa"/>
-              <w:left w:w="100" w:type="dxa"/>
-              <w:bottom w:w="100" w:type="dxa"/>
-              <w:right w:w="100" w:type="dxa"/>
-            </w:tcMar>
-          </w:tcPr>
-          <w:p>
-            <w:ins w:id="64" w:author="Claude" w:date="2026-10-19T00:00:00Z">
-              <w:r>
-                <w:rPr>
-                  <w:rFonts w:ascii="Arial" w:eastAsia="Arial" w:hAnsi="Arial" w:cs="Arial"/>
+              <w:top w:val="single" w:color="70AD47" w:themeColor="accent6" w:sz="8" w:space="0"/>
+              <w:left w:val="single" w:color="70AD47" w:themeColor="accent6" w:sz="8" w:space="0"/>
+              <w:bottom w:val="single" w:color="70AD47" w:themeColor="accent6" w:sz="8" w:space="0"/>
+              <w:right w:val="single" w:color="70AD47" w:themeColor="accent6" w:sz="8" w:space="0"/>
+            </w:tcBorders>
+            <w:tcMar>
+              <w:top w:w="100" w:type="dxa"/>
+              <w:left w:w="100" w:type="dxa"/>
+              <w:bottom w:w="100" w:type="dxa"/>
+              <w:right w:w="100" w:type="dxa"/>
+            </w:tcMar>
+          </w:tcPr>
+          <w:p>
+            <w:ins w:author="Claude" w:date="2026-10-19T00:00:00Z" w:id="64">
+              <w:r>
+                <w:rPr>
+                  <w:rFonts w:ascii="Arial" w:hAnsi="Arial" w:eastAsia="Arial" w:cs="Arial"/>
                   <w:color w:val="000000"/>
                   <w:sz w:val="22"/>
                   <w:szCs w:val="22"/>
@@ -3250,23 +3250,23 @@
           <w:tcPr>
             <w:tcW w:w="2450" w:type="dxa"/>
             <w:tcBorders>
-              <w:top w:val="single" w:sz="8" w:space="0" w:color="70AD47" w:themeColor="accent6"/>
-              <w:left w:val="single" w:sz="8" w:space="0" w:color="70AD47" w:themeColor="accent6"/>
-              <w:bottom w:val="single" w:sz="8" w:space="0" w:color="70AD47" w:themeColor="accent6"/>
-              <w:right w:val="single" w:sz="8" w:space="0" w:color="70AD47" w:themeColor="accent6"/>
-            </w:tcBorders>
-            <w:tcMar>
-              <w:top w:w="100" w:type="dxa"/>
-              <w:left w:w="100" w:type="dxa"/>
-              <w:bottom w:w="100" w:type="dxa"/>
-              <w:right w:w="100" w:type="dxa"/>
-            </w:tcMar>
-          </w:tcPr>
-          <w:p>
-            <w:ins w:id="65" w:author="Claude" w:date="2026-10-19T00:00:00Z">
-              <w:r>
-                <w:rPr>
-                  <w:rFonts w:ascii="Arial" w:eastAsia="Arial" w:hAnsi="Arial" w:cs="Arial"/>
+              <w:top w:val="single" w:color="70AD47" w:themeColor="accent6" w:sz="8" w:space="0"/>
+              <w:left w:val="single" w:color="70AD47" w:themeColor="accent6" w:sz="8" w:space="0"/>
+              <w:bottom w:val="single" w:color="70AD47" w:themeColor="accent6" w:sz="8" w:space="0"/>
+              <w:right w:val="single" w:color="70AD47" w:themeColor="accent6" w:sz="8" w:space="0"/>
+            </w:tcBorders>
+            <w:tcMar>
+              <w:top w:w="100" w:type="dxa"/>
+              <w:left w:w="100" w:type="dxa"/>
+              <w:bottom w:w="100" w:type="dxa"/>
+              <w:right w:w="100" w:type="dxa"/>
+            </w:tcMar>
+          </w:tcPr>
+          <w:p>
+            <w:ins w:author="Claude" w:date="2026-10-19T00:00:00Z" w:id="65">
+              <w:r>
+                <w:rPr>
+                  <w:rFonts w:ascii="Arial" w:hAnsi="Arial" w:eastAsia="Arial" w:cs="Arial"/>
                   <w:color w:val="000000"/>
                   <w:sz w:val="22"/>
                   <w:szCs w:val="22"/>
@@ -3280,23 +3280,23 @@
           <w:tcPr>
             <w:tcW w:w="3150" w:type="dxa"/>
             <w:tcBorders>
-              <w:top w:val="single" w:sz="8" w:space="0" w:color="70AD47" w:themeColor="accent6"/>
-              <w:left w:val="single" w:sz="8" w:space="0" w:color="70AD47" w:themeColor="accent6"/>
-              <w:bottom w:val="single" w:sz="8" w:space="0" w:color="70AD47" w:themeColor="accent6"/>
-              <w:right w:val="single" w:sz="8" w:space="0" w:color="70AD47" w:themeColor="accent6"/>
-            </w:tcBorders>
-            <w:tcMar>
-              <w:top w:w="100" w:type="dxa"/>
-              <w:left w:w="100" w:type="dxa"/>
-              <w:bottom w:w="100" w:type="dxa"/>
-              <w:right w:w="100" w:type="dxa"/>
-            </w:tcMar>
-          </w:tcPr>
-          <w:p>
-            <w:ins w:id="66" w:author="Claude" w:date="2026-10-19T00:00:00Z">
-              <w:r>
-                <w:rPr>
-                  <w:rFonts w:ascii="Arial" w:eastAsia="Arial" w:hAnsi="Arial" w:cs="Arial"/>
+              <w:top w:val="single" w:color="70AD47" w:themeColor="accent6" w:sz="8" w:space="0"/>
+              <w:left w:val="single" w:color="70AD47" w:themeColor="accent6" w:sz="8" w:space="0"/>
+              <w:bottom w:val="single" w:color="70AD47" w:themeColor="accent6" w:sz="8" w:space="0"/>
+              <w:right w:val="single" w:color="70AD47" w:themeColor="accent6" w:sz="8" w:space="0"/>
+            </w:tcBorders>
+            <w:tcMar>
+              <w:top w:w="100" w:type="dxa"/>
+              <w:left w:w="100" w:type="dxa"/>
+              <w:bottom w:w="100" w:type="dxa"/>
+              <w:right w:w="100" w:type="dxa"/>
+            </w:tcMar>
+          </w:tcPr>
+          <w:p>
+            <w:ins w:author="Claude" w:date="2026-10-19T00:00:00Z" w:id="66">
+              <w:r>
+                <w:rPr>
+                  <w:rFonts w:ascii="Arial" w:hAnsi="Arial" w:eastAsia="Arial" w:cs="Arial"/>
                   <w:color w:val="000000"/>
                   <w:sz w:val="22"/>
                   <w:szCs w:val="22"/>
@@ -3310,23 +3310,23 @@
           <w:tcPr>
             <w:tcW w:w="1400" w:type="dxa"/>
             <w:tcBorders>
-              <w:top w:val="single" w:sz="8" w:space="0" w:color="70AD47" w:themeColor="accent6"/>
-              <w:left w:val="single" w:sz="8" w:space="0" w:color="70AD47" w:themeColor="accent6"/>
-              <w:bottom w:val="single" w:sz="8" w:space="0" w:color="70AD47" w:themeColor="accent6"/>
-              <w:right w:val="single" w:sz="8" w:space="0" w:color="70AD47" w:themeColor="accent6"/>
-            </w:tcBorders>
-            <w:tcMar>
-              <w:top w:w="100" w:type="dxa"/>
-              <w:left w:w="100" w:type="dxa"/>
-              <w:bottom w:w="100" w:type="dxa"/>
-              <w:right w:w="100" w:type="dxa"/>
-            </w:tcMar>
-          </w:tcPr>
-          <w:p>
-            <w:ins w:id="67" w:author="Claude" w:date="2026-10-19T00:00:00Z">
-              <w:r>
-                <w:rPr>
-                  <w:rFonts w:ascii="Arial" w:eastAsia="Arial" w:hAnsi="Arial" w:cs="Arial"/>
+              <w:top w:val="single" w:color="70AD47" w:themeColor="accent6" w:sz="8" w:space="0"/>
+              <w:left w:val="single" w:color="70AD47" w:themeColor="accent6" w:sz="8" w:space="0"/>
+              <w:bottom w:val="single" w:color="70AD47" w:themeColor="accent6" w:sz="8" w:space="0"/>
+              <w:right w:val="single" w:color="70AD47" w:themeColor="accent6" w:sz="8" w:space="0"/>
+            </w:tcBorders>
+            <w:tcMar>
+              <w:top w:w="100" w:type="dxa"/>
+              <w:left w:w="100" w:type="dxa"/>
+              <w:bottom w:w="100" w:type="dxa"/>
+              <w:right w:w="100" w:type="dxa"/>
+            </w:tcMar>
+          </w:tcPr>
+          <w:p>
+            <w:ins w:author="Claude" w:date="2026-10-19T00:00:00Z" w:id="67">
+              <w:r>
+                <w:rPr>
+                  <w:rFonts w:ascii="Arial" w:hAnsi="Arial" w:eastAsia="Arial" w:cs="Arial"/>
                   <w:color w:val="000000"/>
                   <w:sz w:val="22"/>
                   <w:szCs w:val="22"/>
@@ -3340,29 +3340,29 @@
       <w:tr>
         <w:trPr>
           <w:cantSplit/>
-          <w:ins w:id="68" w:author="Claude" w:date="2026-10-19T00:00:00Z"/>
+          <w:ins w:author="Claude" w:date="2026-10-19T00:00:00Z" w:id="680485868"/>
         </w:trPr>
         <w:tc>
           <w:tcPr>
             <w:tcW w:w="640" w:type="dxa"/>
             <w:tcBorders>
-              <w:top w:val="single" w:sz="8" w:space="0" w:color="70AD47" w:themeColor="accent6"/>
-              <w:left w:val="single" w:sz="8" w:space="0" w:color="70AD47" w:themeColor="accent6"/>
-              <w:bottom w:val="single" w:sz="8" w:space="0" w:color="70AD47" w:themeColor="accent6"/>
-              <w:right w:val="single" w:sz="8" w:space="0" w:color="70AD47" w:themeColor="accent6"/>
-            </w:tcBorders>
-            <w:tcMar>
-              <w:top w:w="100" w:type="dxa"/>
-              <w:left w:w="100" w:type="dxa"/>
-              <w:bottom w:w="100" w:type="dxa"/>
-              <w:right w:w="100" w:type="dxa"/>
-            </w:tcMar>
-          </w:tcPr>
-          <w:p>
-            <w:ins w:id="69" w:author="Claude" w:date="2026-10-19T00:00:00Z">
-              <w:r>
-                <w:rPr>
-                  <w:rFonts w:ascii="Arial" w:eastAsia="Arial" w:hAnsi="Arial" w:cs="Arial"/>
+              <w:top w:val="single" w:color="70AD47" w:themeColor="accent6" w:sz="8" w:space="0"/>
+              <w:left w:val="single" w:color="70AD47" w:themeColor="accent6" w:sz="8" w:space="0"/>
+              <w:bottom w:val="single" w:color="70AD47" w:themeColor="accent6" w:sz="8" w:space="0"/>
+              <w:right w:val="single" w:color="70AD47" w:themeColor="accent6" w:sz="8" w:space="0"/>
+            </w:tcBorders>
+            <w:tcMar>
+              <w:top w:w="100" w:type="dxa"/>
+              <w:left w:w="100" w:type="dxa"/>
+              <w:bottom w:w="100" w:type="dxa"/>
+              <w:right w:w="100" w:type="dxa"/>
+            </w:tcMar>
+          </w:tcPr>
+          <w:p>
+            <w:ins w:author="Claude" w:date="2026-10-19T00:00:00Z" w:id="69">
+              <w:r>
+                <w:rPr>
+                  <w:rFonts w:ascii="Arial" w:hAnsi="Arial" w:eastAsia="Arial" w:cs="Arial"/>
                   <w:color w:val="000000"/>
                   <w:sz w:val="22"/>
                   <w:szCs w:val="22"/>
@@ -3376,23 +3376,23 @@
           <w:tcPr>
             <w:tcW w:w="1700" w:type="dxa"/>
             <w:tcBorders>
-              <w:top w:val="single" w:sz="8" w:space="0" w:color="70AD47" w:themeColor="accent6"/>
-              <w:left w:val="single" w:sz="8" w:space="0" w:color="70AD47" w:themeColor="accent6"/>
-              <w:bottom w:val="single" w:sz="8" w:space="0" w:color="70AD47" w:themeColor="accent6"/>
-              <w:right w:val="single" w:sz="8" w:space="0" w:color="70AD47" w:themeColor="accent6"/>
-            </w:tcBorders>
-            <w:tcMar>
-              <w:top w:w="100" w:type="dxa"/>
-              <w:left w:w="100" w:type="dxa"/>
-              <w:bottom w:w="100" w:type="dxa"/>
-              <w:right w:w="100" w:type="dxa"/>
-            </w:tcMar>
-          </w:tcPr>
-          <w:p>
-            <w:ins w:id="70" w:author="Claude" w:date="2026-10-19T00:00:00Z">
-              <w:r>
-                <w:rPr>
-                  <w:rFonts w:ascii="Arial" w:eastAsia="Arial" w:hAnsi="Arial" w:cs="Arial"/>
+              <w:top w:val="single" w:color="70AD47" w:themeColor="accent6" w:sz="8" w:space="0"/>
+              <w:left w:val="single" w:color="70AD47" w:themeColor="accent6" w:sz="8" w:space="0"/>
+              <w:bottom w:val="single" w:color="70AD47" w:themeColor="accent6" w:sz="8" w:space="0"/>
+              <w:right w:val="single" w:color="70AD47" w:themeColor="accent6" w:sz="8" w:space="0"/>
+            </w:tcBorders>
+            <w:tcMar>
+              <w:top w:w="100" w:type="dxa"/>
+              <w:left w:w="100" w:type="dxa"/>
+              <w:bottom w:w="100" w:type="dxa"/>
+              <w:right w:w="100" w:type="dxa"/>
+            </w:tcMar>
+          </w:tcPr>
+          <w:p>
+            <w:ins w:author="Claude" w:date="2026-10-19T00:00:00Z" w:id="70">
+              <w:r>
+                <w:rPr>
+                  <w:rFonts w:ascii="Arial" w:hAnsi="Arial" w:eastAsia="Arial" w:cs="Arial"/>
                   <w:color w:val="000000"/>
                   <w:sz w:val="22"/>
                   <w:szCs w:val="22"/>
@@ -3406,23 +3406,23 @@
           <w:tcPr>
             <w:tcW w:w="2450" w:type="dxa"/>
             <w:tcBorders>
-              <w:top w:val="single" w:sz="8" w:space="0" w:color="70AD47" w:themeColor="accent6"/>
-              <w:left w:val="single" w:sz="8" w:space="0" w:color="70AD47" w:themeColor="accent6"/>
-              <w:bottom w:val="single" w:sz="8" w:space="0" w:color="70AD47" w:themeColor="accent6"/>
-              <w:right w:val="single" w:sz="8" w:space="0" w:color="70AD47" w:themeColor="accent6"/>
-            </w:tcBorders>
-            <w:tcMar>
-              <w:top w:w="100" w:type="dxa"/>
-              <w:left w:w="100" w:type="dxa"/>
-              <w:bottom w:w="100" w:type="dxa"/>
-              <w:right w:w="100" w:type="dxa"/>
-            </w:tcMar>
-          </w:tcPr>
-          <w:p>
-            <w:ins w:id="71" w:author="Claude" w:date="2026-10-19T00:00:00Z">
-              <w:r>
-                <w:rPr>
-                  <w:rFonts w:ascii="Arial" w:eastAsia="Arial" w:hAnsi="Arial" w:cs="Arial"/>
+              <w:top w:val="single" w:color="70AD47" w:themeColor="accent6" w:sz="8" w:space="0"/>
+              <w:left w:val="single" w:color="70AD47" w:themeColor="accent6" w:sz="8" w:space="0"/>
+              <w:bottom w:val="single" w:color="70AD47" w:themeColor="accent6" w:sz="8" w:space="0"/>
+              <w:right w:val="single" w:color="70AD47" w:themeColor="accent6" w:sz="8" w:space="0"/>
+            </w:tcBorders>
+            <w:tcMar>
+              <w:top w:w="100" w:type="dxa"/>
+              <w:left w:w="100" w:type="dxa"/>
+              <w:bottom w:w="100" w:type="dxa"/>
+              <w:right w:w="100" w:type="dxa"/>
+            </w:tcMar>
+          </w:tcPr>
+          <w:p>
+            <w:ins w:author="Claude" w:date="2026-10-19T00:00:00Z" w:id="71">
+              <w:r>
+                <w:rPr>
+                  <w:rFonts w:ascii="Arial" w:hAnsi="Arial" w:eastAsia="Arial" w:cs="Arial"/>
                   <w:color w:val="000000"/>
                   <w:sz w:val="22"/>
                   <w:szCs w:val="22"/>
@@ -3436,23 +3436,23 @@
           <w:tcPr>
             <w:tcW w:w="3150" w:type="dxa"/>
             <w:tcBorders>
-              <w:top w:val="single" w:sz="8" w:space="0" w:color="70AD47" w:themeColor="accent6"/>
-              <w:left w:val="single" w:sz="8" w:space="0" w:color="70AD47" w:themeColor="accent6"/>
-              <w:bottom w:val="single" w:sz="8" w:space="0" w:color="70AD47" w:themeColor="accent6"/>
-              <w:right w:val="single" w:sz="8" w:space="0" w:color="70AD47" w:themeColor="accent6"/>
-            </w:tcBorders>
-            <w:tcMar>
-              <w:top w:w="100" w:type="dxa"/>
-              <w:left w:w="100" w:type="dxa"/>
-              <w:bottom w:w="100" w:type="dxa"/>
-              <w:right w:w="100" w:type="dxa"/>
-            </w:tcMar>
-          </w:tcPr>
-          <w:p>
-            <w:ins w:id="72" w:author="Claude" w:date="2026-10-19T00:00:00Z">
-              <w:r>
-                <w:rPr>
-                  <w:rFonts w:ascii="Arial" w:eastAsia="Arial" w:hAnsi="Arial" w:cs="Arial"/>
+              <w:top w:val="single" w:color="70AD47" w:themeColor="accent6" w:sz="8" w:space="0"/>
+              <w:left w:val="single" w:color="70AD47" w:themeColor="accent6" w:sz="8" w:space="0"/>
+              <w:bottom w:val="single" w:color="70AD47" w:themeColor="accent6" w:sz="8" w:space="0"/>
+              <w:right w:val="single" w:color="70AD47" w:themeColor="accent6" w:sz="8" w:space="0"/>
+            </w:tcBorders>
+            <w:tcMar>
+              <w:top w:w="100" w:type="dxa"/>
+              <w:left w:w="100" w:type="dxa"/>
+              <w:bottom w:w="100" w:type="dxa"/>
+              <w:right w:w="100" w:type="dxa"/>
+            </w:tcMar>
+          </w:tcPr>
+          <w:p>
+            <w:ins w:author="Claude" w:date="2026-10-19T00:00:00Z" w:id="72">
+              <w:r>
+                <w:rPr>
+                  <w:rFonts w:ascii="Arial" w:hAnsi="Arial" w:eastAsia="Arial" w:cs="Arial"/>
                   <w:color w:val="000000"/>
                   <w:sz w:val="22"/>
                   <w:szCs w:val="22"/>
@@ -3466,22 +3466,22 @@
           <w:tcPr>
             <w:tcW w:w="1400" w:type="dxa"/>
             <w:tcBorders>
-              <w:top w:val="single" w:sz="8" w:space="0" w:color="70AD47" w:themeColor="accent6"/>
-              <w:left w:val="single" w:sz="8" w:space="0" w:color="70AD47" w:themeColor="accent6"/>
-              <w:bottom w:val="single" w:sz="8" w:space="0" w:color="70AD47" w:themeColor="accent6"/>
-              <w:right w:val="single" w:sz="8" w:space="0" w:color="70AD47" w:themeColor="accent6"/>
-            </w:tcBorders>
-            <w:tcMar>
-              <w:top w:w="100" w:type="dxa"/>
-              <w:left w:w="100" w:type="dxa"/>
-              <w:bottom w:w="100" w:type="dxa"/>
-              <w:right w:w="100" w:type="dxa"/>
-            </w:tcMar>
-          </w:tcPr>
-          <w:p>
-            <w:r>
-              <w:rPr>
-                <w:rFonts w:ascii="Arial" w:eastAsia="Arial" w:hAnsi="Arial" w:cs="Arial"/>
+              <w:top w:val="single" w:color="70AD47" w:themeColor="accent6" w:sz="8" w:space="0"/>
+              <w:left w:val="single" w:color="70AD47" w:themeColor="accent6" w:sz="8" w:space="0"/>
+              <w:bottom w:val="single" w:color="70AD47" w:themeColor="accent6" w:sz="8" w:space="0"/>
+              <w:right w:val="single" w:color="70AD47" w:themeColor="accent6" w:sz="8" w:space="0"/>
+            </w:tcBorders>
+            <w:tcMar>
+              <w:top w:w="100" w:type="dxa"/>
+              <w:left w:w="100" w:type="dxa"/>
+              <w:bottom w:w="100" w:type="dxa"/>
+              <w:right w:w="100" w:type="dxa"/>
+            </w:tcMar>
+          </w:tcPr>
+          <w:p>
+            <w:r>
+              <w:rPr>
+                <w:rFonts w:ascii="Arial" w:hAnsi="Arial" w:eastAsia="Arial" w:cs="Arial"/>
                 <w:color w:val="000000"/>
                 <w:sz w:val="22"/>
                 <w:szCs w:val="22"/>
@@ -3494,29 +3494,29 @@
       <w:tr>
         <w:trPr>
           <w:cantSplit/>
-          <w:ins w:id="73" w:author="Claude" w:date="2026-10-19T00:00:00Z"/>
+          <w:ins w:author="Claude" w:date="2026-10-19T00:00:00Z" w:id="511326645"/>
         </w:trPr>
         <w:tc>
           <w:tcPr>
             <w:tcW w:w="640" w:type="dxa"/>
             <w:tcBorders>
-              <w:top w:val="single" w:sz="8" w:space="0" w:color="70AD47" w:themeColor="accent6"/>
-              <w:left w:val="single" w:sz="8" w:space="0" w:color="70AD47" w:themeColor="accent6"/>
-              <w:bottom w:val="single" w:sz="8" w:space="0" w:color="70AD47" w:themeColor="accent6"/>
-              <w:right w:val="single" w:sz="8" w:space="0" w:color="70AD47" w:themeColor="accent6"/>
-            </w:tcBorders>
-            <w:tcMar>
-              <w:top w:w="100" w:type="dxa"/>
-              <w:left w:w="100" w:type="dxa"/>
-              <w:bottom w:w="100" w:type="dxa"/>
-              <w:right w:w="100" w:type="dxa"/>
-            </w:tcMar>
-          </w:tcPr>
-          <w:p>
-            <w:ins w:id="74" w:author="Claude" w:date="2026-10-19T00:00:00Z">
-              <w:r>
-                <w:rPr>
-                  <w:rFonts w:ascii="Arial" w:eastAsia="Arial" w:hAnsi="Arial" w:cs="Arial"/>
+              <w:top w:val="single" w:color="70AD47" w:themeColor="accent6" w:sz="8" w:space="0"/>
+              <w:left w:val="single" w:color="70AD47" w:themeColor="accent6" w:sz="8" w:space="0"/>
+              <w:bottom w:val="single" w:color="70AD47" w:themeColor="accent6" w:sz="8" w:space="0"/>
+              <w:right w:val="single" w:color="70AD47" w:themeColor="accent6" w:sz="8" w:space="0"/>
+            </w:tcBorders>
+            <w:tcMar>
+              <w:top w:w="100" w:type="dxa"/>
+              <w:left w:w="100" w:type="dxa"/>
+              <w:bottom w:w="100" w:type="dxa"/>
+              <w:right w:w="100" w:type="dxa"/>
+            </w:tcMar>
+          </w:tcPr>
+          <w:p>
+            <w:ins w:author="Claude" w:date="2026-10-19T00:00:00Z" w:id="74">
+              <w:r>
+                <w:rPr>
+                  <w:rFonts w:ascii="Arial" w:hAnsi="Arial" w:eastAsia="Arial" w:cs="Arial"/>
                   <w:color w:val="000000"/>
                   <w:sz w:val="22"/>
                   <w:szCs w:val="22"/>
@@ -3530,23 +3530,23 @@
           <w:tcPr>
             <w:tcW w:w="1700" w:type="dxa"/>
             <w:tcBorders>
-              <w:top w:val="single" w:sz="8" w:space="0" w:color="70AD47" w:themeColor="accent6"/>
-              <w:left w:val="single" w:sz="8" w:space="0" w:color="70AD47" w:themeColor="accent6"/>
-              <w:bottom w:val="single" w:sz="8" w:space="0" w:color="70AD47" w:themeColor="accent6"/>
-              <w:right w:val="single" w:sz="8" w:space="0" w:color="70AD47" w:themeColor="accent6"/>
-            </w:tcBorders>
-            <w:tcMar>
-              <w:top w:w="100" w:type="dxa"/>
-              <w:left w:w="100" w:type="dxa"/>
-              <w:bottom w:w="100" w:type="dxa"/>
-              <w:right w:w="100" w:type="dxa"/>
-            </w:tcMar>
-          </w:tcPr>
-          <w:p>
-            <w:ins w:id="75" w:author="Claude" w:date="2026-10-19T00:00:00Z">
-              <w:r>
-                <w:rPr>
-                  <w:rFonts w:ascii="Arial" w:eastAsia="Arial" w:hAnsi="Arial" w:cs="Arial"/>
+              <w:top w:val="single" w:color="70AD47" w:themeColor="accent6" w:sz="8" w:space="0"/>
+              <w:left w:val="single" w:color="70AD47" w:themeColor="accent6" w:sz="8" w:space="0"/>
+              <w:bottom w:val="single" w:color="70AD47" w:themeColor="accent6" w:sz="8" w:space="0"/>
+              <w:right w:val="single" w:color="70AD47" w:themeColor="accent6" w:sz="8" w:space="0"/>
+            </w:tcBorders>
+            <w:tcMar>
+              <w:top w:w="100" w:type="dxa"/>
+              <w:left w:w="100" w:type="dxa"/>
+              <w:bottom w:w="100" w:type="dxa"/>
+              <w:right w:w="100" w:type="dxa"/>
+            </w:tcMar>
+          </w:tcPr>
+          <w:p>
+            <w:ins w:author="Claude" w:date="2026-10-19T00:00:00Z" w:id="75">
+              <w:r>
+                <w:rPr>
+                  <w:rFonts w:ascii="Arial" w:hAnsi="Arial" w:eastAsia="Arial" w:cs="Arial"/>
                   <w:color w:val="000000"/>
                   <w:sz w:val="22"/>
                   <w:szCs w:val="22"/>
@@ -3560,32 +3560,32 @@
           <w:tcPr>
             <w:tcW w:w="2450" w:type="dxa"/>
             <w:tcBorders>
-              <w:top w:val="single" w:sz="8" w:space="0" w:color="70AD47" w:themeColor="accent6"/>
-              <w:left w:val="single" w:sz="8" w:space="0" w:color="70AD47" w:themeColor="accent6"/>
-              <w:bottom w:val="single" w:sz="8" w:space="0" w:color="70AD47" w:themeColor="accent6"/>
-              <w:right w:val="single" w:sz="8" w:space="0" w:color="70AD47" w:themeColor="accent6"/>
-            </w:tcBorders>
-            <w:tcMar>
-              <w:top w:w="100" w:type="dxa"/>
-              <w:left w:w="100" w:type="dxa"/>
-              <w:bottom w:w="100" w:type="dxa"/>
-              <w:right w:w="100" w:type="dxa"/>
-            </w:tcMar>
-          </w:tcPr>
-          <w:p>
-            <w:r>
-              <w:rPr>
-                <w:rFonts w:ascii="Arial" w:eastAsia="Arial" w:hAnsi="Arial" w:cs="Arial"/>
+              <w:top w:val="single" w:color="70AD47" w:themeColor="accent6" w:sz="8" w:space="0"/>
+              <w:left w:val="single" w:color="70AD47" w:themeColor="accent6" w:sz="8" w:space="0"/>
+              <w:bottom w:val="single" w:color="70AD47" w:themeColor="accent6" w:sz="8" w:space="0"/>
+              <w:right w:val="single" w:color="70AD47" w:themeColor="accent6" w:sz="8" w:space="0"/>
+            </w:tcBorders>
+            <w:tcMar>
+              <w:top w:w="100" w:type="dxa"/>
+              <w:left w:w="100" w:type="dxa"/>
+              <w:bottom w:w="100" w:type="dxa"/>
+              <w:right w:w="100" w:type="dxa"/>
+            </w:tcMar>
+          </w:tcPr>
+          <w:p>
+            <w:r>
+              <w:rPr>
+                <w:rFonts w:ascii="Arial" w:hAnsi="Arial" w:eastAsia="Arial" w:cs="Arial"/>
                 <w:color w:val="000000"/>
                 <w:sz w:val="22"/>
                 <w:szCs w:val="22"/>
               </w:rPr>
               <w:t>Dựng bằng Power Query</w:t>
             </w:r>
-            <w:ins w:id="76" w:author="Claude" w:date="2026-10-19T00:00:00Z">
-              <w:r>
-                <w:rPr>
-                  <w:rFonts w:ascii="Arial" w:eastAsia="Arial" w:hAnsi="Arial" w:cs="Arial"/>
+            <w:ins w:author="Claude" w:date="2026-10-19T00:00:00Z" w:id="76">
+              <w:r>
+                <w:rPr>
+                  <w:rFonts w:ascii="Arial" w:hAnsi="Arial" w:eastAsia="Arial" w:cs="Arial"/>
                   <w:color w:val="000000"/>
                   <w:sz w:val="22"/>
                   <w:szCs w:val="22"/>
@@ -3599,23 +3599,23 @@
           <w:tcPr>
             <w:tcW w:w="3150" w:type="dxa"/>
             <w:tcBorders>
-              <w:top w:val="single" w:sz="8" w:space="0" w:color="70AD47" w:themeColor="accent6"/>
-              <w:left w:val="single" w:sz="8" w:space="0" w:color="70AD47" w:themeColor="accent6"/>
-              <w:bottom w:val="single" w:sz="8" w:space="0" w:color="70AD47" w:themeColor="accent6"/>
-              <w:right w:val="single" w:sz="8" w:space="0" w:color="70AD47" w:themeColor="accent6"/>
-            </w:tcBorders>
-            <w:tcMar>
-              <w:top w:w="100" w:type="dxa"/>
-              <w:left w:w="100" w:type="dxa"/>
-              <w:bottom w:w="100" w:type="dxa"/>
-              <w:right w:w="100" w:type="dxa"/>
-            </w:tcMar>
-          </w:tcPr>
-          <w:p>
-            <w:ins w:id="77" w:author="Claude" w:date="2026-10-19T00:00:00Z">
-              <w:r>
-                <w:rPr>
-                  <w:rFonts w:ascii="Arial" w:eastAsia="Arial" w:hAnsi="Arial" w:cs="Arial"/>
+              <w:top w:val="single" w:color="70AD47" w:themeColor="accent6" w:sz="8" w:space="0"/>
+              <w:left w:val="single" w:color="70AD47" w:themeColor="accent6" w:sz="8" w:space="0"/>
+              <w:bottom w:val="single" w:color="70AD47" w:themeColor="accent6" w:sz="8" w:space="0"/>
+              <w:right w:val="single" w:color="70AD47" w:themeColor="accent6" w:sz="8" w:space="0"/>
+            </w:tcBorders>
+            <w:tcMar>
+              <w:top w:w="100" w:type="dxa"/>
+              <w:left w:w="100" w:type="dxa"/>
+              <w:bottom w:w="100" w:type="dxa"/>
+              <w:right w:w="100" w:type="dxa"/>
+            </w:tcMar>
+          </w:tcPr>
+          <w:p>
+            <w:ins w:author="Claude" w:date="2026-10-19T00:00:00Z" w:id="77">
+              <w:r>
+                <w:rPr>
+                  <w:rFonts w:ascii="Arial" w:hAnsi="Arial" w:eastAsia="Arial" w:cs="Arial"/>
                   <w:color w:val="000000"/>
                   <w:sz w:val="22"/>
                   <w:szCs w:val="22"/>
@@ -3629,22 +3629,22 @@
           <w:tcPr>
             <w:tcW w:w="1400" w:type="dxa"/>
             <w:tcBorders>
-              <w:top w:val="single" w:sz="8" w:space="0" w:color="70AD47" w:themeColor="accent6"/>
-              <w:left w:val="single" w:sz="8" w:space="0" w:color="70AD47" w:themeColor="accent6"/>
-              <w:bottom w:val="single" w:sz="8" w:space="0" w:color="70AD47" w:themeColor="accent6"/>
-              <w:right w:val="single" w:sz="8" w:space="0" w:color="70AD47" w:themeColor="accent6"/>
-            </w:tcBorders>
-            <w:tcMar>
-              <w:top w:w="100" w:type="dxa"/>
-              <w:left w:w="100" w:type="dxa"/>
-              <w:bottom w:w="100" w:type="dxa"/>
-              <w:right w:w="100" w:type="dxa"/>
-            </w:tcMar>
-          </w:tcPr>
-          <w:p>
-            <w:r>
-              <w:rPr>
-                <w:rFonts w:ascii="Arial" w:eastAsia="Arial" w:hAnsi="Arial" w:cs="Arial"/>
+              <w:top w:val="single" w:color="70AD47" w:themeColor="accent6" w:sz="8" w:space="0"/>
+              <w:left w:val="single" w:color="70AD47" w:themeColor="accent6" w:sz="8" w:space="0"/>
+              <w:bottom w:val="single" w:color="70AD47" w:themeColor="accent6" w:sz="8" w:space="0"/>
+              <w:right w:val="single" w:color="70AD47" w:themeColor="accent6" w:sz="8" w:space="0"/>
+            </w:tcBorders>
+            <w:tcMar>
+              <w:top w:w="100" w:type="dxa"/>
+              <w:left w:w="100" w:type="dxa"/>
+              <w:bottom w:w="100" w:type="dxa"/>
+              <w:right w:w="100" w:type="dxa"/>
+            </w:tcMar>
+          </w:tcPr>
+          <w:p>
+            <w:r>
+              <w:rPr>
+                <w:rFonts w:ascii="Arial" w:hAnsi="Arial" w:eastAsia="Arial" w:cs="Arial"/>
                 <w:color w:val="000000"/>
                 <w:sz w:val="22"/>
                 <w:szCs w:val="22"/>
@@ -3657,29 +3657,29 @@
       <w:tr>
         <w:trPr>
           <w:cantSplit/>
-          <w:ins w:id="78" w:author="Claude" w:date="2026-10-19T00:00:00Z"/>
+          <w:ins w:author="Claude" w:date="2026-10-19T00:00:00Z" w:id="1637991038"/>
         </w:trPr>
         <w:tc>
           <w:tcPr>
             <w:tcW w:w="640" w:type="dxa"/>
             <w:tcBorders>
-              <w:top w:val="single" w:sz="8" w:space="0" w:color="70AD47" w:themeColor="accent6"/>
-              <w:left w:val="single" w:sz="8" w:space="0" w:color="70AD47" w:themeColor="accent6"/>
-              <w:bottom w:val="single" w:sz="8" w:space="0" w:color="70AD47" w:themeColor="accent6"/>
-              <w:right w:val="single" w:sz="8" w:space="0" w:color="70AD47" w:themeColor="accent6"/>
-            </w:tcBorders>
-            <w:tcMar>
-              <w:top w:w="100" w:type="dxa"/>
-              <w:left w:w="100" w:type="dxa"/>
-              <w:bottom w:w="100" w:type="dxa"/>
-              <w:right w:w="100" w:type="dxa"/>
-            </w:tcMar>
-          </w:tcPr>
-          <w:p>
-            <w:ins w:id="79" w:author="Claude" w:date="2026-10-19T00:00:00Z">
-              <w:r>
-                <w:rPr>
-                  <w:rFonts w:ascii="Arial" w:eastAsia="Arial" w:hAnsi="Arial" w:cs="Arial"/>
+              <w:top w:val="single" w:color="70AD47" w:themeColor="accent6" w:sz="8" w:space="0"/>
+              <w:left w:val="single" w:color="70AD47" w:themeColor="accent6" w:sz="8" w:space="0"/>
+              <w:bottom w:val="single" w:color="70AD47" w:themeColor="accent6" w:sz="8" w:space="0"/>
+              <w:right w:val="single" w:color="70AD47" w:themeColor="accent6" w:sz="8" w:space="0"/>
+            </w:tcBorders>
+            <w:tcMar>
+              <w:top w:w="100" w:type="dxa"/>
+              <w:left w:w="100" w:type="dxa"/>
+              <w:bottom w:w="100" w:type="dxa"/>
+              <w:right w:w="100" w:type="dxa"/>
+            </w:tcMar>
+          </w:tcPr>
+          <w:p>
+            <w:ins w:author="Claude" w:date="2026-10-19T00:00:00Z" w:id="79">
+              <w:r>
+                <w:rPr>
+                  <w:rFonts w:ascii="Arial" w:hAnsi="Arial" w:eastAsia="Arial" w:cs="Arial"/>
                   <w:color w:val="000000"/>
                   <w:sz w:val="22"/>
                   <w:szCs w:val="22"/>
@@ -3694,23 +3694,23 @@
           <w:tcPr>
             <w:tcW w:w="1700" w:type="dxa"/>
             <w:tcBorders>
-              <w:top w:val="single" w:sz="8" w:space="0" w:color="70AD47" w:themeColor="accent6"/>
-              <w:left w:val="single" w:sz="8" w:space="0" w:color="70AD47" w:themeColor="accent6"/>
-              <w:bottom w:val="single" w:sz="8" w:space="0" w:color="70AD47" w:themeColor="accent6"/>
-              <w:right w:val="single" w:sz="8" w:space="0" w:color="70AD47" w:themeColor="accent6"/>
-            </w:tcBorders>
-            <w:tcMar>
-              <w:top w:w="100" w:type="dxa"/>
-              <w:left w:w="100" w:type="dxa"/>
-              <w:bottom w:w="100" w:type="dxa"/>
-              <w:right w:w="100" w:type="dxa"/>
-            </w:tcMar>
-          </w:tcPr>
-          <w:p>
-            <w:ins w:id="80" w:author="Claude" w:date="2026-10-19T00:00:00Z">
-              <w:r>
-                <w:rPr>
-                  <w:rFonts w:ascii="Arial" w:eastAsia="Arial" w:hAnsi="Arial" w:cs="Arial"/>
+              <w:top w:val="single" w:color="70AD47" w:themeColor="accent6" w:sz="8" w:space="0"/>
+              <w:left w:val="single" w:color="70AD47" w:themeColor="accent6" w:sz="8" w:space="0"/>
+              <w:bottom w:val="single" w:color="70AD47" w:themeColor="accent6" w:sz="8" w:space="0"/>
+              <w:right w:val="single" w:color="70AD47" w:themeColor="accent6" w:sz="8" w:space="0"/>
+            </w:tcBorders>
+            <w:tcMar>
+              <w:top w:w="100" w:type="dxa"/>
+              <w:left w:w="100" w:type="dxa"/>
+              <w:bottom w:w="100" w:type="dxa"/>
+              <w:right w:w="100" w:type="dxa"/>
+            </w:tcMar>
+          </w:tcPr>
+          <w:p>
+            <w:ins w:author="Claude" w:date="2026-10-19T00:00:00Z" w:id="80">
+              <w:r>
+                <w:rPr>
+                  <w:rFonts w:ascii="Arial" w:hAnsi="Arial" w:eastAsia="Arial" w:cs="Arial"/>
                   <w:color w:val="000000"/>
                   <w:sz w:val="22"/>
                   <w:szCs w:val="22"/>
@@ -3724,23 +3724,23 @@
           <w:tcPr>
             <w:tcW w:w="2450" w:type="dxa"/>
             <w:tcBorders>
-              <w:top w:val="single" w:sz="8" w:space="0" w:color="70AD47" w:themeColor="accent6"/>
-              <w:left w:val="single" w:sz="8" w:space="0" w:color="70AD47" w:themeColor="accent6"/>
-              <w:bottom w:val="single" w:sz="8" w:space="0" w:color="70AD47" w:themeColor="accent6"/>
-              <w:right w:val="single" w:sz="8" w:space="0" w:color="70AD47" w:themeColor="accent6"/>
-            </w:tcBorders>
-            <w:tcMar>
-              <w:top w:w="100" w:type="dxa"/>
-              <w:left w:w="100" w:type="dxa"/>
-              <w:bottom w:w="100" w:type="dxa"/>
-              <w:right w:w="100" w:type="dxa"/>
-            </w:tcMar>
-          </w:tcPr>
-          <w:p>
-            <w:ins w:id="81" w:author="Claude" w:date="2026-10-19T00:00:00Z">
-              <w:r>
-                <w:rPr>
-                  <w:rFonts w:ascii="Arial" w:eastAsia="Arial" w:hAnsi="Arial" w:cs="Arial"/>
+              <w:top w:val="single" w:color="70AD47" w:themeColor="accent6" w:sz="8" w:space="0"/>
+              <w:left w:val="single" w:color="70AD47" w:themeColor="accent6" w:sz="8" w:space="0"/>
+              <w:bottom w:val="single" w:color="70AD47" w:themeColor="accent6" w:sz="8" w:space="0"/>
+              <w:right w:val="single" w:color="70AD47" w:themeColor="accent6" w:sz="8" w:space="0"/>
+            </w:tcBorders>
+            <w:tcMar>
+              <w:top w:w="100" w:type="dxa"/>
+              <w:left w:w="100" w:type="dxa"/>
+              <w:bottom w:w="100" w:type="dxa"/>
+              <w:right w:w="100" w:type="dxa"/>
+            </w:tcMar>
+          </w:tcPr>
+          <w:p>
+            <w:ins w:author="Claude" w:date="2026-10-19T00:00:00Z" w:id="81">
+              <w:r>
+                <w:rPr>
+                  <w:rFonts w:ascii="Arial" w:hAnsi="Arial" w:eastAsia="Arial" w:cs="Arial"/>
                   <w:color w:val="000000"/>
                   <w:sz w:val="22"/>
                   <w:szCs w:val="22"/>
@@ -3754,23 +3754,23 @@
           <w:tcPr>
             <w:tcW w:w="3150" w:type="dxa"/>
             <w:tcBorders>
-              <w:top w:val="single" w:sz="8" w:space="0" w:color="70AD47" w:themeColor="accent6"/>
-              <w:left w:val="single" w:sz="8" w:space="0" w:color="70AD47" w:themeColor="accent6"/>
-              <w:bottom w:val="single" w:sz="8" w:space="0" w:color="70AD47" w:themeColor="accent6"/>
-              <w:right w:val="single" w:sz="8" w:space="0" w:color="70AD47" w:themeColor="accent6"/>
-            </w:tcBorders>
-            <w:tcMar>
-              <w:top w:w="100" w:type="dxa"/>
-              <w:left w:w="100" w:type="dxa"/>
-              <w:bottom w:w="100" w:type="dxa"/>
-              <w:right w:w="100" w:type="dxa"/>
-            </w:tcMar>
-          </w:tcPr>
-          <w:p>
-            <w:ins w:id="82" w:author="Claude" w:date="2026-10-19T00:00:00Z">
-              <w:r>
-                <w:rPr>
-                  <w:rFonts w:ascii="Arial" w:eastAsia="Arial" w:hAnsi="Arial" w:cs="Arial"/>
+              <w:top w:val="single" w:color="70AD47" w:themeColor="accent6" w:sz="8" w:space="0"/>
+              <w:left w:val="single" w:color="70AD47" w:themeColor="accent6" w:sz="8" w:space="0"/>
+              <w:bottom w:val="single" w:color="70AD47" w:themeColor="accent6" w:sz="8" w:space="0"/>
+              <w:right w:val="single" w:color="70AD47" w:themeColor="accent6" w:sz="8" w:space="0"/>
+            </w:tcBorders>
+            <w:tcMar>
+              <w:top w:w="100" w:type="dxa"/>
+              <w:left w:w="100" w:type="dxa"/>
+              <w:bottom w:w="100" w:type="dxa"/>
+              <w:right w:w="100" w:type="dxa"/>
+            </w:tcMar>
+          </w:tcPr>
+          <w:p>
+            <w:ins w:author="Claude" w:date="2026-10-19T00:00:00Z" w:id="82">
+              <w:r>
+                <w:rPr>
+                  <w:rFonts w:ascii="Arial" w:hAnsi="Arial" w:eastAsia="Arial" w:cs="Arial"/>
                   <w:color w:val="000000"/>
                   <w:sz w:val="22"/>
                   <w:szCs w:val="22"/>
@@ -3784,23 +3784,23 @@
           <w:tcPr>
             <w:tcW w:w="1400" w:type="dxa"/>
             <w:tcBorders>
-              <w:top w:val="single" w:sz="8" w:space="0" w:color="70AD47" w:themeColor="accent6"/>
-              <w:left w:val="single" w:sz="8" w:space="0" w:color="70AD47" w:themeColor="accent6"/>
-              <w:bottom w:val="single" w:sz="8" w:space="0" w:color="70AD47" w:themeColor="accent6"/>
-              <w:right w:val="single" w:sz="8" w:space="0" w:color="70AD47" w:themeColor="accent6"/>
-            </w:tcBorders>
-            <w:tcMar>
-              <w:top w:w="100" w:type="dxa"/>
-              <w:left w:w="100" w:type="dxa"/>
-              <w:bottom w:w="100" w:type="dxa"/>
-              <w:right w:w="100" w:type="dxa"/>
-            </w:tcMar>
-          </w:tcPr>
-          <w:p>
-            <w:ins w:id="83" w:author="Claude" w:date="2026-10-19T00:00:00Z">
-              <w:r>
-                <w:rPr>
-                  <w:rFonts w:ascii="Arial" w:eastAsia="Arial" w:hAnsi="Arial" w:cs="Arial"/>
+              <w:top w:val="single" w:color="70AD47" w:themeColor="accent6" w:sz="8" w:space="0"/>
+              <w:left w:val="single" w:color="70AD47" w:themeColor="accent6" w:sz="8" w:space="0"/>
+              <w:bottom w:val="single" w:color="70AD47" w:themeColor="accent6" w:sz="8" w:space="0"/>
+              <w:right w:val="single" w:color="70AD47" w:themeColor="accent6" w:sz="8" w:space="0"/>
+            </w:tcBorders>
+            <w:tcMar>
+              <w:top w:w="100" w:type="dxa"/>
+              <w:left w:w="100" w:type="dxa"/>
+              <w:bottom w:w="100" w:type="dxa"/>
+              <w:right w:w="100" w:type="dxa"/>
+            </w:tcMar>
+          </w:tcPr>
+          <w:p>
+            <w:ins w:author="Claude" w:date="2026-10-19T00:00:00Z" w:id="83">
+              <w:r>
+                <w:rPr>
+                  <w:rFonts w:ascii="Arial" w:hAnsi="Arial" w:eastAsia="Arial" w:cs="Arial"/>
                   <w:color w:val="000000"/>
                   <w:sz w:val="22"/>
                   <w:szCs w:val="22"/>
@@ -3814,29 +3814,29 @@
       <w:tr>
         <w:trPr>
           <w:cantSplit/>
-          <w:ins w:id="84" w:author="Claude" w:date="2026-10-19T00:00:00Z"/>
+          <w:ins w:author="Claude" w:date="2026-10-19T00:00:00Z" w:id="1809939861"/>
         </w:trPr>
         <w:tc>
           <w:tcPr>
             <w:tcW w:w="640" w:type="dxa"/>
             <w:tcBorders>
-              <w:top w:val="single" w:sz="8" w:space="0" w:color="70AD47" w:themeColor="accent6"/>
-              <w:left w:val="single" w:sz="8" w:space="0" w:color="70AD47" w:themeColor="accent6"/>
-              <w:bottom w:val="single" w:sz="8" w:space="0" w:color="70AD47" w:themeColor="accent6"/>
-              <w:right w:val="single" w:sz="8" w:space="0" w:color="70AD47" w:themeColor="accent6"/>
-            </w:tcBorders>
-            <w:tcMar>
-              <w:top w:w="100" w:type="dxa"/>
-              <w:left w:w="100" w:type="dxa"/>
-              <w:bottom w:w="100" w:type="dxa"/>
-              <w:right w:w="100" w:type="dxa"/>
-            </w:tcMar>
-          </w:tcPr>
-          <w:p>
-            <w:ins w:id="85" w:author="Claude" w:date="2026-10-19T00:00:00Z">
-              <w:r>
-                <w:rPr>
-                  <w:rFonts w:ascii="Arial" w:eastAsia="Arial" w:hAnsi="Arial" w:cs="Arial"/>
+              <w:top w:val="single" w:color="70AD47" w:themeColor="accent6" w:sz="8" w:space="0"/>
+              <w:left w:val="single" w:color="70AD47" w:themeColor="accent6" w:sz="8" w:space="0"/>
+              <w:bottom w:val="single" w:color="70AD47" w:themeColor="accent6" w:sz="8" w:space="0"/>
+              <w:right w:val="single" w:color="70AD47" w:themeColor="accent6" w:sz="8" w:space="0"/>
+            </w:tcBorders>
+            <w:tcMar>
+              <w:top w:w="100" w:type="dxa"/>
+              <w:left w:w="100" w:type="dxa"/>
+              <w:bottom w:w="100" w:type="dxa"/>
+              <w:right w:w="100" w:type="dxa"/>
+            </w:tcMar>
+          </w:tcPr>
+          <w:p>
+            <w:ins w:author="Claude" w:date="2026-10-19T00:00:00Z" w:id="85">
+              <w:r>
+                <w:rPr>
+                  <w:rFonts w:ascii="Arial" w:hAnsi="Arial" w:eastAsia="Arial" w:cs="Arial"/>
                   <w:color w:val="000000"/>
                   <w:sz w:val="22"/>
                   <w:szCs w:val="22"/>
@@ -3850,23 +3850,23 @@
           <w:tcPr>
             <w:tcW w:w="1700" w:type="dxa"/>
             <w:tcBorders>
-              <w:top w:val="single" w:sz="8" w:space="0" w:color="70AD47" w:themeColor="accent6"/>
-              <w:left w:val="single" w:sz="8" w:space="0" w:color="70AD47" w:themeColor="accent6"/>
-              <w:bottom w:val="single" w:sz="8" w:space="0" w:color="70AD47" w:themeColor="accent6"/>
-              <w:right w:val="single" w:sz="8" w:space="0" w:color="70AD47" w:themeColor="accent6"/>
-            </w:tcBorders>
-            <w:tcMar>
-              <w:top w:w="100" w:type="dxa"/>
-              <w:left w:w="100" w:type="dxa"/>
-              <w:bottom w:w="100" w:type="dxa"/>
-              <w:right w:w="100" w:type="dxa"/>
-            </w:tcMar>
-          </w:tcPr>
-          <w:p>
-            <w:ins w:id="86" w:author="Claude" w:date="2026-10-19T00:00:00Z">
-              <w:r>
-                <w:rPr>
-                  <w:rFonts w:ascii="Arial" w:eastAsia="Arial" w:hAnsi="Arial" w:cs="Arial"/>
+              <w:top w:val="single" w:color="70AD47" w:themeColor="accent6" w:sz="8" w:space="0"/>
+              <w:left w:val="single" w:color="70AD47" w:themeColor="accent6" w:sz="8" w:space="0"/>
+              <w:bottom w:val="single" w:color="70AD47" w:themeColor="accent6" w:sz="8" w:space="0"/>
+              <w:right w:val="single" w:color="70AD47" w:themeColor="accent6" w:sz="8" w:space="0"/>
+            </w:tcBorders>
+            <w:tcMar>
+              <w:top w:w="100" w:type="dxa"/>
+              <w:left w:w="100" w:type="dxa"/>
+              <w:bottom w:w="100" w:type="dxa"/>
+              <w:right w:w="100" w:type="dxa"/>
+            </w:tcMar>
+          </w:tcPr>
+          <w:p>
+            <w:ins w:author="Claude" w:date="2026-10-19T00:00:00Z" w:id="86">
+              <w:r>
+                <w:rPr>
+                  <w:rFonts w:ascii="Arial" w:hAnsi="Arial" w:eastAsia="Arial" w:cs="Arial"/>
                   <w:color w:val="000000"/>
                   <w:sz w:val="22"/>
                   <w:szCs w:val="22"/>
@@ -3880,23 +3880,23 @@
           <w:tcPr>
             <w:tcW w:w="2450" w:type="dxa"/>
             <w:tcBorders>
-              <w:top w:val="single" w:sz="8" w:space="0" w:color="70AD47" w:themeColor="accent6"/>
-              <w:left w:val="single" w:sz="8" w:space="0" w:color="70AD47" w:themeColor="accent6"/>
-              <w:bottom w:val="single" w:sz="8" w:space="0" w:color="70AD47" w:themeColor="accent6"/>
-              <w:right w:val="single" w:sz="8" w:space="0" w:color="70AD47" w:themeColor="accent6"/>
-            </w:tcBorders>
-            <w:tcMar>
-              <w:top w:w="100" w:type="dxa"/>
-              <w:left w:w="100" w:type="dxa"/>
-              <w:bottom w:w="100" w:type="dxa"/>
-              <w:right w:w="100" w:type="dxa"/>
-            </w:tcMar>
-          </w:tcPr>
-          <w:p>
-            <w:ins w:id="87" w:author="Claude" w:date="2026-10-19T00:00:00Z">
-              <w:r>
-                <w:rPr>
-                  <w:rFonts w:ascii="Arial" w:eastAsia="Arial" w:hAnsi="Arial" w:cs="Arial"/>
+              <w:top w:val="single" w:color="70AD47" w:themeColor="accent6" w:sz="8" w:space="0"/>
+              <w:left w:val="single" w:color="70AD47" w:themeColor="accent6" w:sz="8" w:space="0"/>
+              <w:bottom w:val="single" w:color="70AD47" w:themeColor="accent6" w:sz="8" w:space="0"/>
+              <w:right w:val="single" w:color="70AD47" w:themeColor="accent6" w:sz="8" w:space="0"/>
+            </w:tcBorders>
+            <w:tcMar>
+              <w:top w:w="100" w:type="dxa"/>
+              <w:left w:w="100" w:type="dxa"/>
+              <w:bottom w:w="100" w:type="dxa"/>
+              <w:right w:w="100" w:type="dxa"/>
+            </w:tcMar>
+          </w:tcPr>
+          <w:p>
+            <w:ins w:author="Claude" w:date="2026-10-19T00:00:00Z" w:id="87">
+              <w:r>
+                <w:rPr>
+                  <w:rFonts w:ascii="Arial" w:hAnsi="Arial" w:eastAsia="Arial" w:cs="Arial"/>
                   <w:color w:val="000000"/>
                   <w:sz w:val="22"/>
                   <w:szCs w:val="22"/>
@@ -3910,23 +3910,23 @@
           <w:tcPr>
             <w:tcW w:w="3150" w:type="dxa"/>
             <w:tcBorders>
-              <w:top w:val="single" w:sz="8" w:space="0" w:color="70AD47" w:themeColor="accent6"/>
-              <w:left w:val="single" w:sz="8" w:space="0" w:color="70AD47" w:themeColor="accent6"/>
-              <w:bottom w:val="single" w:sz="8" w:space="0" w:color="70AD47" w:themeColor="accent6"/>
-              <w:right w:val="single" w:sz="8" w:space="0" w:color="70AD47" w:themeColor="accent6"/>
-            </w:tcBorders>
-            <w:tcMar>
-              <w:top w:w="100" w:type="dxa"/>
-              <w:left w:w="100" w:type="dxa"/>
-              <w:bottom w:w="100" w:type="dxa"/>
-              <w:right w:w="100" w:type="dxa"/>
-            </w:tcMar>
-          </w:tcPr>
-          <w:p>
-            <w:ins w:id="88" w:author="Claude" w:date="2026-10-19T00:00:00Z">
-              <w:r>
-                <w:rPr>
-                  <w:rFonts w:ascii="Arial" w:eastAsia="Arial" w:hAnsi="Arial" w:cs="Arial"/>
+              <w:top w:val="single" w:color="70AD47" w:themeColor="accent6" w:sz="8" w:space="0"/>
+              <w:left w:val="single" w:color="70AD47" w:themeColor="accent6" w:sz="8" w:space="0"/>
+              <w:bottom w:val="single" w:color="70AD47" w:themeColor="accent6" w:sz="8" w:space="0"/>
+              <w:right w:val="single" w:color="70AD47" w:themeColor="accent6" w:sz="8" w:space="0"/>
+            </w:tcBorders>
+            <w:tcMar>
+              <w:top w:w="100" w:type="dxa"/>
+              <w:left w:w="100" w:type="dxa"/>
+              <w:bottom w:w="100" w:type="dxa"/>
+              <w:right w:w="100" w:type="dxa"/>
+            </w:tcMar>
+          </w:tcPr>
+          <w:p>
+            <w:ins w:author="Claude" w:date="2026-10-19T00:00:00Z" w:id="88">
+              <w:r>
+                <w:rPr>
+                  <w:rFonts w:ascii="Arial" w:hAnsi="Arial" w:eastAsia="Arial" w:cs="Arial"/>
                   <w:color w:val="000000"/>
                   <w:sz w:val="22"/>
                   <w:szCs w:val="22"/>
@@ -3940,22 +3940,22 @@
           <w:tcPr>
             <w:tcW w:w="1400" w:type="dxa"/>
             <w:tcBorders>
-              <w:top w:val="single" w:sz="8" w:space="0" w:color="70AD47" w:themeColor="accent6"/>
-              <w:left w:val="single" w:sz="8" w:space="0" w:color="70AD47" w:themeColor="accent6"/>
-              <w:bottom w:val="single" w:sz="8" w:space="0" w:color="70AD47" w:themeColor="accent6"/>
-              <w:right w:val="single" w:sz="8" w:space="0" w:color="70AD47" w:themeColor="accent6"/>
-            </w:tcBorders>
-            <w:tcMar>
-              <w:top w:w="100" w:type="dxa"/>
-              <w:left w:w="100" w:type="dxa"/>
-              <w:bottom w:w="100" w:type="dxa"/>
-              <w:right w:w="100" w:type="dxa"/>
-            </w:tcMar>
-          </w:tcPr>
-          <w:p>
-            <w:r>
-              <w:rPr>
-                <w:rFonts w:ascii="Arial" w:eastAsia="Arial" w:hAnsi="Arial" w:cs="Arial"/>
+              <w:top w:val="single" w:color="70AD47" w:themeColor="accent6" w:sz="8" w:space="0"/>
+              <w:left w:val="single" w:color="70AD47" w:themeColor="accent6" w:sz="8" w:space="0"/>
+              <w:bottom w:val="single" w:color="70AD47" w:themeColor="accent6" w:sz="8" w:space="0"/>
+              <w:right w:val="single" w:color="70AD47" w:themeColor="accent6" w:sz="8" w:space="0"/>
+            </w:tcBorders>
+            <w:tcMar>
+              <w:top w:w="100" w:type="dxa"/>
+              <w:left w:w="100" w:type="dxa"/>
+              <w:bottom w:w="100" w:type="dxa"/>
+              <w:right w:w="100" w:type="dxa"/>
+            </w:tcMar>
+          </w:tcPr>
+          <w:p>
+            <w:r>
+              <w:rPr>
+                <w:rFonts w:ascii="Arial" w:hAnsi="Arial" w:eastAsia="Arial" w:cs="Arial"/>
                 <w:color w:val="000000"/>
                 <w:sz w:val="22"/>
                 <w:szCs w:val="22"/>
@@ -3968,29 +3968,29 @@
       <w:tr>
         <w:trPr>
           <w:cantSplit/>
-          <w:ins w:id="89" w:author="Claude" w:date="2026-10-19T00:00:00Z"/>
+          <w:ins w:author="Claude" w:date="2026-10-19T00:00:00Z" w:id="908996226"/>
         </w:trPr>
         <w:tc>
           <w:tcPr>
             <w:tcW w:w="640" w:type="dxa"/>
             <w:tcBorders>
-              <w:top w:val="single" w:sz="8" w:space="0" w:color="70AD47" w:themeColor="accent6"/>
-              <w:left w:val="single" w:sz="8" w:space="0" w:color="70AD47" w:themeColor="accent6"/>
-              <w:bottom w:val="single" w:sz="8" w:space="0" w:color="70AD47" w:themeColor="accent6"/>
-              <w:right w:val="single" w:sz="8" w:space="0" w:color="70AD47" w:themeColor="accent6"/>
-            </w:tcBorders>
-            <w:tcMar>
-              <w:top w:w="100" w:type="dxa"/>
-              <w:left w:w="100" w:type="dxa"/>
-              <w:bottom w:w="100" w:type="dxa"/>
-              <w:right w:w="100" w:type="dxa"/>
-            </w:tcMar>
-          </w:tcPr>
-          <w:p>
-            <w:ins w:id="90" w:author="Claude" w:date="2026-10-19T00:00:00Z">
-              <w:r>
-                <w:rPr>
-                  <w:rFonts w:ascii="Arial" w:eastAsia="Arial" w:hAnsi="Arial" w:cs="Arial"/>
+              <w:top w:val="single" w:color="70AD47" w:themeColor="accent6" w:sz="8" w:space="0"/>
+              <w:left w:val="single" w:color="70AD47" w:themeColor="accent6" w:sz="8" w:space="0"/>
+              <w:bottom w:val="single" w:color="70AD47" w:themeColor="accent6" w:sz="8" w:space="0"/>
+              <w:right w:val="single" w:color="70AD47" w:themeColor="accent6" w:sz="8" w:space="0"/>
+            </w:tcBorders>
+            <w:tcMar>
+              <w:top w:w="100" w:type="dxa"/>
+              <w:left w:w="100" w:type="dxa"/>
+              <w:bottom w:w="100" w:type="dxa"/>
+              <w:right w:w="100" w:type="dxa"/>
+            </w:tcMar>
+          </w:tcPr>
+          <w:p>
+            <w:ins w:author="Claude" w:date="2026-10-19T00:00:00Z" w:id="90">
+              <w:r>
+                <w:rPr>
+                  <w:rFonts w:ascii="Arial" w:hAnsi="Arial" w:eastAsia="Arial" w:cs="Arial"/>
                   <w:color w:val="000000"/>
                   <w:sz w:val="22"/>
                   <w:szCs w:val="22"/>
@@ -4004,23 +4004,23 @@
           <w:tcPr>
             <w:tcW w:w="1700" w:type="dxa"/>
             <w:tcBorders>
-              <w:top w:val="single" w:sz="8" w:space="0" w:color="70AD47" w:themeColor="accent6"/>
-              <w:left w:val="single" w:sz="8" w:space="0" w:color="70AD47" w:themeColor="accent6"/>
-              <w:bottom w:val="single" w:sz="8" w:space="0" w:color="70AD47" w:themeColor="accent6"/>
-              <w:right w:val="single" w:sz="8" w:space="0" w:color="70AD47" w:themeColor="accent6"/>
-            </w:tcBorders>
-            <w:tcMar>
-              <w:top w:w="100" w:type="dxa"/>
-              <w:left w:w="100" w:type="dxa"/>
-              <w:bottom w:w="100" w:type="dxa"/>
-              <w:right w:w="100" w:type="dxa"/>
-            </w:tcMar>
-          </w:tcPr>
-          <w:p>
-            <w:ins w:id="91" w:author="Claude" w:date="2026-10-19T00:00:00Z">
-              <w:r>
-                <w:rPr>
-                  <w:rFonts w:ascii="Arial" w:eastAsia="Arial" w:hAnsi="Arial" w:cs="Arial"/>
+              <w:top w:val="single" w:color="70AD47" w:themeColor="accent6" w:sz="8" w:space="0"/>
+              <w:left w:val="single" w:color="70AD47" w:themeColor="accent6" w:sz="8" w:space="0"/>
+              <w:bottom w:val="single" w:color="70AD47" w:themeColor="accent6" w:sz="8" w:space="0"/>
+              <w:right w:val="single" w:color="70AD47" w:themeColor="accent6" w:sz="8" w:space="0"/>
+            </w:tcBorders>
+            <w:tcMar>
+              <w:top w:w="100" w:type="dxa"/>
+              <w:left w:w="100" w:type="dxa"/>
+              <w:bottom w:w="100" w:type="dxa"/>
+              <w:right w:w="100" w:type="dxa"/>
+            </w:tcMar>
+          </w:tcPr>
+          <w:p>
+            <w:ins w:author="Claude" w:date="2026-10-19T00:00:00Z" w:id="91">
+              <w:r>
+                <w:rPr>
+                  <w:rFonts w:ascii="Arial" w:hAnsi="Arial" w:eastAsia="Arial" w:cs="Arial"/>
                   <w:color w:val="000000"/>
                   <w:sz w:val="22"/>
                   <w:szCs w:val="22"/>
@@ -4034,23 +4034,23 @@
           <w:tcPr>
             <w:tcW w:w="2450" w:type="dxa"/>
             <w:tcBorders>
-              <w:top w:val="single" w:sz="8" w:space="0" w:color="70AD47" w:themeColor="accent6"/>
-              <w:left w:val="single" w:sz="8" w:space="0" w:color="70AD47" w:themeColor="accent6"/>
-              <w:bottom w:val="single" w:sz="8" w:space="0" w:color="70AD47" w:themeColor="accent6"/>
-              <w:right w:val="single" w:sz="8" w:space="0" w:color="70AD47" w:themeColor="accent6"/>
-            </w:tcBorders>
-            <w:tcMar>
-              <w:top w:w="100" w:type="dxa"/>
-              <w:left w:w="100" w:type="dxa"/>
-              <w:bottom w:w="100" w:type="dxa"/>
-              <w:right w:w="100" w:type="dxa"/>
-            </w:tcMar>
-          </w:tcPr>
-          <w:p>
-            <w:ins w:id="92" w:author="Claude" w:date="2026-10-19T00:00:00Z">
-              <w:r>
-                <w:rPr>
-                  <w:rFonts w:ascii="Arial" w:eastAsia="Arial" w:hAnsi="Arial" w:cs="Arial"/>
+              <w:top w:val="single" w:color="70AD47" w:themeColor="accent6" w:sz="8" w:space="0"/>
+              <w:left w:val="single" w:color="70AD47" w:themeColor="accent6" w:sz="8" w:space="0"/>
+              <w:bottom w:val="single" w:color="70AD47" w:themeColor="accent6" w:sz="8" w:space="0"/>
+              <w:right w:val="single" w:color="70AD47" w:themeColor="accent6" w:sz="8" w:space="0"/>
+            </w:tcBorders>
+            <w:tcMar>
+              <w:top w:w="100" w:type="dxa"/>
+              <w:left w:w="100" w:type="dxa"/>
+              <w:bottom w:w="100" w:type="dxa"/>
+              <w:right w:w="100" w:type="dxa"/>
+            </w:tcMar>
+          </w:tcPr>
+          <w:p>
+            <w:ins w:author="Claude" w:date="2026-10-19T00:00:00Z" w:id="92">
+              <w:r>
+                <w:rPr>
+                  <w:rFonts w:ascii="Arial" w:hAnsi="Arial" w:eastAsia="Arial" w:cs="Arial"/>
                   <w:color w:val="000000"/>
                   <w:sz w:val="22"/>
                   <w:szCs w:val="22"/>
@@ -4064,23 +4064,23 @@
           <w:tcPr>
             <w:tcW w:w="3150" w:type="dxa"/>
             <w:tcBorders>
-              <w:top w:val="single" w:sz="8" w:space="0" w:color="70AD47" w:themeColor="accent6"/>
-              <w:left w:val="single" w:sz="8" w:space="0" w:color="70AD47" w:themeColor="accent6"/>
-              <w:bottom w:val="single" w:sz="8" w:space="0" w:color="70AD47" w:themeColor="accent6"/>
-              <w:right w:val="single" w:sz="8" w:space="0" w:color="70AD47" w:themeColor="accent6"/>
-            </w:tcBorders>
-            <w:tcMar>
-              <w:top w:w="100" w:type="dxa"/>
-              <w:left w:w="100" w:type="dxa"/>
-              <w:bottom w:w="100" w:type="dxa"/>
-              <w:right w:w="100" w:type="dxa"/>
-            </w:tcMar>
-          </w:tcPr>
-          <w:p>
-            <w:ins w:id="93" w:author="Claude" w:date="2026-10-19T00:00:00Z">
-              <w:r>
-                <w:rPr>
-                  <w:rFonts w:ascii="Arial" w:eastAsia="Arial" w:hAnsi="Arial" w:cs="Arial"/>
+              <w:top w:val="single" w:color="70AD47" w:themeColor="accent6" w:sz="8" w:space="0"/>
+              <w:left w:val="single" w:color="70AD47" w:themeColor="accent6" w:sz="8" w:space="0"/>
+              <w:bottom w:val="single" w:color="70AD47" w:themeColor="accent6" w:sz="8" w:space="0"/>
+              <w:right w:val="single" w:color="70AD47" w:themeColor="accent6" w:sz="8" w:space="0"/>
+            </w:tcBorders>
+            <w:tcMar>
+              <w:top w:w="100" w:type="dxa"/>
+              <w:left w:w="100" w:type="dxa"/>
+              <w:bottom w:w="100" w:type="dxa"/>
+              <w:right w:w="100" w:type="dxa"/>
+            </w:tcMar>
+          </w:tcPr>
+          <w:p>
+            <w:ins w:author="Claude" w:date="2026-10-19T00:00:00Z" w:id="93">
+              <w:r>
+                <w:rPr>
+                  <w:rFonts w:ascii="Arial" w:hAnsi="Arial" w:eastAsia="Arial" w:cs="Arial"/>
                   <w:color w:val="000000"/>
                   <w:sz w:val="22"/>
                   <w:szCs w:val="22"/>
@@ -4094,23 +4094,23 @@
           <w:tcPr>
             <w:tcW w:w="1400" w:type="dxa"/>
             <w:tcBorders>
-              <w:top w:val="single" w:sz="8" w:space="0" w:color="70AD47" w:themeColor="accent6"/>
-              <w:left w:val="single" w:sz="8" w:space="0" w:color="70AD47" w:themeColor="accent6"/>
-              <w:bottom w:val="single" w:sz="8" w:space="0" w:color="70AD47" w:themeColor="accent6"/>
-              <w:right w:val="single" w:sz="8" w:space="0" w:color="70AD47" w:themeColor="accent6"/>
-            </w:tcBorders>
-            <w:tcMar>
-              <w:top w:w="100" w:type="dxa"/>
-              <w:left w:w="100" w:type="dxa"/>
-              <w:bottom w:w="100" w:type="dxa"/>
-              <w:right w:w="100" w:type="dxa"/>
-            </w:tcMar>
-          </w:tcPr>
-          <w:p>
-            <w:ins w:id="94" w:author="Claude" w:date="2026-10-19T00:00:00Z">
-              <w:r>
-                <w:rPr>
-                  <w:rFonts w:ascii="Arial" w:eastAsia="Arial" w:hAnsi="Arial" w:cs="Arial"/>
+              <w:top w:val="single" w:color="70AD47" w:themeColor="accent6" w:sz="8" w:space="0"/>
+              <w:left w:val="single" w:color="70AD47" w:themeColor="accent6" w:sz="8" w:space="0"/>
+              <w:bottom w:val="single" w:color="70AD47" w:themeColor="accent6" w:sz="8" w:space="0"/>
+              <w:right w:val="single" w:color="70AD47" w:themeColor="accent6" w:sz="8" w:space="0"/>
+            </w:tcBorders>
+            <w:tcMar>
+              <w:top w:w="100" w:type="dxa"/>
+              <w:left w:w="100" w:type="dxa"/>
+              <w:bottom w:w="100" w:type="dxa"/>
+              <w:right w:w="100" w:type="dxa"/>
+            </w:tcMar>
+          </w:tcPr>
+          <w:p>
+            <w:ins w:author="Claude" w:date="2026-10-19T00:00:00Z" w:id="94">
+              <w:r>
+                <w:rPr>
+                  <w:rFonts w:ascii="Arial" w:hAnsi="Arial" w:eastAsia="Arial" w:cs="Arial"/>
                   <w:color w:val="000000"/>
                   <w:sz w:val="22"/>
                   <w:szCs w:val="22"/>
@@ -4124,29 +4124,29 @@
       <w:tr>
         <w:trPr>
           <w:cantSplit/>
-          <w:ins w:id="95" w:author="Claude" w:date="2026-10-19T00:00:00Z"/>
+          <w:ins w:author="Claude" w:date="2026-10-19T00:00:00Z" w:id="1898700798"/>
         </w:trPr>
         <w:tc>
           <w:tcPr>
             <w:tcW w:w="640" w:type="dxa"/>
             <w:tcBorders>
-              <w:top w:val="single" w:sz="8" w:space="0" w:color="70AD47" w:themeColor="accent6"/>
-              <w:left w:val="single" w:sz="8" w:space="0" w:color="70AD47" w:themeColor="accent6"/>
-              <w:bottom w:val="single" w:sz="8" w:space="0" w:color="70AD47" w:themeColor="accent6"/>
-              <w:right w:val="single" w:sz="8" w:space="0" w:color="70AD47" w:themeColor="accent6"/>
-            </w:tcBorders>
-            <w:tcMar>
-              <w:top w:w="100" w:type="dxa"/>
-              <w:left w:w="100" w:type="dxa"/>
-              <w:bottom w:w="100" w:type="dxa"/>
-              <w:right w:w="100" w:type="dxa"/>
-            </w:tcMar>
-          </w:tcPr>
-          <w:p>
-            <w:ins w:id="96" w:author="Claude" w:date="2026-10-19T00:00:00Z">
-              <w:r>
-                <w:rPr>
-                  <w:rFonts w:ascii="Arial" w:eastAsia="Arial" w:hAnsi="Arial" w:cs="Arial"/>
+              <w:top w:val="single" w:color="70AD47" w:themeColor="accent6" w:sz="8" w:space="0"/>
+              <w:left w:val="single" w:color="70AD47" w:themeColor="accent6" w:sz="8" w:space="0"/>
+              <w:bottom w:val="single" w:color="70AD47" w:themeColor="accent6" w:sz="8" w:space="0"/>
+              <w:right w:val="single" w:color="70AD47" w:themeColor="accent6" w:sz="8" w:space="0"/>
+            </w:tcBorders>
+            <w:tcMar>
+              <w:top w:w="100" w:type="dxa"/>
+              <w:left w:w="100" w:type="dxa"/>
+              <w:bottom w:w="100" w:type="dxa"/>
+              <w:right w:w="100" w:type="dxa"/>
+            </w:tcMar>
+          </w:tcPr>
+          <w:p>
+            <w:ins w:author="Claude" w:date="2026-10-19T00:00:00Z" w:id="96">
+              <w:r>
+                <w:rPr>
+                  <w:rFonts w:ascii="Arial" w:hAnsi="Arial" w:eastAsia="Arial" w:cs="Arial"/>
                   <w:color w:val="000000"/>
                   <w:sz w:val="22"/>
                   <w:szCs w:val="22"/>
@@ -4160,23 +4160,23 @@
           <w:tcPr>
             <w:tcW w:w="1700" w:type="dxa"/>
             <w:tcBorders>
-              <w:top w:val="single" w:sz="8" w:space="0" w:color="70AD47" w:themeColor="accent6"/>
-              <w:left w:val="single" w:sz="8" w:space="0" w:color="70AD47" w:themeColor="accent6"/>
-              <w:bottom w:val="single" w:sz="8" w:space="0" w:color="70AD47" w:themeColor="accent6"/>
-              <w:right w:val="single" w:sz="8" w:space="0" w:color="70AD47" w:themeColor="accent6"/>
-            </w:tcBorders>
-            <w:tcMar>
-              <w:top w:w="100" w:type="dxa"/>
-              <w:left w:w="100" w:type="dxa"/>
-              <w:bottom w:w="100" w:type="dxa"/>
-              <w:right w:w="100" w:type="dxa"/>
-            </w:tcMar>
-          </w:tcPr>
-          <w:p>
-            <w:ins w:id="97" w:author="Claude" w:date="2026-10-19T00:00:00Z">
-              <w:r>
-                <w:rPr>
-                  <w:rFonts w:ascii="Arial" w:eastAsia="Arial" w:hAnsi="Arial" w:cs="Arial"/>
+              <w:top w:val="single" w:color="70AD47" w:themeColor="accent6" w:sz="8" w:space="0"/>
+              <w:left w:val="single" w:color="70AD47" w:themeColor="accent6" w:sz="8" w:space="0"/>
+              <w:bottom w:val="single" w:color="70AD47" w:themeColor="accent6" w:sz="8" w:space="0"/>
+              <w:right w:val="single" w:color="70AD47" w:themeColor="accent6" w:sz="8" w:space="0"/>
+            </w:tcBorders>
+            <w:tcMar>
+              <w:top w:w="100" w:type="dxa"/>
+              <w:left w:w="100" w:type="dxa"/>
+              <w:bottom w:w="100" w:type="dxa"/>
+              <w:right w:w="100" w:type="dxa"/>
+            </w:tcMar>
+          </w:tcPr>
+          <w:p>
+            <w:ins w:author="Claude" w:date="2026-10-19T00:00:00Z" w:id="97">
+              <w:r>
+                <w:rPr>
+                  <w:rFonts w:ascii="Arial" w:hAnsi="Arial" w:eastAsia="Arial" w:cs="Arial"/>
                   <w:color w:val="000000"/>
                   <w:sz w:val="22"/>
                   <w:szCs w:val="22"/>
@@ -4190,23 +4190,23 @@
           <w:tcPr>
             <w:tcW w:w="2450" w:type="dxa"/>
             <w:tcBorders>
-              <w:top w:val="single" w:sz="8" w:space="0" w:color="70AD47" w:themeColor="accent6"/>
-              <w:left w:val="single" w:sz="8" w:space="0" w:color="70AD47" w:themeColor="accent6"/>
-              <w:bottom w:val="single" w:sz="8" w:space="0" w:color="70AD47" w:themeColor="accent6"/>
-              <w:right w:val="single" w:sz="8" w:space="0" w:color="70AD47" w:themeColor="accent6"/>
-            </w:tcBorders>
-            <w:tcMar>
-              <w:top w:w="100" w:type="dxa"/>
-              <w:left w:w="100" w:type="dxa"/>
-              <w:bottom w:w="100" w:type="dxa"/>
-              <w:right w:w="100" w:type="dxa"/>
-            </w:tcMar>
-          </w:tcPr>
-          <w:p>
-            <w:ins w:id="98" w:author="Claude" w:date="2026-10-19T00:00:00Z">
-              <w:r>
-                <w:rPr>
-                  <w:rFonts w:ascii="Arial" w:eastAsia="Arial" w:hAnsi="Arial" w:cs="Arial"/>
+              <w:top w:val="single" w:color="70AD47" w:themeColor="accent6" w:sz="8" w:space="0"/>
+              <w:left w:val="single" w:color="70AD47" w:themeColor="accent6" w:sz="8" w:space="0"/>
+              <w:bottom w:val="single" w:color="70AD47" w:themeColor="accent6" w:sz="8" w:space="0"/>
+              <w:right w:val="single" w:color="70AD47" w:themeColor="accent6" w:sz="8" w:space="0"/>
+            </w:tcBorders>
+            <w:tcMar>
+              <w:top w:w="100" w:type="dxa"/>
+              <w:left w:w="100" w:type="dxa"/>
+              <w:bottom w:w="100" w:type="dxa"/>
+              <w:right w:w="100" w:type="dxa"/>
+            </w:tcMar>
+          </w:tcPr>
+          <w:p>
+            <w:ins w:author="Claude" w:date="2026-10-19T00:00:00Z" w:id="98">
+              <w:r>
+                <w:rPr>
+                  <w:rFonts w:ascii="Arial" w:hAnsi="Arial" w:eastAsia="Arial" w:cs="Arial"/>
                   <w:color w:val="000000"/>
                   <w:sz w:val="22"/>
                   <w:szCs w:val="22"/>
@@ -4220,23 +4220,23 @@
           <w:tcPr>
             <w:tcW w:w="3150" w:type="dxa"/>
             <w:tcBorders>
-              <w:top w:val="single" w:sz="8" w:space="0" w:color="70AD47" w:themeColor="accent6"/>
-              <w:left w:val="single" w:sz="8" w:space="0" w:color="70AD47" w:themeColor="accent6"/>
-              <w:bottom w:val="single" w:sz="8" w:space="0" w:color="70AD47" w:themeColor="accent6"/>
-              <w:right w:val="single" w:sz="8" w:space="0" w:color="70AD47" w:themeColor="accent6"/>
-            </w:tcBorders>
-            <w:tcMar>
-              <w:top w:w="100" w:type="dxa"/>
-              <w:left w:w="100" w:type="dxa"/>
-              <w:bottom w:w="100" w:type="dxa"/>
-              <w:right w:w="100" w:type="dxa"/>
-            </w:tcMar>
-          </w:tcPr>
-          <w:p>
-            <w:ins w:id="99" w:author="Claude" w:date="2026-10-19T00:00:00Z">
-              <w:r>
-                <w:rPr>
-                  <w:rFonts w:ascii="Arial" w:eastAsia="Arial" w:hAnsi="Arial" w:cs="Arial"/>
+              <w:top w:val="single" w:color="70AD47" w:themeColor="accent6" w:sz="8" w:space="0"/>
+              <w:left w:val="single" w:color="70AD47" w:themeColor="accent6" w:sz="8" w:space="0"/>
+              <w:bottom w:val="single" w:color="70AD47" w:themeColor="accent6" w:sz="8" w:space="0"/>
+              <w:right w:val="single" w:color="70AD47" w:themeColor="accent6" w:sz="8" w:space="0"/>
+            </w:tcBorders>
+            <w:tcMar>
+              <w:top w:w="100" w:type="dxa"/>
+              <w:left w:w="100" w:type="dxa"/>
+              <w:bottom w:w="100" w:type="dxa"/>
+              <w:right w:w="100" w:type="dxa"/>
+            </w:tcMar>
+          </w:tcPr>
+          <w:p>
+            <w:ins w:author="Claude" w:date="2026-10-19T00:00:00Z" w:id="99">
+              <w:r>
+                <w:rPr>
+                  <w:rFonts w:ascii="Arial" w:hAnsi="Arial" w:eastAsia="Arial" w:cs="Arial"/>
                   <w:color w:val="000000"/>
                   <w:sz w:val="22"/>
                   <w:szCs w:val="22"/>
@@ -4250,23 +4250,23 @@
           <w:tcPr>
             <w:tcW w:w="1400" w:type="dxa"/>
             <w:tcBorders>
-              <w:top w:val="single" w:sz="8" w:space="0" w:color="70AD47" w:themeColor="accent6"/>
-              <w:left w:val="single" w:sz="8" w:space="0" w:color="70AD47" w:themeColor="accent6"/>
-              <w:bottom w:val="single" w:sz="8" w:space="0" w:color="70AD47" w:themeColor="accent6"/>
-              <w:right w:val="single" w:sz="8" w:space="0" w:color="70AD47" w:themeColor="accent6"/>
-            </w:tcBorders>
-            <w:tcMar>
-              <w:top w:w="100" w:type="dxa"/>
-              <w:left w:w="100" w:type="dxa"/>
-              <w:bottom w:w="100" w:type="dxa"/>
-              <w:right w:w="100" w:type="dxa"/>
-            </w:tcMar>
-          </w:tcPr>
-          <w:p>
-            <w:ins w:id="100" w:author="Claude" w:date="2026-10-19T00:00:00Z">
-              <w:r>
-                <w:rPr>
-                  <w:rFonts w:ascii="Arial" w:eastAsia="Arial" w:hAnsi="Arial" w:cs="Arial"/>
+              <w:top w:val="single" w:color="70AD47" w:themeColor="accent6" w:sz="8" w:space="0"/>
+              <w:left w:val="single" w:color="70AD47" w:themeColor="accent6" w:sz="8" w:space="0"/>
+              <w:bottom w:val="single" w:color="70AD47" w:themeColor="accent6" w:sz="8" w:space="0"/>
+              <w:right w:val="single" w:color="70AD47" w:themeColor="accent6" w:sz="8" w:space="0"/>
+            </w:tcBorders>
+            <w:tcMar>
+              <w:top w:w="100" w:type="dxa"/>
+              <w:left w:w="100" w:type="dxa"/>
+              <w:bottom w:w="100" w:type="dxa"/>
+              <w:right w:w="100" w:type="dxa"/>
+            </w:tcMar>
+          </w:tcPr>
+          <w:p>
+            <w:ins w:author="Claude" w:date="2026-10-19T00:00:00Z" w:id="100">
+              <w:r>
+                <w:rPr>
+                  <w:rFonts w:ascii="Arial" w:hAnsi="Arial" w:eastAsia="Arial" w:cs="Arial"/>
                   <w:color w:val="000000"/>
                   <w:sz w:val="22"/>
                   <w:szCs w:val="22"/>
@@ -4280,29 +4280,29 @@
       <w:tr>
         <w:trPr>
           <w:cantSplit/>
-          <w:ins w:id="101" w:author="Claude" w:date="2026-10-19T00:00:00Z"/>
+          <w:ins w:author="Claude" w:date="2026-10-19T00:00:00Z" w:id="1284982607"/>
         </w:trPr>
         <w:tc>
           <w:tcPr>
             <w:tcW w:w="640" w:type="dxa"/>
             <w:tcBorders>
-              <w:top w:val="single" w:sz="8" w:space="0" w:color="70AD47" w:themeColor="accent6"/>
-              <w:left w:val="single" w:sz="8" w:space="0" w:color="70AD47" w:themeColor="accent6"/>
-              <w:bottom w:val="single" w:sz="8" w:space="0" w:color="70AD47" w:themeColor="accent6"/>
-              <w:right w:val="single" w:sz="8" w:space="0" w:color="70AD47" w:themeColor="accent6"/>
-            </w:tcBorders>
-            <w:tcMar>
-              <w:top w:w="100" w:type="dxa"/>
-              <w:left w:w="100" w:type="dxa"/>
-              <w:bottom w:w="100" w:type="dxa"/>
-              <w:right w:w="100" w:type="dxa"/>
-            </w:tcMar>
-          </w:tcPr>
-          <w:p>
-            <w:ins w:id="102" w:author="Claude" w:date="2026-10-19T00:00:00Z">
-              <w:r>
-                <w:rPr>
-                  <w:rFonts w:ascii="Arial" w:eastAsia="Arial" w:hAnsi="Arial" w:cs="Arial"/>
+              <w:top w:val="single" w:color="70AD47" w:themeColor="accent6" w:sz="8" w:space="0"/>
+              <w:left w:val="single" w:color="70AD47" w:themeColor="accent6" w:sz="8" w:space="0"/>
+              <w:bottom w:val="single" w:color="70AD47" w:themeColor="accent6" w:sz="8" w:space="0"/>
+              <w:right w:val="single" w:color="70AD47" w:themeColor="accent6" w:sz="8" w:space="0"/>
+            </w:tcBorders>
+            <w:tcMar>
+              <w:top w:w="100" w:type="dxa"/>
+              <w:left w:w="100" w:type="dxa"/>
+              <w:bottom w:w="100" w:type="dxa"/>
+              <w:right w:w="100" w:type="dxa"/>
+            </w:tcMar>
+          </w:tcPr>
+          <w:p>
+            <w:ins w:author="Claude" w:date="2026-10-19T00:00:00Z" w:id="102">
+              <w:r>
+                <w:rPr>
+                  <w:rFonts w:ascii="Arial" w:hAnsi="Arial" w:eastAsia="Arial" w:cs="Arial"/>
                   <w:color w:val="000000"/>
                   <w:sz w:val="22"/>
                   <w:szCs w:val="22"/>
@@ -4316,23 +4316,23 @@
           <w:tcPr>
             <w:tcW w:w="1700" w:type="dxa"/>
             <w:tcBorders>
-              <w:top w:val="single" w:sz="8" w:space="0" w:color="70AD47" w:themeColor="accent6"/>
-              <w:left w:val="single" w:sz="8" w:space="0" w:color="70AD47" w:themeColor="accent6"/>
-              <w:bottom w:val="single" w:sz="8" w:space="0" w:color="70AD47" w:themeColor="accent6"/>
-              <w:right w:val="single" w:sz="8" w:space="0" w:color="70AD47" w:themeColor="accent6"/>
-            </w:tcBorders>
-            <w:tcMar>
-              <w:top w:w="100" w:type="dxa"/>
-              <w:left w:w="100" w:type="dxa"/>
-              <w:bottom w:w="100" w:type="dxa"/>
-              <w:right w:w="100" w:type="dxa"/>
-            </w:tcMar>
-          </w:tcPr>
-          <w:p>
-            <w:ins w:id="103" w:author="Claude" w:date="2026-10-19T00:00:00Z">
-              <w:r>
-                <w:rPr>
-                  <w:rFonts w:ascii="Arial" w:eastAsia="Arial" w:hAnsi="Arial" w:cs="Arial"/>
+              <w:top w:val="single" w:color="70AD47" w:themeColor="accent6" w:sz="8" w:space="0"/>
+              <w:left w:val="single" w:color="70AD47" w:themeColor="accent6" w:sz="8" w:space="0"/>
+              <w:bottom w:val="single" w:color="70AD47" w:themeColor="accent6" w:sz="8" w:space="0"/>
+              <w:right w:val="single" w:color="70AD47" w:themeColor="accent6" w:sz="8" w:space="0"/>
+            </w:tcBorders>
+            <w:tcMar>
+              <w:top w:w="100" w:type="dxa"/>
+              <w:left w:w="100" w:type="dxa"/>
+              <w:bottom w:w="100" w:type="dxa"/>
+              <w:right w:w="100" w:type="dxa"/>
+            </w:tcMar>
+          </w:tcPr>
+          <w:p>
+            <w:ins w:author="Claude" w:date="2026-10-19T00:00:00Z" w:id="103">
+              <w:r>
+                <w:rPr>
+                  <w:rFonts w:ascii="Arial" w:hAnsi="Arial" w:eastAsia="Arial" w:cs="Arial"/>
                   <w:color w:val="000000"/>
                   <w:sz w:val="22"/>
                   <w:szCs w:val="22"/>
@@ -4346,23 +4346,23 @@
           <w:tcPr>
             <w:tcW w:w="2450" w:type="dxa"/>
             <w:tcBorders>
-              <w:top w:val="single" w:sz="8" w:space="0" w:color="70AD47" w:themeColor="accent6"/>
-              <w:left w:val="single" w:sz="8" w:space="0" w:color="70AD47" w:themeColor="accent6"/>
-              <w:bottom w:val="single" w:sz="8" w:space="0" w:color="70AD47" w:themeColor="accent6"/>
-              <w:right w:val="single" w:sz="8" w:space="0" w:color="70AD47" w:themeColor="accent6"/>
-            </w:tcBorders>
-            <w:tcMar>
-              <w:top w:w="100" w:type="dxa"/>
-              <w:left w:w="100" w:type="dxa"/>
-              <w:bottom w:w="100" w:type="dxa"/>
-              <w:right w:w="100" w:type="dxa"/>
-            </w:tcMar>
-          </w:tcPr>
-          <w:p>
-            <w:ins w:id="104" w:author="Claude" w:date="2026-10-19T00:00:00Z">
-              <w:r>
-                <w:rPr>
-                  <w:rFonts w:ascii="Arial" w:eastAsia="Arial" w:hAnsi="Arial" w:cs="Arial"/>
+              <w:top w:val="single" w:color="70AD47" w:themeColor="accent6" w:sz="8" w:space="0"/>
+              <w:left w:val="single" w:color="70AD47" w:themeColor="accent6" w:sz="8" w:space="0"/>
+              <w:bottom w:val="single" w:color="70AD47" w:themeColor="accent6" w:sz="8" w:space="0"/>
+              <w:right w:val="single" w:color="70AD47" w:themeColor="accent6" w:sz="8" w:space="0"/>
+            </w:tcBorders>
+            <w:tcMar>
+              <w:top w:w="100" w:type="dxa"/>
+              <w:left w:w="100" w:type="dxa"/>
+              <w:bottom w:w="100" w:type="dxa"/>
+              <w:right w:w="100" w:type="dxa"/>
+            </w:tcMar>
+          </w:tcPr>
+          <w:p>
+            <w:ins w:author="Claude" w:date="2026-10-19T00:00:00Z" w:id="104">
+              <w:r>
+                <w:rPr>
+                  <w:rFonts w:ascii="Arial" w:hAnsi="Arial" w:eastAsia="Arial" w:cs="Arial"/>
                   <w:color w:val="000000"/>
                   <w:sz w:val="22"/>
                   <w:szCs w:val="22"/>
@@ -4376,23 +4376,23 @@
           <w:tcPr>
             <w:tcW w:w="3150" w:type="dxa"/>
             <w:tcBorders>
-              <w:top w:val="single" w:sz="8" w:space="0" w:color="70AD47" w:themeColor="accent6"/>
-              <w:left w:val="single" w:sz="8" w:space="0" w:color="70AD47" w:themeColor="accent6"/>
-              <w:bottom w:val="single" w:sz="8" w:space="0" w:color="70AD47" w:themeColor="accent6"/>
-              <w:right w:val="single" w:sz="8" w:space="0" w:color="70AD47" w:themeColor="accent6"/>
-            </w:tcBorders>
-            <w:tcMar>
-              <w:top w:w="100" w:type="dxa"/>
-              <w:left w:w="100" w:type="dxa"/>
-              <w:bottom w:w="100" w:type="dxa"/>
-              <w:right w:w="100" w:type="dxa"/>
-            </w:tcMar>
-          </w:tcPr>
-          <w:p>
-            <w:ins w:id="105" w:author="Claude" w:date="2026-10-19T00:00:00Z">
-              <w:r>
-                <w:rPr>
-                  <w:rFonts w:ascii="Arial" w:eastAsia="Arial" w:hAnsi="Arial" w:cs="Arial"/>
+              <w:top w:val="single" w:color="70AD47" w:themeColor="accent6" w:sz="8" w:space="0"/>
+              <w:left w:val="single" w:color="70AD47" w:themeColor="accent6" w:sz="8" w:space="0"/>
+              <w:bottom w:val="single" w:color="70AD47" w:themeColor="accent6" w:sz="8" w:space="0"/>
+              <w:right w:val="single" w:color="70AD47" w:themeColor="accent6" w:sz="8" w:space="0"/>
+            </w:tcBorders>
+            <w:tcMar>
+              <w:top w:w="100" w:type="dxa"/>
+              <w:left w:w="100" w:type="dxa"/>
+              <w:bottom w:w="100" w:type="dxa"/>
+              <w:right w:w="100" w:type="dxa"/>
+            </w:tcMar>
+          </w:tcPr>
+          <w:p>
+            <w:ins w:author="Claude" w:date="2026-10-19T00:00:00Z" w:id="105">
+              <w:r>
+                <w:rPr>
+                  <w:rFonts w:ascii="Arial" w:hAnsi="Arial" w:eastAsia="Arial" w:cs="Arial"/>
                   <w:color w:val="000000"/>
                   <w:sz w:val="22"/>
                   <w:szCs w:val="22"/>
@@ -4406,37 +4406,212 @@
           <w:tcPr>
             <w:tcW w:w="1400" w:type="dxa"/>
             <w:tcBorders>
-              <w:top w:val="single" w:sz="8" w:space="0" w:color="70AD47" w:themeColor="accent6"/>
-              <w:left w:val="single" w:sz="8" w:space="0" w:color="70AD47" w:themeColor="accent6"/>
-              <w:bottom w:val="single" w:sz="8" w:space="0" w:color="70AD47" w:themeColor="accent6"/>
-              <w:right w:val="single" w:sz="8" w:space="0" w:color="70AD47" w:themeColor="accent6"/>
-            </w:tcBorders>
-            <w:tcMar>
-              <w:top w:w="100" w:type="dxa"/>
-              <w:left w:w="100" w:type="dxa"/>
-              <w:bottom w:w="100" w:type="dxa"/>
-              <w:right w:w="100" w:type="dxa"/>
-            </w:tcMar>
-          </w:tcPr>
-          <w:p>
-            <w:r>
-              <w:rPr>
-                <w:rFonts w:ascii="Arial" w:eastAsia="Arial" w:hAnsi="Arial" w:cs="Arial"/>
+              <w:top w:val="single" w:color="70AD47" w:themeColor="accent6" w:sz="8" w:space="0"/>
+              <w:left w:val="single" w:color="70AD47" w:themeColor="accent6" w:sz="8" w:space="0"/>
+              <w:bottom w:val="single" w:color="70AD47" w:themeColor="accent6" w:sz="8" w:space="0"/>
+              <w:right w:val="single" w:color="70AD47" w:themeColor="accent6" w:sz="8" w:space="0"/>
+            </w:tcBorders>
+            <w:tcMar>
+              <w:top w:w="100" w:type="dxa"/>
+              <w:left w:w="100" w:type="dxa"/>
+              <w:bottom w:w="100" w:type="dxa"/>
+              <w:right w:w="100" w:type="dxa"/>
+            </w:tcMar>
+          </w:tcPr>
+          <w:p>
+            <w:r>
+              <w:rPr>
+                <w:rFonts w:ascii="Arial" w:hAnsi="Arial" w:eastAsia="Arial" w:cs="Arial"/>
                 <w:color w:val="000000"/>
                 <w:sz w:val="22"/>
                 <w:szCs w:val="22"/>
               </w:rPr>
               <w:t>Đã áp dụng</w:t>
             </w:r>
-            <w:bookmarkStart w:id="106" w:name="_GoBack"/>
+            <w:bookmarkStart w:name="_GoBack" w:id="106"/>
             <w:bookmarkEnd w:id="106"/>
+          </w:p>
+        </w:tc>
+      </w:tr>
+      <w:tr>
+        <w:trPr>
+          <w:cantSplit/>
+          <w:trHeight w:val="300"/>
+        </w:trPr>
+        <w:tc>
+          <w:tcPr>
+            <w:tcW w:w="639" w:type="dxa"/>
+            <w:tcBorders>
+              <w:top w:val="single" w:color="70AD47" w:themeColor="accent6" w:sz="8" w:space="0"/>
+              <w:left w:val="single" w:color="70AD47" w:themeColor="accent6" w:sz="8" w:space="0"/>
+              <w:bottom w:val="single" w:color="70AD47" w:themeColor="accent6" w:sz="8" w:space="0"/>
+              <w:right w:val="single" w:color="70AD47" w:themeColor="accent6" w:sz="8" w:space="0"/>
+            </w:tcBorders>
+            <w:tcMar>
+              <w:top w:w="100" w:type="dxa"/>
+              <w:left w:w="100" w:type="dxa"/>
+              <w:bottom w:w="100" w:type="dxa"/>
+              <w:right w:w="100" w:type="dxa"/>
+            </w:tcMar>
+          </w:tcPr>
+          <w:p>
+            <w:pPr>
+              <w:pStyle w:val="Normal"/>
+            </w:pPr>
+            <w:r>
+              <w:rPr>
+                <w:rFonts w:ascii="Arial" w:hAnsi="Arial" w:eastAsia="Arial" w:cs="Arial"/>
+                <w:color w:val="000000" w:themeColor="text1" w:themeTint="FF" w:themeShade="FF"/>
+                <w:sz w:val="22"/>
+                <w:szCs w:val="22"/>
+              </w:rPr>
+              <w:t>27</w:t>
+            </w:r>
+          </w:p>
+        </w:tc>
+        <w:tc>
+          <w:tcPr>
+            <w:tcW w:w="1700" w:type="dxa"/>
+            <w:tcBorders>
+              <w:top w:val="single" w:color="70AD47" w:themeColor="accent6" w:sz="8" w:space="0"/>
+              <w:left w:val="single" w:color="70AD47" w:themeColor="accent6" w:sz="8" w:space="0"/>
+              <w:bottom w:val="single" w:color="70AD47" w:themeColor="accent6" w:sz="8" w:space="0"/>
+              <w:right w:val="single" w:color="70AD47" w:themeColor="accent6" w:sz="8" w:space="0"/>
+            </w:tcBorders>
+            <w:tcMar>
+              <w:top w:w="100" w:type="dxa"/>
+              <w:left w:w="100" w:type="dxa"/>
+              <w:bottom w:w="100" w:type="dxa"/>
+              <w:right w:w="100" w:type="dxa"/>
+            </w:tcMar>
+          </w:tcPr>
+          <w:p>
+            <w:pPr>
+              <w:pStyle w:val="Normal"/>
+            </w:pPr>
+            <w:r>
+              <w:rPr>
+                <w:rFonts w:ascii="Arial" w:hAnsi="Arial" w:eastAsia="Arial" w:cs="Arial"/>
+                <w:noProof w:val="0"/>
+                <w:sz w:val="22"/>
+                <w:szCs w:val="22"/>
+                <w:lang w:val="en-US"/>
+              </w:rPr>
+              <w:t>Kiểm định tính chính xác của các KPI trên Dashboard 1 và 2</w:t>
+            </w:r>
+          </w:p>
+        </w:tc>
+        <w:tc>
+          <w:tcPr>
+            <w:tcW w:w="2451" w:type="dxa"/>
+            <w:tcBorders>
+              <w:top w:val="single" w:color="70AD47" w:themeColor="accent6" w:sz="8" w:space="0"/>
+              <w:left w:val="single" w:color="70AD47" w:themeColor="accent6" w:sz="8" w:space="0"/>
+              <w:bottom w:val="single" w:color="70AD47" w:themeColor="accent6" w:sz="8" w:space="0"/>
+              <w:right w:val="single" w:color="70AD47" w:themeColor="accent6" w:sz="8" w:space="0"/>
+            </w:tcBorders>
+            <w:tcMar>
+              <w:top w:w="100" w:type="dxa"/>
+              <w:left w:w="100" w:type="dxa"/>
+              <w:bottom w:w="100" w:type="dxa"/>
+              <w:right w:w="100" w:type="dxa"/>
+            </w:tcMar>
+          </w:tcPr>
+          <w:p>
+            <w:pPr>
+              <w:pStyle w:val="Normal"/>
+            </w:pPr>
+            <w:r>
+              <w:rPr>
+                <w:rFonts w:ascii="Arial" w:hAnsi="Arial" w:eastAsia="Arial" w:cs="Arial"/>
+                <w:noProof w:val="0"/>
+                <w:sz w:val="22"/>
+                <w:szCs w:val="22"/>
+                <w:lang w:val="en-US"/>
+              </w:rPr>
+              <w:t>Sử dụng Python (pandas) để tính độc lập các KPI từ dữ liệu CSV, đối chiếu với DAX trong Power BI.</w:t>
+            </w:r>
+          </w:p>
+        </w:tc>
+        <w:tc>
+          <w:tcPr>
+            <w:tcW w:w="3150" w:type="dxa"/>
+            <w:tcBorders>
+              <w:top w:val="single" w:color="70AD47" w:themeColor="accent6" w:sz="8" w:space="0"/>
+              <w:left w:val="single" w:color="70AD47" w:themeColor="accent6" w:sz="8" w:space="0"/>
+              <w:bottom w:val="single" w:color="70AD47" w:themeColor="accent6" w:sz="8" w:space="0"/>
+              <w:right w:val="single" w:color="70AD47" w:themeColor="accent6" w:sz="8" w:space="0"/>
+            </w:tcBorders>
+            <w:tcMar>
+              <w:top w:w="100" w:type="dxa"/>
+              <w:left w:w="100" w:type="dxa"/>
+              <w:bottom w:w="100" w:type="dxa"/>
+              <w:right w:w="100" w:type="dxa"/>
+            </w:tcMar>
+          </w:tcPr>
+          <w:p>
+            <w:pPr>
+              <w:pStyle w:val="Normal"/>
+            </w:pPr>
+            <w:r>
+              <w:rPr>
+                <w:rFonts w:ascii="Arial" w:hAnsi="Arial" w:eastAsia="Arial" w:cs="Arial"/>
+                <w:noProof w:val="0"/>
+                <w:sz w:val="22"/>
+                <w:szCs w:val="22"/>
+                <w:lang w:val="en-US"/>
+              </w:rPr>
+              <w:t>Kiểm tra Total Bookings, Completion Rate, Revenue, AOV, Revenue at Risk, Avg VTAT, Peak Hour Bookings, Peak-Hour Share và Weekend Uplift. Các giá trị kiểm tra khớp với Dashboard trong giới hạn làm tròn. Lưu script và kết quả CSV để tái kiểm định.</w:t>
+            </w:r>
+          </w:p>
+        </w:tc>
+        <w:tc>
+          <w:tcPr>
+            <w:tcW w:w="1400" w:type="dxa"/>
+            <w:tcBorders>
+              <w:top w:val="single" w:color="70AD47" w:themeColor="accent6" w:sz="8" w:space="0"/>
+              <w:left w:val="single" w:color="70AD47" w:themeColor="accent6" w:sz="8" w:space="0"/>
+              <w:bottom w:val="single" w:color="70AD47" w:themeColor="accent6" w:sz="8" w:space="0"/>
+              <w:right w:val="single" w:color="70AD47" w:themeColor="accent6" w:sz="8" w:space="0"/>
+            </w:tcBorders>
+            <w:tcMar>
+              <w:top w:w="100" w:type="dxa"/>
+              <w:left w:w="100" w:type="dxa"/>
+              <w:bottom w:w="100" w:type="dxa"/>
+              <w:right w:w="100" w:type="dxa"/>
+            </w:tcMar>
+          </w:tcPr>
+          <w:p>
+            <w:pPr>
+              <w:pStyle w:val="Normal"/>
+            </w:pPr>
+            <w:r>
+              <w:rPr>
+                <w:rFonts w:ascii="Arial" w:hAnsi="Arial" w:eastAsia="Arial" w:cs="Arial"/>
+                <w:color w:val="000000" w:themeColor="text1" w:themeTint="FF" w:themeShade="FF"/>
+                <w:sz w:val="22"/>
+                <w:szCs w:val="22"/>
+              </w:rPr>
+              <w:t>Đã áp dụng</w:t>
+            </w:r>
+          </w:p>
+          <w:p>
+            <w:pPr>
+              <w:pStyle w:val="Normal"/>
+              <w:rPr>
+                <w:rFonts w:ascii="Arial" w:hAnsi="Arial" w:eastAsia="Arial" w:cs="Arial"/>
+                <w:color w:val="000000" w:themeColor="text1" w:themeTint="FF" w:themeShade="FF"/>
+                <w:sz w:val="22"/>
+                <w:szCs w:val="22"/>
+              </w:rPr>
+            </w:pPr>
           </w:p>
         </w:tc>
       </w:tr>
     </w:tbl>
     <w:p/>
     <w:sectPr>
-      <w:pgSz w:w="12240" w:h="15840"/>
+      <w:pgSz w:w="12240" w:h="15840" w:orient="portrait"/>
       <w:pgMar w:top="1440" w:right="1440" w:bottom="1440" w:left="1440" w:header="708" w:footer="708" w:gutter="0"/>
       <w:cols w:space="720"/>
       <w:docGrid w:linePitch="360"/>
@@ -4547,7 +4722,7 @@
   <w:docDefaults>
     <w:rPrDefault>
       <w:rPr>
-        <w:rFonts w:ascii="Times New Roman" w:eastAsia="Times New Roman" w:hAnsi="Times New Roman" w:cs="Times New Roman"/>
+        <w:rFonts w:ascii="Times New Roman" w:hAnsi="Times New Roman" w:eastAsia="Times New Roman" w:cs="Times New Roman"/>
         <w:lang w:val="en-US" w:eastAsia="en-US" w:bidi="ar-SA"/>
       </w:rPr>
     </w:rPrDefault>
@@ -4556,14 +4731,14 @@
   <w:latentStyles w:defLockedState="0" w:defUIPriority="99" w:defSemiHidden="0" w:defUnhideWhenUsed="0" w:defQFormat="0" w:count="371">
     <w:lsdException w:name="Normal" w:uiPriority="0" w:qFormat="1"/>
     <w:lsdException w:name="heading 1" w:uiPriority="9" w:qFormat="1"/>
-    <w:lsdException w:name="heading 2" w:semiHidden="1" w:uiPriority="9" w:unhideWhenUsed="1" w:qFormat="1"/>
-    <w:lsdException w:name="heading 3" w:semiHidden="1" w:uiPriority="9" w:unhideWhenUsed="1" w:qFormat="1"/>
-    <w:lsdException w:name="heading 4" w:semiHidden="1" w:uiPriority="9" w:unhideWhenUsed="1" w:qFormat="1"/>
-    <w:lsdException w:name="heading 5" w:semiHidden="1" w:uiPriority="9" w:unhideWhenUsed="1" w:qFormat="1"/>
-    <w:lsdException w:name="heading 6" w:semiHidden="1" w:uiPriority="9" w:unhideWhenUsed="1" w:qFormat="1"/>
-    <w:lsdException w:name="heading 7" w:semiHidden="1" w:uiPriority="9" w:unhideWhenUsed="1" w:qFormat="1"/>
-    <w:lsdException w:name="heading 8" w:semiHidden="1" w:uiPriority="9" w:unhideWhenUsed="1" w:qFormat="1"/>
-    <w:lsdException w:name="heading 9" w:semiHidden="1" w:uiPriority="9" w:unhideWhenUsed="1" w:qFormat="1"/>
+    <w:lsdException w:name="heading 2" w:uiPriority="9" w:semiHidden="1" w:unhideWhenUsed="1" w:qFormat="1"/>
+    <w:lsdException w:name="heading 3" w:uiPriority="9" w:semiHidden="1" w:unhideWhenUsed="1" w:qFormat="1"/>
+    <w:lsdException w:name="heading 4" w:uiPriority="9" w:semiHidden="1" w:unhideWhenUsed="1" w:qFormat="1"/>
+    <w:lsdException w:name="heading 5" w:uiPriority="9" w:semiHidden="1" w:unhideWhenUsed="1" w:qFormat="1"/>
+    <w:lsdException w:name="heading 6" w:uiPriority="9" w:semiHidden="1" w:unhideWhenUsed="1" w:qFormat="1"/>
+    <w:lsdException w:name="heading 7" w:uiPriority="9" w:semiHidden="1" w:unhideWhenUsed="1" w:qFormat="1"/>
+    <w:lsdException w:name="heading 8" w:uiPriority="9" w:semiHidden="1" w:unhideWhenUsed="1" w:qFormat="1"/>
+    <w:lsdException w:name="heading 9" w:uiPriority="9" w:semiHidden="1" w:unhideWhenUsed="1" w:qFormat="1"/>
     <w:lsdException w:name="index 1" w:semiHidden="1" w:unhideWhenUsed="1"/>
     <w:lsdException w:name="index 2" w:semiHidden="1" w:unhideWhenUsed="1"/>
     <w:lsdException w:name="index 3" w:semiHidden="1" w:unhideWhenUsed="1"/>
@@ -4573,22 +4748,22 @@
     <w:lsdException w:name="index 7" w:semiHidden="1" w:unhideWhenUsed="1"/>
     <w:lsdException w:name="index 8" w:semiHidden="1" w:unhideWhenUsed="1"/>
     <w:lsdException w:name="index 9" w:semiHidden="1" w:unhideWhenUsed="1"/>
-    <w:lsdException w:name="toc 1" w:semiHidden="1" w:uiPriority="39" w:unhideWhenUsed="1"/>
-    <w:lsdException w:name="toc 2" w:semiHidden="1" w:uiPriority="39" w:unhideWhenUsed="1"/>
-    <w:lsdException w:name="toc 3" w:semiHidden="1" w:uiPriority="39" w:unhideWhenUsed="1"/>
-    <w:lsdException w:name="toc 4" w:semiHidden="1" w:uiPriority="39" w:unhideWhenUsed="1"/>
-    <w:lsdException w:name="toc 5" w:semiHidden="1" w:uiPriority="39" w:unhideWhenUsed="1"/>
-    <w:lsdException w:name="toc 6" w:semiHidden="1" w:uiPriority="39" w:unhideWhenUsed="1"/>
-    <w:lsdException w:name="toc 7" w:semiHidden="1" w:uiPriority="39" w:unhideWhenUsed="1"/>
-    <w:lsdException w:name="toc 8" w:semiHidden="1" w:uiPriority="39" w:unhideWhenUsed="1"/>
-    <w:lsdException w:name="toc 9" w:semiHidden="1" w:uiPriority="39" w:unhideWhenUsed="1"/>
+    <w:lsdException w:name="toc 1" w:uiPriority="39" w:semiHidden="1" w:unhideWhenUsed="1"/>
+    <w:lsdException w:name="toc 2" w:uiPriority="39" w:semiHidden="1" w:unhideWhenUsed="1"/>
+    <w:lsdException w:name="toc 3" w:uiPriority="39" w:semiHidden="1" w:unhideWhenUsed="1"/>
+    <w:lsdException w:name="toc 4" w:uiPriority="39" w:semiHidden="1" w:unhideWhenUsed="1"/>
+    <w:lsdException w:name="toc 5" w:uiPriority="39" w:semiHidden="1" w:unhideWhenUsed="1"/>
+    <w:lsdException w:name="toc 6" w:uiPriority="39" w:semiHidden="1" w:unhideWhenUsed="1"/>
+    <w:lsdException w:name="toc 7" w:uiPriority="39" w:semiHidden="1" w:unhideWhenUsed="1"/>
+    <w:lsdException w:name="toc 8" w:uiPriority="39" w:semiHidden="1" w:unhideWhenUsed="1"/>
+    <w:lsdException w:name="toc 9" w:uiPriority="39" w:semiHidden="1" w:unhideWhenUsed="1"/>
     <w:lsdException w:name="Normal Indent" w:semiHidden="1" w:unhideWhenUsed="1"/>
     <w:lsdException w:name="footnote text" w:semiHidden="1" w:unhideWhenUsed="1"/>
     <w:lsdException w:name="annotation text" w:semiHidden="1" w:unhideWhenUsed="1"/>
     <w:lsdException w:name="header" w:semiHidden="1" w:unhideWhenUsed="1"/>
     <w:lsdException w:name="footer" w:semiHidden="1" w:unhideWhenUsed="1"/>
     <w:lsdException w:name="index heading" w:semiHidden="1" w:unhideWhenUsed="1"/>
-    <w:lsdException w:name="caption" w:semiHidden="1" w:uiPriority="35" w:unhideWhenUsed="1" w:qFormat="1"/>
+    <w:lsdException w:name="caption" w:uiPriority="35" w:semiHidden="1" w:unhideWhenUsed="1" w:qFormat="1"/>
     <w:lsdException w:name="table of figures" w:semiHidden="1" w:unhideWhenUsed="1"/>
     <w:lsdException w:name="envelope address" w:semiHidden="1" w:unhideWhenUsed="1"/>
     <w:lsdException w:name="envelope return" w:semiHidden="1" w:unhideWhenUsed="1"/>
@@ -4619,7 +4794,7 @@
     <w:lsdException w:name="Title" w:uiPriority="10" w:qFormat="1"/>
     <w:lsdException w:name="Closing" w:semiHidden="1" w:unhideWhenUsed="1"/>
     <w:lsdException w:name="Signature" w:semiHidden="1" w:unhideWhenUsed="1"/>
-    <w:lsdException w:name="Default Paragraph Font" w:semiHidden="1" w:uiPriority="1" w:unhideWhenUsed="1"/>
+    <w:lsdException w:name="Default Paragraph Font" w:uiPriority="1" w:semiHidden="1" w:unhideWhenUsed="1"/>
     <w:lsdException w:name="Body Text" w:semiHidden="1" w:unhideWhenUsed="1"/>
     <w:lsdException w:name="Body Text Indent" w:semiHidden="1" w:unhideWhenUsed="1"/>
     <w:lsdException w:name="List Continue" w:semiHidden="1" w:unhideWhenUsed="1"/>
@@ -4819,8 +4994,8 @@
     <w:lsdException w:name="Subtle Reference" w:uiPriority="31" w:qFormat="1"/>
     <w:lsdException w:name="Intense Reference" w:uiPriority="32" w:qFormat="1"/>
     <w:lsdException w:name="Book Title" w:uiPriority="33" w:qFormat="1"/>
-    <w:lsdException w:name="Bibliography" w:semiHidden="1" w:uiPriority="37" w:unhideWhenUsed="1"/>
-    <w:lsdException w:name="TOC Heading" w:semiHidden="1" w:uiPriority="39" w:unhideWhenUsed="1" w:qFormat="1"/>
+    <w:lsdException w:name="Bibliography" w:uiPriority="37" w:semiHidden="1" w:unhideWhenUsed="1"/>
+    <w:lsdException w:name="TOC Heading" w:uiPriority="39" w:semiHidden="1" w:unhideWhenUsed="1" w:qFormat="1"/>
     <w:lsdException w:name="Plain Table 1" w:uiPriority="41"/>
     <w:lsdException w:name="Plain Table 2" w:uiPriority="42"/>
     <w:lsdException w:name="Plain Table 3" w:uiPriority="43"/>
@@ -4926,7 +5101,7 @@
     <w:lsdException w:name="List Table 6 Colorful Accent 6" w:uiPriority="51"/>
     <w:lsdException w:name="List Table 7 Colorful Accent 6" w:uiPriority="52"/>
   </w:latentStyles>
-  <w:style w:type="paragraph" w:default="1" w:styleId="Normal">
+  <w:style w:type="paragraph" w:styleId="Normal" w:default="1">
     <w:name w:val="Normal"/>
     <w:qFormat/>
   </w:style>
@@ -5010,13 +5185,13 @@
       <w:color w:val="1F4D78"/>
     </w:rPr>
   </w:style>
-  <w:style w:type="character" w:default="1" w:styleId="DefaultParagraphFont">
+  <w:style w:type="character" w:styleId="DefaultParagraphFont" w:default="1">
     <w:name w:val="Default Paragraph Font"/>
     <w:uiPriority w:val="1"/>
     <w:semiHidden/>
     <w:unhideWhenUsed/>
   </w:style>
-  <w:style w:type="table" w:default="1" w:styleId="TableNormal">
+  <w:style w:type="table" w:styleId="TableNormal" w:default="1">
     <w:name w:val="Normal Table"/>
     <w:uiPriority w:val="99"/>
     <w:semiHidden/>
@@ -5031,7 +5206,7 @@
       </w:tblCellMar>
     </w:tblPr>
   </w:style>
-  <w:style w:type="numbering" w:default="1" w:styleId="NoList">
+  <w:style w:type="numbering" w:styleId="NoList" w:default="1">
     <w:name w:val="No List"/>
     <w:uiPriority w:val="99"/>
     <w:semiHidden/>
@@ -5047,7 +5222,7 @@
       <w:szCs w:val="56"/>
     </w:rPr>
   </w:style>
-  <w:style w:type="paragraph" w:customStyle="1" w:styleId="Strong1">
+  <w:style w:type="paragraph" w:styleId="Strong1" w:customStyle="1">
     <w:name w:val="Strong1"/>
     <w:basedOn w:val="Normal"/>
     <w:next w:val="Normal"/>
@@ -5088,7 +5263,7 @@
     <w:semiHidden/>
     <w:unhideWhenUsed/>
   </w:style>
-  <w:style w:type="character" w:customStyle="1" w:styleId="FootnoteTextChar">
+  <w:style w:type="character" w:styleId="FootnoteTextChar" w:customStyle="1">
     <w:name w:val="Footnote Text Char"/>
     <w:link w:val="FootnoteText"/>
     <w:uiPriority w:val="99"/>
@@ -5116,7 +5291,7 @@
     <w:semiHidden/>
     <w:unhideWhenUsed/>
   </w:style>
-  <w:style w:type="character" w:customStyle="1" w:styleId="EndnoteTextChar">
+  <w:style w:type="character" w:styleId="EndnoteTextChar" w:customStyle="1">
     <w:name w:val="Endnote Text Char"/>
     <w:link w:val="EndnoteText"/>
     <w:uiPriority w:val="99"/>
@@ -5131,7 +5306,7 @@
 </file>
 
 <file path=word/theme/theme1.xml><?xml version="1.0" encoding="utf-8"?>
-<a:theme xmlns:a="http://schemas.openxmlformats.org/drawingml/2006/main" name="Office Theme">
+<a:theme xmlns:a="http://schemas.openxmlformats.org/drawingml/2006/main" xmlns:thm15="http://schemas.microsoft.com/office/thememl/2012/main" name="Office Theme">
   <a:themeElements>
     <a:clrScheme name="Office">
       <a:dk1>
